--- a/42SI Stvorennja IDE/2/SI_KNT-122_Onyshchenko_19_PR2.docx
+++ b/42SI Stvorennja IDE/2/SI_KNT-122_Onyshchenko_19_PR2.docx
@@ -334,30 +334,7 @@
         <w:tab/>
         <w:tab/>
         <w:tab/>
-      </w:r>
-      <w:r>
-        <w:rPr/>
-        <w:t>Дейнега</w:t>
-      </w:r>
-      <w:r>
-        <w:rPr/>
-        <w:t xml:space="preserve"> </w:t>
-      </w:r>
-      <w:r>
-        <w:rPr/>
-        <w:t>Л</w:t>
-      </w:r>
-      <w:r>
-        <w:rPr/>
-        <w:t>.</w:t>
-      </w:r>
-      <w:r>
-        <w:rPr/>
-        <w:t>Ю</w:t>
-      </w:r>
-      <w:r>
-        <w:rPr/>
-        <w:t>.</w:t>
+        <w:t>Дейнега Л.Ю.</w:t>
       </w:r>
     </w:p>
     <w:p>
@@ -551,19 +528,7 @@
         <w:rPr>
           <w:lang w:val="uk-UA"/>
         </w:rPr>
-        <w:t xml:space="preserve">2. Визначити граматику для виконання </w:t>
-      </w:r>
-      <w:r>
-        <w:rPr>
-          <w:lang w:val="uk-UA"/>
-        </w:rPr>
-        <w:t>синтаксичного</w:t>
-      </w:r>
-      <w:r>
-        <w:rPr>
-          <w:lang w:val="uk-UA"/>
-        </w:rPr>
-        <w:t xml:space="preserve"> аналізу програм мовою, заданою у відповідності з індивідуальним завданням з додатку А, узгодженим з викладачем.</w:t>
+        <w:t>2. Визначити граматику для виконання синтаксичного аналізу програм мовою, заданою у відповідності з індивідуальним завданням з додатку А, узгодженим з викладачем.</w:t>
       </w:r>
     </w:p>
     <w:p>
@@ -621,13 +586,7 @@
         <w:rPr>
           <w:lang w:val="uk-UA"/>
         </w:rPr>
-        <w:t xml:space="preserve">. </w:t>
-      </w:r>
-      <w:r>
-        <w:rPr>
-          <w:lang w:val="uk-UA"/>
-        </w:rPr>
-        <w:t xml:space="preserve">Розробити програмне забезпечення за допомогою генератора </w:t>
+        <w:t xml:space="preserve">. Розробити програмне забезпечення за допомогою генератора </w:t>
       </w:r>
       <w:r>
         <w:rPr>
@@ -735,33 +694,21 @@
         <w:rPr>
           <w:lang w:val="uk-UA"/>
         </w:rPr>
-        <w:t>5</w:t>
-      </w:r>
-      <w:r>
-        <w:rPr>
-          <w:lang w:val="uk-UA"/>
-        </w:rPr>
-        <w:t>. Оформити звіт.</w:t>
-      </w:r>
-    </w:p>
-    <w:p>
-      <w:pPr>
-        <w:pStyle w:val="p11"/>
-        <w:rPr>
-          <w:lang w:val="uk-UA"/>
-        </w:rPr>
-      </w:pPr>
-      <w:r>
-        <w:rPr>
-          <w:lang w:val="uk-UA"/>
-        </w:rPr>
-        <w:t>6</w:t>
-      </w:r>
-      <w:r>
-        <w:rPr>
-          <w:lang w:val="uk-UA"/>
-        </w:rPr>
-        <w:t>. Відповісти на контрольні питання.</w:t>
+        <w:t>5. Оформити звіт.</w:t>
+      </w:r>
+    </w:p>
+    <w:p>
+      <w:pPr>
+        <w:pStyle w:val="p11"/>
+        <w:rPr>
+          <w:lang w:val="uk-UA"/>
+        </w:rPr>
+      </w:pPr>
+      <w:r>
+        <w:rPr>
+          <w:lang w:val="uk-UA"/>
+        </w:rPr>
+        <w:t>6. Відповісти на контрольні питання.</w:t>
       </w:r>
     </w:p>
     <w:p>
@@ -870,7 +817,7 @@
     <w:pPr>
       <w:widowControl/>
       <w:suppressAutoHyphens w:val="true"/>
-      <w:overflowPunct w:val="true"/>
+      <w:overflowPunct w:val="false"/>
       <w:bidi w:val="0"/>
       <w:spacing w:lineRule="auto" w:line="360" w:before="0" w:after="0"/>
       <w:ind w:firstLine="851"/>
@@ -1209,12 +1156,12 @@
       <w:lang w:val="en-US" w:eastAsia="uk-UA"/>
     </w:rPr>
   </w:style>
-  <w:style w:type="character" w:styleId="Style12">
-    <w:name w:val="Символ нумерації"/>
-    <w:qFormat/>
-    <w:rPr/>
-  </w:style>
-  <w:style w:type="paragraph" w:styleId="Style13">
+  <w:style w:type="character" w:styleId="user">
+    <w:name w:val="Символ нумерації (user)"/>
+    <w:qFormat/>
+    <w:rPr/>
+  </w:style>
+  <w:style w:type="paragraph" w:styleId="Style12">
     <w:name w:val="Заголовок"/>
     <w:basedOn w:val="Normal"/>
     <w:next w:val="BodyText"/>
@@ -1224,7 +1171,7 @@
       <w:spacing w:before="240" w:after="120"/>
     </w:pPr>
     <w:rPr>
-      <w:rFonts w:ascii="Liberation Sans" w:hAnsi="Liberation Sans" w:eastAsia="Microsoft YaHei" w:cs="Lucida Sans"/>
+      <w:rFonts w:ascii="Liberation Sans" w:hAnsi="Liberation Sans" w:eastAsia="Microsoft YaHei" w:cs="Arial Unicode MS"/>
       <w:sz w:val="28"/>
       <w:szCs w:val="28"/>
     </w:rPr>
@@ -1261,7 +1208,7 @@
       <w:szCs w:val="24"/>
     </w:rPr>
   </w:style>
-  <w:style w:type="paragraph" w:styleId="Style14">
+  <w:style w:type="paragraph" w:styleId="Style13">
     <w:name w:val="Покажчик"/>
     <w:basedOn w:val="Normal"/>
     <w:qFormat/>
@@ -1269,10 +1216,10 @@
       <w:suppressLineNumbers/>
     </w:pPr>
     <w:rPr>
-      <w:rFonts w:cs="Lucida Sans"/>
-    </w:rPr>
-  </w:style>
-  <w:style w:type="paragraph" w:styleId="user">
+      <w:rFonts w:cs="Arial Unicode MS"/>
+    </w:rPr>
+  </w:style>
+  <w:style w:type="paragraph" w:styleId="user1">
     <w:name w:val="Заголовок (user)"/>
     <w:basedOn w:val="Normal"/>
     <w:next w:val="BodyText"/>
@@ -1282,12 +1229,12 @@
       <w:spacing w:before="240" w:after="120"/>
     </w:pPr>
     <w:rPr>
-      <w:rFonts w:ascii="Liberation Sans" w:hAnsi="Liberation Sans" w:eastAsia="Microsoft YaHei" w:cs="Arial Unicode MS"/>
+      <w:rFonts w:ascii="Liberation Sans" w:hAnsi="Liberation Sans" w:eastAsia="Microsoft YaHei" w:cs="Lucida Sans"/>
       <w:sz w:val="28"/>
       <w:szCs w:val="28"/>
     </w:rPr>
   </w:style>
-  <w:style w:type="paragraph" w:styleId="user1">
+  <w:style w:type="paragraph" w:styleId="user2">
     <w:name w:val="Покажчик (user)"/>
     <w:basedOn w:val="Normal"/>
     <w:qFormat/>
@@ -1295,12 +1242,12 @@
       <w:suppressLineNumbers/>
     </w:pPr>
     <w:rPr>
-      <w:rFonts w:cs="Arial Unicode MS"/>
+      <w:rFonts w:cs="Lucida Sans"/>
     </w:rPr>
   </w:style>
   <w:style w:type="paragraph" w:styleId="IndexHeading">
     <w:name w:val="index heading"/>
-    <w:basedOn w:val="user"/>
+    <w:basedOn w:val="Style12"/>
     <w:pPr/>
     <w:rPr/>
   </w:style>
@@ -1555,8 +1502,8 @@
     </w:pPr>
     <w:rPr/>
   </w:style>
-  <w:style w:type="paragraph" w:styleId="user2">
-    <w:name w:val="Верхній і нижній колонтитули (user)"/>
+  <w:style w:type="paragraph" w:styleId="Style14">
+    <w:name w:val="Верхній і нижній колонтитули"/>
     <w:basedOn w:val="Normal"/>
     <w:qFormat/>
     <w:pPr>
@@ -1569,8 +1516,8 @@
     </w:pPr>
     <w:rPr/>
   </w:style>
-  <w:style w:type="paragraph" w:styleId="Style15">
-    <w:name w:val="Верхній і нижній колонтитули"/>
+  <w:style w:type="paragraph" w:styleId="user3">
+    <w:name w:val="Верхній і нижній колонтитули (user)"/>
     <w:basedOn w:val="Normal"/>
     <w:qFormat/>
     <w:pPr/>
@@ -1578,14 +1525,14 @@
   </w:style>
   <w:style w:type="paragraph" w:styleId="Footer">
     <w:name w:val="footer"/>
-    <w:basedOn w:val="user2"/>
+    <w:basedOn w:val="Style14"/>
     <w:pPr>
       <w:suppressLineNumbers/>
     </w:pPr>
     <w:rPr/>
   </w:style>
-  <w:style w:type="numbering" w:styleId="user3">
-    <w:name w:val="Без маркерів (user)"/>
+  <w:style w:type="numbering" w:styleId="Style15">
+    <w:name w:val="Без маркерів"/>
     <w:qFormat/>
   </w:style>
 </w:styles>

--- a/42SI Stvorennja IDE/2/SI_KNT-122_Onyshchenko_19_PR2.docx
+++ b/42SI Stvorennja IDE/2/SI_KNT-122_Onyshchenko_19_PR2.docx
@@ -8,12 +8,13 @@
         <w:ind w:hanging="0"/>
         <w:jc w:val="center"/>
         <w:rPr>
+          <w:color w:val="auto"/>
+        </w:rPr>
+      </w:pPr>
+      <w:r>
+        <w:rPr>
           <w:b/>
-        </w:rPr>
-      </w:pPr>
-      <w:r>
-        <w:rPr>
-          <w:b/>
+          <w:color w:val="auto"/>
         </w:rPr>
         <w:t>Міністерство освіти і науки України</w:t>
       </w:r>
@@ -24,12 +25,13 @@
         <w:ind w:hanging="0"/>
         <w:jc w:val="center"/>
         <w:rPr>
+          <w:color w:val="auto"/>
+        </w:rPr>
+      </w:pPr>
+      <w:r>
+        <w:rPr>
           <w:b/>
-        </w:rPr>
-      </w:pPr>
-      <w:r>
-        <w:rPr>
-          <w:b/>
+          <w:color w:val="auto"/>
         </w:rPr>
         <w:t>Національний університет «Запорізька політехніка»</w:t>
       </w:r>
@@ -39,10 +41,14 @@
         <w:pStyle w:val="p11"/>
         <w:ind w:hanging="0"/>
         <w:jc w:val="right"/>
-        <w:rPr/>
+        <w:rPr>
+          <w:color w:val="auto"/>
+        </w:rPr>
       </w:pPr>
       <w:r>
-        <w:rPr/>
+        <w:rPr>
+          <w:color w:val="auto"/>
+        </w:rPr>
         <w:t>Кафедра програмних засобів</w:t>
       </w:r>
     </w:p>
@@ -50,50 +56,70 @@
       <w:pPr>
         <w:pStyle w:val="p11"/>
         <w:ind w:hanging="0"/>
-        <w:rPr/>
+        <w:rPr>
+          <w:color w:val="auto"/>
+        </w:rPr>
       </w:pPr>
       <w:r>
-        <w:rPr/>
+        <w:rPr>
+          <w:color w:val="auto"/>
+        </w:rPr>
       </w:r>
     </w:p>
     <w:p>
       <w:pPr>
         <w:pStyle w:val="p11"/>
         <w:ind w:hanging="0"/>
-        <w:rPr/>
+        <w:rPr>
+          <w:color w:val="auto"/>
+        </w:rPr>
       </w:pPr>
       <w:r>
-        <w:rPr/>
+        <w:rPr>
+          <w:color w:val="auto"/>
+        </w:rPr>
       </w:r>
     </w:p>
     <w:p>
       <w:pPr>
         <w:pStyle w:val="p11"/>
         <w:ind w:hanging="0"/>
-        <w:rPr/>
+        <w:rPr>
+          <w:color w:val="auto"/>
+        </w:rPr>
       </w:pPr>
       <w:r>
-        <w:rPr/>
+        <w:rPr>
+          <w:color w:val="auto"/>
+        </w:rPr>
       </w:r>
     </w:p>
     <w:p>
       <w:pPr>
         <w:pStyle w:val="p11"/>
         <w:ind w:hanging="0"/>
-        <w:rPr/>
+        <w:rPr>
+          <w:color w:val="auto"/>
+        </w:rPr>
       </w:pPr>
       <w:r>
-        <w:rPr/>
+        <w:rPr>
+          <w:color w:val="auto"/>
+        </w:rPr>
       </w:r>
     </w:p>
     <w:p>
       <w:pPr>
         <w:pStyle w:val="p11"/>
         <w:ind w:hanging="0"/>
-        <w:rPr/>
+        <w:rPr>
+          <w:color w:val="auto"/>
+        </w:rPr>
       </w:pPr>
       <w:r>
-        <w:rPr/>
+        <w:rPr>
+          <w:color w:val="auto"/>
+        </w:rPr>
       </w:r>
     </w:p>
     <w:p>
@@ -101,10 +127,14 @@
         <w:pStyle w:val="p11"/>
         <w:ind w:hanging="0"/>
         <w:jc w:val="center"/>
-        <w:rPr/>
+        <w:rPr>
+          <w:color w:val="auto"/>
+        </w:rPr>
       </w:pPr>
       <w:r>
-        <w:rPr/>
+        <w:rPr>
+          <w:color w:val="auto"/>
+        </w:rPr>
         <w:t>ЗВІТ</w:t>
       </w:r>
     </w:p>
@@ -113,10 +143,14 @@
         <w:pStyle w:val="p11"/>
         <w:ind w:hanging="0"/>
         <w:jc w:val="center"/>
-        <w:rPr/>
+        <w:rPr>
+          <w:color w:val="auto"/>
+        </w:rPr>
       </w:pPr>
       <w:r>
-        <w:rPr/>
+        <w:rPr>
+          <w:color w:val="auto"/>
+        </w:rPr>
         <w:t>Дисципліна «Створення інтегрованих середовищ розробки»</w:t>
       </w:r>
     </w:p>
@@ -129,16 +163,21 @@
           <w:tab w:val="center" w:pos="4535" w:leader="none"/>
         </w:tabs>
         <w:ind w:hanging="0"/>
-        <w:rPr/>
+        <w:rPr>
+          <w:color w:val="auto"/>
+        </w:rPr>
       </w:pPr>
       <w:r>
-        <w:rPr/>
+        <w:rPr>
+          <w:color w:val="auto"/>
+        </w:rPr>
         <w:tab/>
         <w:tab/>
         <w:t>Робота №</w:t>
       </w:r>
       <w:r>
         <w:rPr>
+          <w:color w:val="auto"/>
           <w:lang w:val="en-US"/>
         </w:rPr>
         <w:t>2</w:t>
@@ -149,20 +188,27 @@
         <w:pStyle w:val="p11"/>
         <w:ind w:hanging="0"/>
         <w:jc w:val="center"/>
-        <w:rPr/>
+        <w:rPr>
+          <w:color w:val="auto"/>
+        </w:rPr>
       </w:pPr>
       <w:r>
-        <w:rPr/>
+        <w:rPr>
+          <w:color w:val="auto"/>
+        </w:rPr>
         <w:t>Тема «</w:t>
       </w:r>
       <w:r>
         <w:rPr>
+          <w:color w:val="auto"/>
           <w:lang w:val="uk-UA"/>
         </w:rPr>
         <w:t>Синтаксичний</w:t>
       </w:r>
       <w:r>
-        <w:rPr/>
+        <w:rPr>
+          <w:color w:val="auto"/>
+        </w:rPr>
         <w:t xml:space="preserve"> аналізатор»</w:t>
       </w:r>
     </w:p>
@@ -171,64 +217,92 @@
         <w:pStyle w:val="p11"/>
         <w:ind w:hanging="0"/>
         <w:jc w:val="center"/>
-        <w:rPr/>
+        <w:rPr>
+          <w:color w:val="auto"/>
+        </w:rPr>
       </w:pPr>
       <w:r>
-        <w:rPr/>
+        <w:rPr>
+          <w:color w:val="auto"/>
+        </w:rPr>
       </w:r>
     </w:p>
     <w:p>
       <w:pPr>
         <w:pStyle w:val="p11"/>
-        <w:rPr/>
+        <w:rPr>
+          <w:color w:val="auto"/>
+        </w:rPr>
       </w:pPr>
       <w:r>
-        <w:rPr/>
+        <w:rPr>
+          <w:color w:val="auto"/>
+        </w:rPr>
       </w:r>
     </w:p>
     <w:p>
       <w:pPr>
         <w:pStyle w:val="p11"/>
-        <w:rPr/>
+        <w:rPr>
+          <w:color w:val="auto"/>
+        </w:rPr>
       </w:pPr>
       <w:r>
-        <w:rPr/>
+        <w:rPr>
+          <w:color w:val="auto"/>
+        </w:rPr>
       </w:r>
     </w:p>
     <w:p>
       <w:pPr>
         <w:pStyle w:val="p11"/>
-        <w:rPr/>
+        <w:rPr>
+          <w:color w:val="auto"/>
+        </w:rPr>
       </w:pPr>
       <w:r>
-        <w:rPr/>
+        <w:rPr>
+          <w:color w:val="auto"/>
+        </w:rPr>
       </w:r>
     </w:p>
     <w:p>
       <w:pPr>
         <w:pStyle w:val="p11"/>
-        <w:rPr/>
+        <w:rPr>
+          <w:color w:val="auto"/>
+        </w:rPr>
       </w:pPr>
       <w:r>
-        <w:rPr/>
+        <w:rPr>
+          <w:color w:val="auto"/>
+        </w:rPr>
       </w:r>
     </w:p>
     <w:p>
       <w:pPr>
         <w:pStyle w:val="p11"/>
-        <w:rPr/>
+        <w:rPr>
+          <w:color w:val="auto"/>
+        </w:rPr>
       </w:pPr>
       <w:r>
-        <w:rPr/>
+        <w:rPr>
+          <w:color w:val="auto"/>
+        </w:rPr>
       </w:r>
     </w:p>
     <w:p>
       <w:pPr>
         <w:pStyle w:val="p11"/>
-        <w:rPr/>
+        <w:rPr>
+          <w:color w:val="auto"/>
+        </w:rPr>
       </w:pPr>
       <w:r>
-        <w:rPr/>
+        <w:rPr>
+          <w:color w:val="auto"/>
+        </w:rPr>
       </w:r>
     </w:p>
     <w:p>
@@ -241,14 +315,14 @@
         <w:ind w:hanging="0" w:left="0" w:right="0"/>
         <w:jc w:val="left"/>
         <w:rPr>
+          <w:color w:val="auto"/>
+        </w:rPr>
+      </w:pPr>
+      <w:r>
+        <w:rPr>
           <w:b/>
           <w:bCs/>
-        </w:rPr>
-      </w:pPr>
-      <w:r>
-        <w:rPr>
-          <w:b/>
-          <w:bCs/>
+          <w:color w:val="auto"/>
         </w:rPr>
         <w:t>Виконав варіант 19</w:t>
       </w:r>
@@ -262,10 +336,14 @@
         <w:spacing w:lineRule="auto" w:line="360" w:before="0" w:after="0"/>
         <w:ind w:hanging="0" w:left="0" w:right="0"/>
         <w:jc w:val="left"/>
-        <w:rPr/>
+        <w:rPr>
+          <w:color w:val="auto"/>
+        </w:rPr>
       </w:pPr>
       <w:r>
-        <w:rPr/>
+        <w:rPr>
+          <w:color w:val="auto"/>
+        </w:rPr>
         <w:t xml:space="preserve">Студент КНТ-122 </w:t>
         <w:tab/>
         <w:tab/>
@@ -285,10 +363,14 @@
         <w:spacing w:lineRule="auto" w:line="360" w:before="0" w:after="0"/>
         <w:ind w:hanging="0" w:left="0" w:right="0"/>
         <w:jc w:val="left"/>
-        <w:rPr/>
+        <w:rPr>
+          <w:color w:val="auto"/>
+        </w:rPr>
       </w:pPr>
       <w:r>
-        <w:rPr/>
+        <w:rPr>
+          <w:color w:val="auto"/>
+        </w:rPr>
       </w:r>
     </w:p>
     <w:p>
@@ -301,14 +383,14 @@
         <w:ind w:hanging="0" w:left="0" w:right="0"/>
         <w:jc w:val="left"/>
         <w:rPr>
+          <w:color w:val="auto"/>
+        </w:rPr>
+      </w:pPr>
+      <w:r>
+        <w:rPr>
           <w:b/>
           <w:bCs/>
-        </w:rPr>
-      </w:pPr>
-      <w:r>
-        <w:rPr>
-          <w:b/>
-          <w:bCs/>
+          <w:color w:val="auto"/>
         </w:rPr>
         <w:t>Прийняли</w:t>
       </w:r>
@@ -322,10 +404,14 @@
         <w:spacing w:lineRule="auto" w:line="360" w:before="0" w:after="0"/>
         <w:ind w:hanging="0" w:left="0" w:right="0"/>
         <w:jc w:val="left"/>
-        <w:rPr/>
+        <w:rPr>
+          <w:color w:val="auto"/>
+        </w:rPr>
       </w:pPr>
       <w:r>
-        <w:rPr/>
+        <w:rPr>
+          <w:color w:val="auto"/>
+        </w:rPr>
         <w:t xml:space="preserve">Викладач </w:t>
         <w:tab/>
         <w:tab/>
@@ -346,10 +432,14 @@
         <w:spacing w:lineRule="auto" w:line="360" w:before="0" w:after="0"/>
         <w:ind w:hanging="0" w:left="0" w:right="0"/>
         <w:jc w:val="left"/>
-        <w:rPr/>
+        <w:rPr>
+          <w:color w:val="auto"/>
+        </w:rPr>
       </w:pPr>
       <w:r>
-        <w:rPr/>
+        <w:rPr>
+          <w:color w:val="auto"/>
+        </w:rPr>
       </w:r>
     </w:p>
     <w:p>
@@ -361,19 +451,27 @@
         <w:spacing w:lineRule="auto" w:line="360" w:before="0" w:after="0"/>
         <w:ind w:hanging="0" w:left="0" w:right="0"/>
         <w:jc w:val="left"/>
-        <w:rPr/>
+        <w:rPr>
+          <w:color w:val="auto"/>
+        </w:rPr>
       </w:pPr>
       <w:r>
-        <w:rPr/>
+        <w:rPr>
+          <w:color w:val="auto"/>
+        </w:rPr>
       </w:r>
     </w:p>
     <w:p>
       <w:pPr>
         <w:pStyle w:val="p11"/>
-        <w:rPr/>
+        <w:rPr>
+          <w:color w:val="auto"/>
+        </w:rPr>
       </w:pPr>
       <w:r>
-        <w:rPr/>
+        <w:rPr>
+          <w:color w:val="auto"/>
+        </w:rPr>
       </w:r>
     </w:p>
     <w:p>
@@ -386,10 +484,14 @@
           <w:tab w:val="center" w:pos="4961" w:leader="none"/>
         </w:tabs>
         <w:ind w:hanging="0"/>
-        <w:rPr/>
+        <w:rPr>
+          <w:color w:val="auto"/>
+        </w:rPr>
       </w:pPr>
       <w:r>
-        <w:rPr/>
+        <w:rPr>
+          <w:color w:val="auto"/>
+        </w:rPr>
         <w:tab/>
         <w:tab/>
         <w:tab/>
@@ -406,10 +508,14 @@
           <w:tab w:val="center" w:pos="4961" w:leader="none"/>
         </w:tabs>
         <w:ind w:hanging="0"/>
-        <w:rPr/>
+        <w:rPr>
+          <w:color w:val="auto"/>
+        </w:rPr>
       </w:pPr>
       <w:r>
-        <w:rPr/>
+        <w:rPr>
+          <w:color w:val="auto"/>
+        </w:rPr>
       </w:r>
       <w:r>
         <w:br w:type="page"/>
@@ -420,39 +526,53 @@
         <w:pStyle w:val="h11"/>
         <w:spacing w:before="0" w:after="0"/>
         <w:ind w:hanging="0" w:left="0"/>
-        <w:rPr/>
+        <w:rPr>
+          <w:color w:val="auto"/>
+        </w:rPr>
       </w:pPr>
       <w:r>
-        <w:rPr/>
+        <w:rPr>
+          <w:color w:val="auto"/>
+        </w:rPr>
         <w:t>Мета</w:t>
       </w:r>
     </w:p>
     <w:p>
       <w:pPr>
         <w:pStyle w:val="p11"/>
-        <w:rPr/>
+        <w:rPr>
+          <w:color w:val="auto"/>
+        </w:rPr>
       </w:pPr>
       <w:r>
-        <w:rPr/>
+        <w:rPr>
+          <w:color w:val="auto"/>
+        </w:rPr>
       </w:r>
     </w:p>
     <w:p>
       <w:pPr>
         <w:pStyle w:val="p11"/>
-        <w:rPr/>
+        <w:rPr>
+          <w:color w:val="auto"/>
+        </w:rPr>
       </w:pPr>
       <w:r>
-        <w:rPr/>
+        <w:rPr>
+          <w:color w:val="auto"/>
+        </w:rPr>
         <w:t xml:space="preserve">Метою роботи є </w:t>
       </w:r>
       <w:r>
         <w:rPr>
+          <w:color w:val="auto"/>
           <w:lang w:val="uk-UA"/>
         </w:rPr>
         <w:t xml:space="preserve">ознайомитись з основними поняттями, методами та засобами синтаксичного аналізу вихідної програми; навчитися проєктувати ат розробляти синтаксичний аналізатор у складі компілятора за допомогою генератора парсерів </w:t>
       </w:r>
       <w:r>
         <w:rPr>
+          <w:color w:val="auto"/>
           <w:lang w:val="en-US"/>
         </w:rPr>
         <w:t>ANTLR.</w:t>
@@ -461,39 +581,55 @@
     <w:p>
       <w:pPr>
         <w:pStyle w:val="p11"/>
-        <w:rPr/>
+        <w:rPr>
+          <w:color w:val="auto"/>
+        </w:rPr>
       </w:pPr>
       <w:r>
-        <w:rPr/>
+        <w:rPr>
+          <w:color w:val="auto"/>
+        </w:rPr>
       </w:r>
     </w:p>
     <w:p>
       <w:pPr>
         <w:pStyle w:val="h11"/>
         <w:ind w:hanging="0" w:left="0"/>
-        <w:rPr/>
+        <w:rPr>
+          <w:color w:val="auto"/>
+        </w:rPr>
       </w:pPr>
       <w:r>
-        <w:rPr/>
+        <w:rPr>
+          <w:color w:val="auto"/>
+        </w:rPr>
         <w:t>Завдання</w:t>
       </w:r>
     </w:p>
     <w:p>
       <w:pPr>
         <w:pStyle w:val="p11"/>
-        <w:rPr/>
+        <w:rPr>
+          <w:color w:val="auto"/>
+        </w:rPr>
       </w:pPr>
       <w:r>
-        <w:rPr/>
+        <w:rPr>
+          <w:color w:val="auto"/>
+        </w:rPr>
       </w:r>
     </w:p>
     <w:p>
       <w:pPr>
         <w:pStyle w:val="p11"/>
-        <w:rPr/>
+        <w:rPr>
+          <w:color w:val="auto"/>
+        </w:rPr>
       </w:pPr>
       <w:r>
-        <w:rPr/>
+        <w:rPr>
+          <w:color w:val="auto"/>
+        </w:rPr>
         <w:t>Завдання на роботу:</w:t>
       </w:r>
     </w:p>
@@ -501,17 +637,19 @@
       <w:pPr>
         <w:pStyle w:val="p11"/>
         <w:rPr>
+          <w:color w:val="auto"/>
+        </w:rPr>
+      </w:pPr>
+      <w:r>
+        <w:rPr>
+          <w:color w:val="auto"/>
           <w:lang w:val="en-US"/>
         </w:rPr>
-      </w:pPr>
-      <w:r>
-        <w:rPr>
-          <w:lang w:val="en-US"/>
-        </w:rPr>
         <w:t xml:space="preserve">1. </w:t>
       </w:r>
       <w:r>
         <w:rPr>
+          <w:color w:val="auto"/>
           <w:lang w:val="uk-UA"/>
         </w:rPr>
         <w:t>Ознайомитись з теоретичними відомостями, необхідними для виконання роботи.</w:t>
@@ -521,11 +659,12 @@
       <w:pPr>
         <w:pStyle w:val="p11"/>
         <w:rPr>
-          <w:lang w:val="uk-UA"/>
+          <w:color w:val="auto"/>
         </w:rPr>
       </w:pPr>
       <w:r>
         <w:rPr>
+          <w:color w:val="auto"/>
           <w:lang w:val="uk-UA"/>
         </w:rPr>
         <w:t>2. Визначити граматику для виконання синтаксичного аналізу програм мовою, заданою у відповідності з індивідуальним завданням з додатку А, узгодженим з викладачем.</w:t>
@@ -535,35 +674,40 @@
       <w:pPr>
         <w:pStyle w:val="p11"/>
         <w:rPr>
+          <w:color w:val="auto"/>
+        </w:rPr>
+      </w:pPr>
+      <w:r>
+        <w:rPr>
+          <w:color w:val="auto"/>
           <w:lang w:val="uk-UA"/>
         </w:rPr>
-      </w:pPr>
-      <w:r>
-        <w:rPr>
+        <w:t xml:space="preserve">Розробити </w:t>
+      </w:r>
+      <w:r>
+        <w:rPr>
+          <w:color w:val="auto"/>
+          <w:lang w:val="en-US"/>
+        </w:rPr>
+        <w:t xml:space="preserve">IDE </w:t>
+      </w:r>
+      <w:r>
+        <w:rPr>
+          <w:color w:val="auto"/>
           <w:lang w:val="uk-UA"/>
         </w:rPr>
-        <w:t xml:space="preserve">Розробити </w:t>
-      </w:r>
-      <w:r>
-        <w:rPr>
+        <w:t xml:space="preserve">для мови програмування </w:t>
+      </w:r>
+      <w:r>
+        <w:rPr>
+          <w:color w:val="auto"/>
           <w:lang w:val="en-US"/>
         </w:rPr>
-        <w:t xml:space="preserve">IDE </w:t>
-      </w:r>
-      <w:r>
-        <w:rPr>
-          <w:lang w:val="uk-UA"/>
-        </w:rPr>
-        <w:t xml:space="preserve">для мови програмування </w:t>
-      </w:r>
-      <w:r>
-        <w:rPr>
-          <w:lang w:val="en-US"/>
-        </w:rPr>
         <w:t xml:space="preserve">Rust. </w:t>
       </w:r>
       <w:r>
         <w:rPr>
+          <w:color w:val="auto"/>
           <w:lang w:val="uk-UA"/>
         </w:rPr>
         <w:t>Обов’язково мають бути проаналізовані наступні можливості даної мови: вбудовані типи даних, функції, вектори, записи, методи, цикли, умовні оператори, зв’язування змінних, арифметичні оператори.</w:t>
@@ -573,41 +717,47 @@
       <w:pPr>
         <w:pStyle w:val="p11"/>
         <w:rPr>
+          <w:color w:val="auto"/>
+        </w:rPr>
+      </w:pPr>
+      <w:r>
+        <w:rPr>
+          <w:color w:val="auto"/>
+          <w:lang w:val="en-US"/>
+        </w:rPr>
+        <w:t>3</w:t>
+      </w:r>
+      <w:r>
+        <w:rPr>
+          <w:color w:val="auto"/>
           <w:lang w:val="uk-UA"/>
         </w:rPr>
-      </w:pPr>
-      <w:r>
-        <w:rPr>
+        <w:t xml:space="preserve">. Розробити програмне забезпечення за допомогою генератора </w:t>
+      </w:r>
+      <w:r>
+        <w:rPr>
+          <w:color w:val="auto"/>
           <w:lang w:val="en-US"/>
         </w:rPr>
-        <w:t>3</w:t>
-      </w:r>
-      <w:r>
-        <w:rPr>
+        <w:t xml:space="preserve">ANTLR </w:t>
+      </w:r>
+      <w:r>
+        <w:rPr>
+          <w:color w:val="auto"/>
           <w:lang w:val="uk-UA"/>
         </w:rPr>
-        <w:t xml:space="preserve">. Розробити програмне забезпечення за допомогою генератора </w:t>
-      </w:r>
-      <w:r>
-        <w:rPr>
+        <w:t xml:space="preserve">мовою програмування </w:t>
+      </w:r>
+      <w:r>
+        <w:rPr>
+          <w:color w:val="auto"/>
           <w:lang w:val="en-US"/>
         </w:rPr>
-        <w:t xml:space="preserve">ANTLR </w:t>
-      </w:r>
-      <w:r>
-        <w:rPr>
-          <w:lang w:val="uk-UA"/>
-        </w:rPr>
-        <w:t xml:space="preserve">мовою програмування </w:t>
-      </w:r>
-      <w:r>
-        <w:rPr>
-          <w:lang w:val="en-US"/>
-        </w:rPr>
         <w:t xml:space="preserve">Java </w:t>
       </w:r>
       <w:r>
         <w:rPr>
+          <w:color w:val="auto"/>
           <w:lang w:val="uk-UA"/>
         </w:rPr>
         <w:t>на основі розробленого лексичного аналізатора, яке відповідає наступним вимогам:</w:t>
@@ -617,11 +767,12 @@
       <w:pPr>
         <w:pStyle w:val="p11"/>
         <w:rPr>
-          <w:lang w:val="uk-UA"/>
+          <w:color w:val="auto"/>
         </w:rPr>
       </w:pPr>
       <w:r>
         <w:rPr>
+          <w:color w:val="auto"/>
           <w:lang w:val="uk-UA"/>
         </w:rPr>
         <w:t>- виконує синтаксичний аналіз тексту програми у відповідності з індивідуальним завданням;</w:t>
@@ -631,11 +782,12 @@
       <w:pPr>
         <w:pStyle w:val="p11"/>
         <w:rPr>
-          <w:lang w:val="uk-UA"/>
+          <w:color w:val="auto"/>
         </w:rPr>
       </w:pPr>
       <w:r>
         <w:rPr>
+          <w:color w:val="auto"/>
           <w:lang w:val="uk-UA"/>
         </w:rPr>
         <w:t>- формує в результаті аналізу абстрактні синтаксичні дерева;</w:t>
@@ -645,11 +797,12 @@
       <w:pPr>
         <w:pStyle w:val="p11"/>
         <w:rPr>
-          <w:lang w:val="uk-UA"/>
+          <w:color w:val="auto"/>
         </w:rPr>
       </w:pPr>
       <w:r>
         <w:rPr>
+          <w:color w:val="auto"/>
           <w:lang w:val="uk-UA"/>
         </w:rPr>
         <w:t>- виводить повідомлення про помилки, виявлені під час синтаксичного аналізу;</w:t>
@@ -659,11 +812,12 @@
       <w:pPr>
         <w:pStyle w:val="p11"/>
         <w:rPr>
-          <w:lang w:val="uk-UA"/>
+          <w:color w:val="auto"/>
         </w:rPr>
       </w:pPr>
       <w:r>
         <w:rPr>
+          <w:color w:val="auto"/>
           <w:lang w:val="uk-UA"/>
         </w:rPr>
         <w:t>- має графічний інтерфейс та дозволяє виводити результати синтаксичного аналізу (передбачати також можливість роботи без графічного інтерфейсу).</w:t>
@@ -673,11 +827,12 @@
       <w:pPr>
         <w:pStyle w:val="p11"/>
         <w:rPr>
-          <w:lang w:val="en-US"/>
+          <w:color w:val="auto"/>
         </w:rPr>
       </w:pPr>
       <w:r>
         <w:rPr>
+          <w:color w:val="auto"/>
           <w:lang w:val="uk-UA"/>
         </w:rPr>
         <w:t>4. Виконати тестування побудованого синтаксичного аналізатора.</w:t>
@@ -687,11 +842,12 @@
       <w:pPr>
         <w:pStyle w:val="p11"/>
         <w:rPr>
-          <w:lang w:val="uk-UA"/>
+          <w:color w:val="auto"/>
         </w:rPr>
       </w:pPr>
       <w:r>
         <w:rPr>
+          <w:color w:val="auto"/>
           <w:lang w:val="uk-UA"/>
         </w:rPr>
         <w:t>5. Оформити звіт.</w:t>
@@ -701,11 +857,12 @@
       <w:pPr>
         <w:pStyle w:val="p11"/>
         <w:rPr>
-          <w:lang w:val="uk-UA"/>
+          <w:color w:val="auto"/>
         </w:rPr>
       </w:pPr>
       <w:r>
         <w:rPr>
+          <w:color w:val="auto"/>
           <w:lang w:val="uk-UA"/>
         </w:rPr>
         <w:t>6. Відповісти на контрольні питання.</w:t>
@@ -714,70 +871,8361 @@
     <w:p>
       <w:pPr>
         <w:pStyle w:val="p11"/>
-        <w:rPr/>
+        <w:rPr>
+          <w:color w:val="auto"/>
+        </w:rPr>
       </w:pPr>
       <w:r>
-        <w:rPr/>
+        <w:rPr>
+          <w:color w:val="auto"/>
+        </w:rPr>
       </w:r>
     </w:p>
     <w:p>
       <w:pPr>
         <w:pStyle w:val="h11"/>
         <w:ind w:hanging="0" w:left="0"/>
+        <w:rPr>
+          <w:color w:val="auto"/>
+        </w:rPr>
+      </w:pPr>
+      <w:r>
+        <w:rPr>
+          <w:color w:val="auto"/>
+        </w:rPr>
+        <w:t>Виконання</w:t>
+      </w:r>
+    </w:p>
+    <w:p>
+      <w:pPr>
+        <w:pStyle w:val="H2"/>
+        <w:rPr>
+          <w:color w:val="auto"/>
+        </w:rPr>
+      </w:pPr>
+      <w:r>
+        <w:rPr>
+          <w:color w:val="auto"/>
+        </w:rPr>
+        <w:t>Код</w:t>
+      </w:r>
+    </w:p>
+    <w:p>
+      <w:pPr>
+        <w:pStyle w:val="H3"/>
+        <w:rPr>
+          <w:color w:val="auto"/>
+        </w:rPr>
+      </w:pPr>
+      <w:r>
+        <w:rPr>
+          <w:color w:val="auto"/>
+        </w:rPr>
+        <w:t>Java</w:t>
+      </w:r>
+    </w:p>
+    <w:p>
+      <w:pPr>
+        <w:pStyle w:val="P1"/>
+        <w:rPr>
+          <w:color w:val="auto"/>
+        </w:rPr>
+      </w:pPr>
+      <w:r>
+        <w:rPr>
+          <w:color w:val="auto"/>
+        </w:rPr>
+      </w:r>
+    </w:p>
+    <w:p>
+      <w:pPr>
+        <w:pStyle w:val="Code"/>
+        <w:tabs>
+          <w:tab w:val="clear" w:pos="851"/>
+          <w:tab w:val="left" w:pos="2410" w:leader="none"/>
+        </w:tabs>
+        <w:rPr>
+          <w:rFonts w:ascii="Consolas" w:hAnsi="Consolas"/>
+          <w:color w:val="auto"/>
+          <w:sz w:val="21"/>
+          <w:szCs w:val="21"/>
+        </w:rPr>
+      </w:pPr>
+      <w:r>
+        <w:rPr>
+          <w:rFonts w:ascii="Consolas" w:hAnsi="Consolas"/>
+          <w:b w:val="false"/>
+          <w:i w:val="false"/>
+          <w:color w:val="auto"/>
+          <w:sz w:val="21"/>
+          <w:szCs w:val="21"/>
+        </w:rPr>
+        <w:t xml:space="preserve">import </w:t>
+      </w:r>
+      <w:r>
+        <w:rPr>
+          <w:rFonts w:ascii="Consolas" w:hAnsi="Consolas"/>
+          <w:b w:val="false"/>
+          <w:i w:val="false"/>
+          <w:color w:val="auto"/>
+          <w:sz w:val="21"/>
+          <w:szCs w:val="21"/>
+        </w:rPr>
+        <w:t>gen.MainLexer</w:t>
+      </w:r>
+      <w:r>
+        <w:rPr>
+          <w:rFonts w:ascii="Consolas" w:hAnsi="Consolas"/>
+          <w:b w:val="false"/>
+          <w:i w:val="false"/>
+          <w:color w:val="auto"/>
+          <w:sz w:val="21"/>
+          <w:szCs w:val="21"/>
+        </w:rPr>
+        <w:t>;</w:t>
+        <w:br/>
+      </w:r>
+      <w:r>
+        <w:rPr>
+          <w:rFonts w:ascii="Consolas" w:hAnsi="Consolas"/>
+          <w:b w:val="false"/>
+          <w:i w:val="false"/>
+          <w:color w:val="auto"/>
+          <w:sz w:val="21"/>
+          <w:szCs w:val="21"/>
+        </w:rPr>
+        <w:t xml:space="preserve">import </w:t>
+      </w:r>
+      <w:r>
+        <w:rPr>
+          <w:rFonts w:ascii="Consolas" w:hAnsi="Consolas"/>
+          <w:b w:val="false"/>
+          <w:i w:val="false"/>
+          <w:color w:val="auto"/>
+          <w:sz w:val="21"/>
+          <w:szCs w:val="21"/>
+        </w:rPr>
+        <w:t>gen.MainParser</w:t>
+      </w:r>
+      <w:r>
+        <w:rPr>
+          <w:rFonts w:ascii="Consolas" w:hAnsi="Consolas"/>
+          <w:b w:val="false"/>
+          <w:i w:val="false"/>
+          <w:color w:val="auto"/>
+          <w:sz w:val="21"/>
+          <w:szCs w:val="21"/>
+        </w:rPr>
+        <w:t>;</w:t>
+        <w:br/>
+      </w:r>
+      <w:r>
+        <w:rPr>
+          <w:rFonts w:ascii="Consolas" w:hAnsi="Consolas"/>
+          <w:b w:val="false"/>
+          <w:i w:val="false"/>
+          <w:color w:val="auto"/>
+          <w:sz w:val="21"/>
+          <w:szCs w:val="21"/>
+        </w:rPr>
+        <w:t xml:space="preserve">import </w:t>
+      </w:r>
+      <w:r>
+        <w:rPr>
+          <w:rFonts w:ascii="Consolas" w:hAnsi="Consolas"/>
+          <w:b w:val="false"/>
+          <w:i w:val="false"/>
+          <w:color w:val="auto"/>
+          <w:sz w:val="21"/>
+          <w:szCs w:val="21"/>
+        </w:rPr>
+        <w:t>org.antlr.v4.runtime.</w:t>
+      </w:r>
+      <w:r>
+        <w:rPr>
+          <w:rFonts w:ascii="Consolas" w:hAnsi="Consolas"/>
+          <w:b w:val="false"/>
+          <w:i w:val="false"/>
+          <w:color w:val="auto"/>
+          <w:sz w:val="21"/>
+          <w:szCs w:val="21"/>
+        </w:rPr>
+        <w:t>*;</w:t>
+        <w:br/>
+      </w:r>
+      <w:r>
+        <w:rPr>
+          <w:rFonts w:ascii="Consolas" w:hAnsi="Consolas"/>
+          <w:b w:val="false"/>
+          <w:i w:val="false"/>
+          <w:color w:val="auto"/>
+          <w:sz w:val="21"/>
+          <w:szCs w:val="21"/>
+        </w:rPr>
+        <w:t xml:space="preserve">import </w:t>
+      </w:r>
+      <w:r>
+        <w:rPr>
+          <w:rFonts w:ascii="Consolas" w:hAnsi="Consolas"/>
+          <w:b w:val="false"/>
+          <w:i w:val="false"/>
+          <w:color w:val="auto"/>
+          <w:sz w:val="21"/>
+          <w:szCs w:val="21"/>
+        </w:rPr>
+        <w:t>org.antlr.v4.runtime.tree.ParseTree</w:t>
+      </w:r>
+      <w:r>
+        <w:rPr>
+          <w:rFonts w:ascii="Consolas" w:hAnsi="Consolas"/>
+          <w:b w:val="false"/>
+          <w:i w:val="false"/>
+          <w:color w:val="auto"/>
+          <w:sz w:val="21"/>
+          <w:szCs w:val="21"/>
+        </w:rPr>
+        <w:t>;</w:t>
+        <w:br/>
+      </w:r>
+      <w:r>
+        <w:rPr>
+          <w:rFonts w:ascii="Consolas" w:hAnsi="Consolas"/>
+          <w:b w:val="false"/>
+          <w:i w:val="false"/>
+          <w:color w:val="auto"/>
+          <w:sz w:val="21"/>
+          <w:szCs w:val="21"/>
+        </w:rPr>
+        <w:t xml:space="preserve">import </w:t>
+      </w:r>
+      <w:r>
+        <w:rPr>
+          <w:rFonts w:ascii="Consolas" w:hAnsi="Consolas"/>
+          <w:b w:val="false"/>
+          <w:i w:val="false"/>
+          <w:color w:val="auto"/>
+          <w:sz w:val="21"/>
+          <w:szCs w:val="21"/>
+        </w:rPr>
+        <w:t>org.antlr.v4.runtime.tree.Trees</w:t>
+      </w:r>
+      <w:r>
+        <w:rPr>
+          <w:rFonts w:ascii="Consolas" w:hAnsi="Consolas"/>
+          <w:b w:val="false"/>
+          <w:i w:val="false"/>
+          <w:color w:val="auto"/>
+          <w:sz w:val="21"/>
+          <w:szCs w:val="21"/>
+        </w:rPr>
+        <w:t>;</w:t>
+        <w:br/>
+        <w:br/>
+      </w:r>
+      <w:r>
+        <w:rPr>
+          <w:rFonts w:ascii="Consolas" w:hAnsi="Consolas"/>
+          <w:b w:val="false"/>
+          <w:i w:val="false"/>
+          <w:color w:val="auto"/>
+          <w:sz w:val="21"/>
+          <w:szCs w:val="21"/>
+        </w:rPr>
+        <w:t xml:space="preserve">import </w:t>
+      </w:r>
+      <w:r>
+        <w:rPr>
+          <w:rFonts w:ascii="Consolas" w:hAnsi="Consolas"/>
+          <w:b w:val="false"/>
+          <w:i w:val="false"/>
+          <w:color w:val="auto"/>
+          <w:sz w:val="21"/>
+          <w:szCs w:val="21"/>
+        </w:rPr>
+        <w:t>javax.swing.</w:t>
+      </w:r>
+      <w:r>
+        <w:rPr>
+          <w:rFonts w:ascii="Consolas" w:hAnsi="Consolas"/>
+          <w:b w:val="false"/>
+          <w:i w:val="false"/>
+          <w:color w:val="auto"/>
+          <w:sz w:val="21"/>
+          <w:szCs w:val="21"/>
+        </w:rPr>
+        <w:t>*;</w:t>
+        <w:br/>
+      </w:r>
+      <w:r>
+        <w:rPr>
+          <w:rFonts w:ascii="Consolas" w:hAnsi="Consolas"/>
+          <w:b w:val="false"/>
+          <w:i w:val="false"/>
+          <w:color w:val="auto"/>
+          <w:sz w:val="21"/>
+          <w:szCs w:val="21"/>
+        </w:rPr>
+        <w:t xml:space="preserve">import </w:t>
+      </w:r>
+      <w:r>
+        <w:rPr>
+          <w:rFonts w:ascii="Consolas" w:hAnsi="Consolas"/>
+          <w:b w:val="false"/>
+          <w:i w:val="false"/>
+          <w:color w:val="auto"/>
+          <w:sz w:val="21"/>
+          <w:szCs w:val="21"/>
+        </w:rPr>
+        <w:t>javax.swing.tree.DefaultMutableTreeNode</w:t>
+      </w:r>
+      <w:r>
+        <w:rPr>
+          <w:rFonts w:ascii="Consolas" w:hAnsi="Consolas"/>
+          <w:b w:val="false"/>
+          <w:i w:val="false"/>
+          <w:color w:val="auto"/>
+          <w:sz w:val="21"/>
+          <w:szCs w:val="21"/>
+        </w:rPr>
+        <w:t>;</w:t>
+        <w:br/>
+      </w:r>
+      <w:r>
+        <w:rPr>
+          <w:rFonts w:ascii="Consolas" w:hAnsi="Consolas"/>
+          <w:b w:val="false"/>
+          <w:i w:val="false"/>
+          <w:color w:val="auto"/>
+          <w:sz w:val="21"/>
+          <w:szCs w:val="21"/>
+        </w:rPr>
+        <w:t xml:space="preserve">import </w:t>
+      </w:r>
+      <w:r>
+        <w:rPr>
+          <w:rFonts w:ascii="Consolas" w:hAnsi="Consolas"/>
+          <w:b w:val="false"/>
+          <w:i w:val="false"/>
+          <w:color w:val="auto"/>
+          <w:sz w:val="21"/>
+          <w:szCs w:val="21"/>
+        </w:rPr>
+        <w:t>javax.swing.tree.DefaultTreeModel</w:t>
+      </w:r>
+      <w:r>
+        <w:rPr>
+          <w:rFonts w:ascii="Consolas" w:hAnsi="Consolas"/>
+          <w:b w:val="false"/>
+          <w:i w:val="false"/>
+          <w:color w:val="auto"/>
+          <w:sz w:val="21"/>
+          <w:szCs w:val="21"/>
+        </w:rPr>
+        <w:t>;</w:t>
+        <w:br/>
+      </w:r>
+      <w:r>
+        <w:rPr>
+          <w:rFonts w:ascii="Consolas" w:hAnsi="Consolas"/>
+          <w:b w:val="false"/>
+          <w:i w:val="false"/>
+          <w:color w:val="auto"/>
+          <w:sz w:val="21"/>
+          <w:szCs w:val="21"/>
+        </w:rPr>
+        <w:t xml:space="preserve">import </w:t>
+      </w:r>
+      <w:r>
+        <w:rPr>
+          <w:rFonts w:ascii="Consolas" w:hAnsi="Consolas"/>
+          <w:b w:val="false"/>
+          <w:i w:val="false"/>
+          <w:color w:val="auto"/>
+          <w:sz w:val="21"/>
+          <w:szCs w:val="21"/>
+        </w:rPr>
+        <w:t>java.awt.</w:t>
+      </w:r>
+      <w:r>
+        <w:rPr>
+          <w:rFonts w:ascii="Consolas" w:hAnsi="Consolas"/>
+          <w:b w:val="false"/>
+          <w:i w:val="false"/>
+          <w:color w:val="auto"/>
+          <w:sz w:val="21"/>
+          <w:szCs w:val="21"/>
+        </w:rPr>
+        <w:t>*;</w:t>
+        <w:br/>
+        <w:br/>
+      </w:r>
+      <w:r>
+        <w:rPr>
+          <w:rFonts w:ascii="Consolas" w:hAnsi="Consolas"/>
+          <w:b w:val="false"/>
+          <w:i w:val="false"/>
+          <w:color w:val="auto"/>
+          <w:sz w:val="21"/>
+          <w:szCs w:val="21"/>
+        </w:rPr>
+        <w:t xml:space="preserve">public class </w:t>
+      </w:r>
+      <w:r>
+        <w:rPr>
+          <w:rFonts w:ascii="Consolas" w:hAnsi="Consolas"/>
+          <w:b w:val="false"/>
+          <w:i w:val="false"/>
+          <w:color w:val="auto"/>
+          <w:sz w:val="21"/>
+          <w:szCs w:val="21"/>
+        </w:rPr>
+        <w:t xml:space="preserve">Main </w:t>
+      </w:r>
+      <w:r>
+        <w:rPr>
+          <w:rFonts w:ascii="Consolas" w:hAnsi="Consolas"/>
+          <w:b w:val="false"/>
+          <w:i w:val="false"/>
+          <w:color w:val="auto"/>
+          <w:sz w:val="21"/>
+          <w:szCs w:val="21"/>
+        </w:rPr>
+        <w:t xml:space="preserve">extends </w:t>
+      </w:r>
+      <w:r>
+        <w:rPr>
+          <w:rFonts w:ascii="Consolas" w:hAnsi="Consolas"/>
+          <w:b w:val="false"/>
+          <w:i w:val="false"/>
+          <w:color w:val="auto"/>
+          <w:sz w:val="21"/>
+          <w:szCs w:val="21"/>
+        </w:rPr>
+        <w:t xml:space="preserve">JFrame </w:t>
+      </w:r>
+      <w:r>
+        <w:rPr>
+          <w:rFonts w:ascii="Consolas" w:hAnsi="Consolas"/>
+          <w:b w:val="false"/>
+          <w:i w:val="false"/>
+          <w:color w:val="auto"/>
+          <w:sz w:val="21"/>
+          <w:szCs w:val="21"/>
+        </w:rPr>
+        <w:t>{</w:t>
+        <w:br/>
+        <w:t xml:space="preserve">    </w:t>
+      </w:r>
+      <w:r>
+        <w:rPr>
+          <w:rFonts w:ascii="Consolas" w:hAnsi="Consolas"/>
+          <w:b w:val="false"/>
+          <w:i w:val="false"/>
+          <w:color w:val="auto"/>
+          <w:sz w:val="21"/>
+          <w:szCs w:val="21"/>
+        </w:rPr>
+        <w:t xml:space="preserve">private </w:t>
+      </w:r>
+      <w:r>
+        <w:rPr>
+          <w:rFonts w:ascii="Consolas" w:hAnsi="Consolas"/>
+          <w:b w:val="false"/>
+          <w:i w:val="false"/>
+          <w:color w:val="auto"/>
+          <w:sz w:val="21"/>
+          <w:szCs w:val="21"/>
+        </w:rPr>
+        <w:t xml:space="preserve">JTextArea </w:t>
+      </w:r>
+      <w:r>
+        <w:rPr>
+          <w:rFonts w:ascii="Consolas" w:hAnsi="Consolas"/>
+          <w:b w:val="false"/>
+          <w:i w:val="false"/>
+          <w:color w:val="auto"/>
+          <w:sz w:val="21"/>
+          <w:szCs w:val="21"/>
+        </w:rPr>
+        <w:t>codeArea</w:t>
+      </w:r>
+      <w:r>
+        <w:rPr>
+          <w:rFonts w:ascii="Consolas" w:hAnsi="Consolas"/>
+          <w:b w:val="false"/>
+          <w:i w:val="false"/>
+          <w:color w:val="auto"/>
+          <w:sz w:val="21"/>
+          <w:szCs w:val="21"/>
+        </w:rPr>
+        <w:t>;</w:t>
+        <w:br/>
+        <w:t xml:space="preserve">    </w:t>
+      </w:r>
+      <w:r>
+        <w:rPr>
+          <w:rFonts w:ascii="Consolas" w:hAnsi="Consolas"/>
+          <w:b w:val="false"/>
+          <w:i w:val="false"/>
+          <w:color w:val="auto"/>
+          <w:sz w:val="21"/>
+          <w:szCs w:val="21"/>
+        </w:rPr>
+        <w:t xml:space="preserve">private </w:t>
+      </w:r>
+      <w:r>
+        <w:rPr>
+          <w:rFonts w:ascii="Consolas" w:hAnsi="Consolas"/>
+          <w:b w:val="false"/>
+          <w:i w:val="false"/>
+          <w:color w:val="auto"/>
+          <w:sz w:val="21"/>
+          <w:szCs w:val="21"/>
+        </w:rPr>
+        <w:t xml:space="preserve">JTree </w:t>
+      </w:r>
+      <w:r>
+        <w:rPr>
+          <w:rFonts w:ascii="Consolas" w:hAnsi="Consolas"/>
+          <w:b w:val="false"/>
+          <w:i w:val="false"/>
+          <w:color w:val="auto"/>
+          <w:sz w:val="21"/>
+          <w:szCs w:val="21"/>
+        </w:rPr>
+        <w:t>astTree</w:t>
+      </w:r>
+      <w:r>
+        <w:rPr>
+          <w:rFonts w:ascii="Consolas" w:hAnsi="Consolas"/>
+          <w:b w:val="false"/>
+          <w:i w:val="false"/>
+          <w:color w:val="auto"/>
+          <w:sz w:val="21"/>
+          <w:szCs w:val="21"/>
+        </w:rPr>
+        <w:t>;</w:t>
+        <w:br/>
+        <w:t xml:space="preserve">    </w:t>
+      </w:r>
+      <w:r>
+        <w:rPr>
+          <w:rFonts w:ascii="Consolas" w:hAnsi="Consolas"/>
+          <w:b w:val="false"/>
+          <w:i w:val="false"/>
+          <w:color w:val="auto"/>
+          <w:sz w:val="21"/>
+          <w:szCs w:val="21"/>
+        </w:rPr>
+        <w:t xml:space="preserve">private </w:t>
+      </w:r>
+      <w:r>
+        <w:rPr>
+          <w:rFonts w:ascii="Consolas" w:hAnsi="Consolas"/>
+          <w:b w:val="false"/>
+          <w:i w:val="false"/>
+          <w:color w:val="auto"/>
+          <w:sz w:val="21"/>
+          <w:szCs w:val="21"/>
+        </w:rPr>
+        <w:t xml:space="preserve">JTextArea </w:t>
+      </w:r>
+      <w:r>
+        <w:rPr>
+          <w:rFonts w:ascii="Consolas" w:hAnsi="Consolas"/>
+          <w:b w:val="false"/>
+          <w:i w:val="false"/>
+          <w:color w:val="auto"/>
+          <w:sz w:val="21"/>
+          <w:szCs w:val="21"/>
+        </w:rPr>
+        <w:t>errorConsole</w:t>
+      </w:r>
+      <w:r>
+        <w:rPr>
+          <w:rFonts w:ascii="Consolas" w:hAnsi="Consolas"/>
+          <w:b w:val="false"/>
+          <w:i w:val="false"/>
+          <w:color w:val="auto"/>
+          <w:sz w:val="21"/>
+          <w:szCs w:val="21"/>
+        </w:rPr>
+        <w:t>;</w:t>
+        <w:br/>
+        <w:br/>
+        <w:t xml:space="preserve">    </w:t>
+      </w:r>
+      <w:r>
+        <w:rPr>
+          <w:rFonts w:ascii="Consolas" w:hAnsi="Consolas"/>
+          <w:b w:val="false"/>
+          <w:i w:val="false"/>
+          <w:color w:val="auto"/>
+          <w:sz w:val="21"/>
+          <w:szCs w:val="21"/>
+        </w:rPr>
+        <w:t xml:space="preserve">public </w:t>
+      </w:r>
+      <w:r>
+        <w:rPr>
+          <w:rFonts w:ascii="Consolas" w:hAnsi="Consolas"/>
+          <w:b w:val="false"/>
+          <w:i w:val="false"/>
+          <w:color w:val="auto"/>
+          <w:sz w:val="21"/>
+          <w:szCs w:val="21"/>
+        </w:rPr>
+        <w:t>Main</w:t>
+      </w:r>
+      <w:r>
+        <w:rPr>
+          <w:rFonts w:ascii="Consolas" w:hAnsi="Consolas"/>
+          <w:b w:val="false"/>
+          <w:i w:val="false"/>
+          <w:color w:val="auto"/>
+          <w:sz w:val="21"/>
+          <w:szCs w:val="21"/>
+        </w:rPr>
+        <w:t>() {</w:t>
+        <w:br/>
+        <w:t xml:space="preserve">        setTitle(</w:t>
+      </w:r>
+      <w:r>
+        <w:rPr>
+          <w:rFonts w:ascii="Consolas" w:hAnsi="Consolas"/>
+          <w:b w:val="false"/>
+          <w:i w:val="false"/>
+          <w:color w:val="auto"/>
+          <w:sz w:val="21"/>
+          <w:szCs w:val="21"/>
+        </w:rPr>
+        <w:t>"Rust Simple IDE (ANTLR4)"</w:t>
+      </w:r>
+      <w:r>
+        <w:rPr>
+          <w:rFonts w:ascii="Consolas" w:hAnsi="Consolas"/>
+          <w:b w:val="false"/>
+          <w:i w:val="false"/>
+          <w:color w:val="auto"/>
+          <w:sz w:val="21"/>
+          <w:szCs w:val="21"/>
+        </w:rPr>
+        <w:t>);</w:t>
+        <w:br/>
+        <w:t xml:space="preserve">        setSize(</w:t>
+      </w:r>
+      <w:r>
+        <w:rPr>
+          <w:rFonts w:ascii="Consolas" w:hAnsi="Consolas"/>
+          <w:b w:val="false"/>
+          <w:i w:val="false"/>
+          <w:color w:val="auto"/>
+          <w:sz w:val="21"/>
+          <w:szCs w:val="21"/>
+        </w:rPr>
+        <w:t>1000</w:t>
+      </w:r>
+      <w:r>
+        <w:rPr>
+          <w:rFonts w:ascii="Consolas" w:hAnsi="Consolas"/>
+          <w:b w:val="false"/>
+          <w:i w:val="false"/>
+          <w:color w:val="auto"/>
+          <w:sz w:val="21"/>
+          <w:szCs w:val="21"/>
+        </w:rPr>
+        <w:t>,</w:t>
+      </w:r>
+      <w:r>
+        <w:rPr>
+          <w:rFonts w:ascii="Consolas" w:hAnsi="Consolas"/>
+          <w:b w:val="false"/>
+          <w:i w:val="false"/>
+          <w:color w:val="auto"/>
+          <w:sz w:val="21"/>
+          <w:szCs w:val="21"/>
+        </w:rPr>
+        <w:t>700</w:t>
+      </w:r>
+      <w:r>
+        <w:rPr>
+          <w:rFonts w:ascii="Consolas" w:hAnsi="Consolas"/>
+          <w:b w:val="false"/>
+          <w:i w:val="false"/>
+          <w:color w:val="auto"/>
+          <w:sz w:val="21"/>
+          <w:szCs w:val="21"/>
+        </w:rPr>
+        <w:t>);</w:t>
+        <w:br/>
+        <w:t xml:space="preserve">        setDefaultCloseOperation(</w:t>
+      </w:r>
+      <w:r>
+        <w:rPr>
+          <w:rFonts w:ascii="Consolas" w:hAnsi="Consolas"/>
+          <w:b w:val="false"/>
+          <w:i/>
+          <w:color w:val="auto"/>
+          <w:sz w:val="21"/>
+          <w:szCs w:val="21"/>
+        </w:rPr>
+        <w:t>EXIT_ON_CLOSE</w:t>
+      </w:r>
+      <w:r>
+        <w:rPr>
+          <w:rFonts w:ascii="Consolas" w:hAnsi="Consolas"/>
+          <w:b w:val="false"/>
+          <w:i w:val="false"/>
+          <w:color w:val="auto"/>
+          <w:sz w:val="21"/>
+          <w:szCs w:val="21"/>
+        </w:rPr>
+        <w:t>);</w:t>
+        <w:br/>
+        <w:t xml:space="preserve">        setLayout(</w:t>
+      </w:r>
+      <w:r>
+        <w:rPr>
+          <w:rFonts w:ascii="Consolas" w:hAnsi="Consolas"/>
+          <w:b w:val="false"/>
+          <w:i w:val="false"/>
+          <w:color w:val="auto"/>
+          <w:sz w:val="21"/>
+          <w:szCs w:val="21"/>
+        </w:rPr>
+        <w:t xml:space="preserve">new </w:t>
+      </w:r>
+      <w:r>
+        <w:rPr>
+          <w:rFonts w:ascii="Consolas" w:hAnsi="Consolas"/>
+          <w:b w:val="false"/>
+          <w:i w:val="false"/>
+          <w:color w:val="auto"/>
+          <w:sz w:val="21"/>
+          <w:szCs w:val="21"/>
+        </w:rPr>
+        <w:t>BorderLayout());</w:t>
+        <w:br/>
+        <w:br/>
+        <w:t xml:space="preserve">        </w:t>
+      </w:r>
+      <w:r>
+        <w:rPr>
+          <w:rFonts w:ascii="Consolas" w:hAnsi="Consolas"/>
+          <w:b w:val="false"/>
+          <w:i w:val="false"/>
+          <w:color w:val="auto"/>
+          <w:sz w:val="21"/>
+          <w:szCs w:val="21"/>
+        </w:rPr>
+        <w:t xml:space="preserve">codeArea </w:t>
+      </w:r>
+      <w:r>
+        <w:rPr>
+          <w:rFonts w:ascii="Consolas" w:hAnsi="Consolas"/>
+          <w:b w:val="false"/>
+          <w:i w:val="false"/>
+          <w:color w:val="auto"/>
+          <w:sz w:val="21"/>
+          <w:szCs w:val="21"/>
+        </w:rPr>
+        <w:t xml:space="preserve">= </w:t>
+      </w:r>
+      <w:r>
+        <w:rPr>
+          <w:rFonts w:ascii="Consolas" w:hAnsi="Consolas"/>
+          <w:b w:val="false"/>
+          <w:i w:val="false"/>
+          <w:color w:val="auto"/>
+          <w:sz w:val="21"/>
+          <w:szCs w:val="21"/>
+        </w:rPr>
+        <w:t xml:space="preserve">new </w:t>
+      </w:r>
+      <w:r>
+        <w:rPr>
+          <w:rFonts w:ascii="Consolas" w:hAnsi="Consolas"/>
+          <w:b w:val="false"/>
+          <w:i w:val="false"/>
+          <w:color w:val="auto"/>
+          <w:sz w:val="21"/>
+          <w:szCs w:val="21"/>
+        </w:rPr>
+        <w:t>JTextArea();</w:t>
+        <w:br/>
+        <w:t xml:space="preserve">        </w:t>
+      </w:r>
+      <w:r>
+        <w:rPr>
+          <w:rFonts w:ascii="Consolas" w:hAnsi="Consolas"/>
+          <w:b w:val="false"/>
+          <w:i w:val="false"/>
+          <w:color w:val="auto"/>
+          <w:sz w:val="21"/>
+          <w:szCs w:val="21"/>
+        </w:rPr>
+        <w:t>codeArea</w:t>
+      </w:r>
+      <w:r>
+        <w:rPr>
+          <w:rFonts w:ascii="Consolas" w:hAnsi="Consolas"/>
+          <w:b w:val="false"/>
+          <w:i w:val="false"/>
+          <w:color w:val="auto"/>
+          <w:sz w:val="21"/>
+          <w:szCs w:val="21"/>
+        </w:rPr>
+        <w:t>.setFont(</w:t>
+      </w:r>
+      <w:r>
+        <w:rPr>
+          <w:rFonts w:ascii="Consolas" w:hAnsi="Consolas"/>
+          <w:b w:val="false"/>
+          <w:i w:val="false"/>
+          <w:color w:val="auto"/>
+          <w:sz w:val="21"/>
+          <w:szCs w:val="21"/>
+        </w:rPr>
+        <w:t xml:space="preserve">new </w:t>
+      </w:r>
+      <w:r>
+        <w:rPr>
+          <w:rFonts w:ascii="Consolas" w:hAnsi="Consolas"/>
+          <w:b w:val="false"/>
+          <w:i w:val="false"/>
+          <w:color w:val="auto"/>
+          <w:sz w:val="21"/>
+          <w:szCs w:val="21"/>
+        </w:rPr>
+        <w:t>Font(</w:t>
+      </w:r>
+      <w:r>
+        <w:rPr>
+          <w:rFonts w:ascii="Consolas" w:hAnsi="Consolas"/>
+          <w:b w:val="false"/>
+          <w:i w:val="false"/>
+          <w:color w:val="auto"/>
+          <w:sz w:val="21"/>
+          <w:szCs w:val="21"/>
+        </w:rPr>
+        <w:t>"Consolas"</w:t>
+      </w:r>
+      <w:r>
+        <w:rPr>
+          <w:rFonts w:ascii="Consolas" w:hAnsi="Consolas"/>
+          <w:b w:val="false"/>
+          <w:i w:val="false"/>
+          <w:color w:val="auto"/>
+          <w:sz w:val="21"/>
+          <w:szCs w:val="21"/>
+        </w:rPr>
+        <w:t xml:space="preserve">, </w:t>
+      </w:r>
+      <w:r>
+        <w:rPr>
+          <w:rFonts w:ascii="Consolas" w:hAnsi="Consolas"/>
+          <w:b w:val="false"/>
+          <w:i w:val="false"/>
+          <w:color w:val="auto"/>
+          <w:sz w:val="21"/>
+          <w:szCs w:val="21"/>
+        </w:rPr>
+        <w:t>Font</w:t>
+      </w:r>
+      <w:r>
+        <w:rPr>
+          <w:rFonts w:ascii="Consolas" w:hAnsi="Consolas"/>
+          <w:b w:val="false"/>
+          <w:i w:val="false"/>
+          <w:color w:val="auto"/>
+          <w:sz w:val="21"/>
+          <w:szCs w:val="21"/>
+        </w:rPr>
+        <w:t>.</w:t>
+      </w:r>
+      <w:r>
+        <w:rPr>
+          <w:rFonts w:ascii="Consolas" w:hAnsi="Consolas"/>
+          <w:b w:val="false"/>
+          <w:i/>
+          <w:color w:val="auto"/>
+          <w:sz w:val="21"/>
+          <w:szCs w:val="21"/>
+        </w:rPr>
+        <w:t>PLAIN</w:t>
+      </w:r>
+      <w:r>
+        <w:rPr>
+          <w:rFonts w:ascii="Consolas" w:hAnsi="Consolas"/>
+          <w:b w:val="false"/>
+          <w:i w:val="false"/>
+          <w:color w:val="auto"/>
+          <w:sz w:val="21"/>
+          <w:szCs w:val="21"/>
+        </w:rPr>
+        <w:t xml:space="preserve">, </w:t>
+      </w:r>
+      <w:r>
+        <w:rPr>
+          <w:rFonts w:ascii="Consolas" w:hAnsi="Consolas"/>
+          <w:b w:val="false"/>
+          <w:i w:val="false"/>
+          <w:color w:val="auto"/>
+          <w:sz w:val="21"/>
+          <w:szCs w:val="21"/>
+        </w:rPr>
+        <w:t>14</w:t>
+      </w:r>
+      <w:r>
+        <w:rPr>
+          <w:rFonts w:ascii="Consolas" w:hAnsi="Consolas"/>
+          <w:b w:val="false"/>
+          <w:i w:val="false"/>
+          <w:color w:val="auto"/>
+          <w:sz w:val="21"/>
+          <w:szCs w:val="21"/>
+        </w:rPr>
+        <w:t>));</w:t>
+        <w:br/>
+        <w:t xml:space="preserve">        </w:t>
+      </w:r>
+      <w:r>
+        <w:rPr>
+          <w:rFonts w:ascii="Consolas" w:hAnsi="Consolas"/>
+          <w:b w:val="false"/>
+          <w:i w:val="false"/>
+          <w:color w:val="auto"/>
+          <w:sz w:val="21"/>
+          <w:szCs w:val="21"/>
+        </w:rPr>
+        <w:t xml:space="preserve">JScrollPane codeScroll </w:t>
+      </w:r>
+      <w:r>
+        <w:rPr>
+          <w:rFonts w:ascii="Consolas" w:hAnsi="Consolas"/>
+          <w:b w:val="false"/>
+          <w:i w:val="false"/>
+          <w:color w:val="auto"/>
+          <w:sz w:val="21"/>
+          <w:szCs w:val="21"/>
+        </w:rPr>
+        <w:t xml:space="preserve">= </w:t>
+      </w:r>
+      <w:r>
+        <w:rPr>
+          <w:rFonts w:ascii="Consolas" w:hAnsi="Consolas"/>
+          <w:b w:val="false"/>
+          <w:i w:val="false"/>
+          <w:color w:val="auto"/>
+          <w:sz w:val="21"/>
+          <w:szCs w:val="21"/>
+        </w:rPr>
+        <w:t xml:space="preserve">new </w:t>
+      </w:r>
+      <w:r>
+        <w:rPr>
+          <w:rFonts w:ascii="Consolas" w:hAnsi="Consolas"/>
+          <w:b w:val="false"/>
+          <w:i w:val="false"/>
+          <w:color w:val="auto"/>
+          <w:sz w:val="21"/>
+          <w:szCs w:val="21"/>
+        </w:rPr>
+        <w:t>JScrollPane(</w:t>
+      </w:r>
+      <w:r>
+        <w:rPr>
+          <w:rFonts w:ascii="Consolas" w:hAnsi="Consolas"/>
+          <w:b w:val="false"/>
+          <w:i w:val="false"/>
+          <w:color w:val="auto"/>
+          <w:sz w:val="21"/>
+          <w:szCs w:val="21"/>
+        </w:rPr>
+        <w:t>codeArea</w:t>
+      </w:r>
+      <w:r>
+        <w:rPr>
+          <w:rFonts w:ascii="Consolas" w:hAnsi="Consolas"/>
+          <w:b w:val="false"/>
+          <w:i w:val="false"/>
+          <w:color w:val="auto"/>
+          <w:sz w:val="21"/>
+          <w:szCs w:val="21"/>
+        </w:rPr>
+        <w:t>);</w:t>
+        <w:br/>
+        <w:t xml:space="preserve">        </w:t>
+      </w:r>
+      <w:r>
+        <w:rPr>
+          <w:rFonts w:ascii="Consolas" w:hAnsi="Consolas"/>
+          <w:b w:val="false"/>
+          <w:i w:val="false"/>
+          <w:color w:val="auto"/>
+          <w:sz w:val="21"/>
+          <w:szCs w:val="21"/>
+        </w:rPr>
+        <w:t>codeScroll</w:t>
+      </w:r>
+      <w:r>
+        <w:rPr>
+          <w:rFonts w:ascii="Consolas" w:hAnsi="Consolas"/>
+          <w:b w:val="false"/>
+          <w:i w:val="false"/>
+          <w:color w:val="auto"/>
+          <w:sz w:val="21"/>
+          <w:szCs w:val="21"/>
+        </w:rPr>
+        <w:t>.setBorder(</w:t>
+      </w:r>
+      <w:r>
+        <w:rPr>
+          <w:rFonts w:ascii="Consolas" w:hAnsi="Consolas"/>
+          <w:b w:val="false"/>
+          <w:i w:val="false"/>
+          <w:color w:val="auto"/>
+          <w:sz w:val="21"/>
+          <w:szCs w:val="21"/>
+        </w:rPr>
+        <w:t>BorderFactory</w:t>
+      </w:r>
+      <w:r>
+        <w:rPr>
+          <w:rFonts w:ascii="Consolas" w:hAnsi="Consolas"/>
+          <w:b w:val="false"/>
+          <w:i w:val="false"/>
+          <w:color w:val="auto"/>
+          <w:sz w:val="21"/>
+          <w:szCs w:val="21"/>
+        </w:rPr>
+        <w:t>.</w:t>
+      </w:r>
+      <w:r>
+        <w:rPr>
+          <w:rFonts w:ascii="Consolas" w:hAnsi="Consolas"/>
+          <w:b w:val="false"/>
+          <w:i/>
+          <w:color w:val="auto"/>
+          <w:sz w:val="21"/>
+          <w:szCs w:val="21"/>
+        </w:rPr>
+        <w:t>createTitledBorder</w:t>
+      </w:r>
+      <w:r>
+        <w:rPr>
+          <w:rFonts w:ascii="Consolas" w:hAnsi="Consolas"/>
+          <w:b w:val="false"/>
+          <w:i w:val="false"/>
+          <w:color w:val="auto"/>
+          <w:sz w:val="21"/>
+          <w:szCs w:val="21"/>
+        </w:rPr>
+        <w:t>(</w:t>
+      </w:r>
+      <w:r>
+        <w:rPr>
+          <w:rFonts w:ascii="Consolas" w:hAnsi="Consolas"/>
+          <w:b w:val="false"/>
+          <w:i w:val="false"/>
+          <w:color w:val="auto"/>
+          <w:sz w:val="21"/>
+          <w:szCs w:val="21"/>
+        </w:rPr>
+        <w:t>"Rust Source Code"</w:t>
+      </w:r>
+      <w:r>
+        <w:rPr>
+          <w:rFonts w:ascii="Consolas" w:hAnsi="Consolas"/>
+          <w:b w:val="false"/>
+          <w:i w:val="false"/>
+          <w:color w:val="auto"/>
+          <w:sz w:val="21"/>
+          <w:szCs w:val="21"/>
+        </w:rPr>
+        <w:t>));</w:t>
+        <w:br/>
+        <w:br/>
+        <w:t xml:space="preserve">        </w:t>
+      </w:r>
+      <w:r>
+        <w:rPr>
+          <w:rFonts w:ascii="Consolas" w:hAnsi="Consolas"/>
+          <w:b w:val="false"/>
+          <w:i w:val="false"/>
+          <w:color w:val="auto"/>
+          <w:sz w:val="21"/>
+          <w:szCs w:val="21"/>
+        </w:rPr>
+        <w:t xml:space="preserve">astTree </w:t>
+      </w:r>
+      <w:r>
+        <w:rPr>
+          <w:rFonts w:ascii="Consolas" w:hAnsi="Consolas"/>
+          <w:b w:val="false"/>
+          <w:i w:val="false"/>
+          <w:color w:val="auto"/>
+          <w:sz w:val="21"/>
+          <w:szCs w:val="21"/>
+        </w:rPr>
+        <w:t xml:space="preserve">= </w:t>
+      </w:r>
+      <w:r>
+        <w:rPr>
+          <w:rFonts w:ascii="Consolas" w:hAnsi="Consolas"/>
+          <w:b w:val="false"/>
+          <w:i w:val="false"/>
+          <w:color w:val="auto"/>
+          <w:sz w:val="21"/>
+          <w:szCs w:val="21"/>
+        </w:rPr>
+        <w:t xml:space="preserve">new </w:t>
+      </w:r>
+      <w:r>
+        <w:rPr>
+          <w:rFonts w:ascii="Consolas" w:hAnsi="Consolas"/>
+          <w:b w:val="false"/>
+          <w:i w:val="false"/>
+          <w:color w:val="auto"/>
+          <w:sz w:val="21"/>
+          <w:szCs w:val="21"/>
+        </w:rPr>
+        <w:t>JTree(</w:t>
+      </w:r>
+      <w:r>
+        <w:rPr>
+          <w:rFonts w:ascii="Consolas" w:hAnsi="Consolas"/>
+          <w:b w:val="false"/>
+          <w:i w:val="false"/>
+          <w:color w:val="auto"/>
+          <w:sz w:val="21"/>
+          <w:szCs w:val="21"/>
+        </w:rPr>
+        <w:t xml:space="preserve">new </w:t>
+      </w:r>
+      <w:r>
+        <w:rPr>
+          <w:rFonts w:ascii="Consolas" w:hAnsi="Consolas"/>
+          <w:b w:val="false"/>
+          <w:i w:val="false"/>
+          <w:color w:val="auto"/>
+          <w:sz w:val="21"/>
+          <w:szCs w:val="21"/>
+        </w:rPr>
+        <w:t>DefaultMutableTreeNode(</w:t>
+      </w:r>
+      <w:r>
+        <w:rPr>
+          <w:rFonts w:ascii="Consolas" w:hAnsi="Consolas"/>
+          <w:b w:val="false"/>
+          <w:i w:val="false"/>
+          <w:color w:val="auto"/>
+          <w:sz w:val="21"/>
+          <w:szCs w:val="21"/>
+        </w:rPr>
+        <w:t>"AST Root"</w:t>
+      </w:r>
+      <w:r>
+        <w:rPr>
+          <w:rFonts w:ascii="Consolas" w:hAnsi="Consolas"/>
+          <w:b w:val="false"/>
+          <w:i w:val="false"/>
+          <w:color w:val="auto"/>
+          <w:sz w:val="21"/>
+          <w:szCs w:val="21"/>
+        </w:rPr>
+        <w:t>));</w:t>
+        <w:br/>
+        <w:t xml:space="preserve">        </w:t>
+      </w:r>
+      <w:r>
+        <w:rPr>
+          <w:rFonts w:ascii="Consolas" w:hAnsi="Consolas"/>
+          <w:b w:val="false"/>
+          <w:i w:val="false"/>
+          <w:color w:val="auto"/>
+          <w:sz w:val="21"/>
+          <w:szCs w:val="21"/>
+        </w:rPr>
+        <w:t xml:space="preserve">JScrollPane treeScroll </w:t>
+      </w:r>
+      <w:r>
+        <w:rPr>
+          <w:rFonts w:ascii="Consolas" w:hAnsi="Consolas"/>
+          <w:b w:val="false"/>
+          <w:i w:val="false"/>
+          <w:color w:val="auto"/>
+          <w:sz w:val="21"/>
+          <w:szCs w:val="21"/>
+        </w:rPr>
+        <w:t xml:space="preserve">= </w:t>
+      </w:r>
+      <w:r>
+        <w:rPr>
+          <w:rFonts w:ascii="Consolas" w:hAnsi="Consolas"/>
+          <w:b w:val="false"/>
+          <w:i w:val="false"/>
+          <w:color w:val="auto"/>
+          <w:sz w:val="21"/>
+          <w:szCs w:val="21"/>
+        </w:rPr>
+        <w:t xml:space="preserve">new </w:t>
+      </w:r>
+      <w:r>
+        <w:rPr>
+          <w:rFonts w:ascii="Consolas" w:hAnsi="Consolas"/>
+          <w:b w:val="false"/>
+          <w:i w:val="false"/>
+          <w:color w:val="auto"/>
+          <w:sz w:val="21"/>
+          <w:szCs w:val="21"/>
+        </w:rPr>
+        <w:t>JScrollPane(</w:t>
+      </w:r>
+      <w:r>
+        <w:rPr>
+          <w:rFonts w:ascii="Consolas" w:hAnsi="Consolas"/>
+          <w:b w:val="false"/>
+          <w:i w:val="false"/>
+          <w:color w:val="auto"/>
+          <w:sz w:val="21"/>
+          <w:szCs w:val="21"/>
+        </w:rPr>
+        <w:t>astTree</w:t>
+      </w:r>
+      <w:r>
+        <w:rPr>
+          <w:rFonts w:ascii="Consolas" w:hAnsi="Consolas"/>
+          <w:b w:val="false"/>
+          <w:i w:val="false"/>
+          <w:color w:val="auto"/>
+          <w:sz w:val="21"/>
+          <w:szCs w:val="21"/>
+        </w:rPr>
+        <w:t>);</w:t>
+        <w:br/>
+        <w:t xml:space="preserve">        </w:t>
+      </w:r>
+      <w:r>
+        <w:rPr>
+          <w:rFonts w:ascii="Consolas" w:hAnsi="Consolas"/>
+          <w:b w:val="false"/>
+          <w:i w:val="false"/>
+          <w:color w:val="auto"/>
+          <w:sz w:val="21"/>
+          <w:szCs w:val="21"/>
+        </w:rPr>
+        <w:t>treeScroll</w:t>
+      </w:r>
+      <w:r>
+        <w:rPr>
+          <w:rFonts w:ascii="Consolas" w:hAnsi="Consolas"/>
+          <w:b w:val="false"/>
+          <w:i w:val="false"/>
+          <w:color w:val="auto"/>
+          <w:sz w:val="21"/>
+          <w:szCs w:val="21"/>
+        </w:rPr>
+        <w:t>.setBorder(</w:t>
+      </w:r>
+      <w:r>
+        <w:rPr>
+          <w:rFonts w:ascii="Consolas" w:hAnsi="Consolas"/>
+          <w:b w:val="false"/>
+          <w:i w:val="false"/>
+          <w:color w:val="auto"/>
+          <w:sz w:val="21"/>
+          <w:szCs w:val="21"/>
+        </w:rPr>
+        <w:t>BorderFactory</w:t>
+      </w:r>
+      <w:r>
+        <w:rPr>
+          <w:rFonts w:ascii="Consolas" w:hAnsi="Consolas"/>
+          <w:b w:val="false"/>
+          <w:i w:val="false"/>
+          <w:color w:val="auto"/>
+          <w:sz w:val="21"/>
+          <w:szCs w:val="21"/>
+        </w:rPr>
+        <w:t>.</w:t>
+      </w:r>
+      <w:r>
+        <w:rPr>
+          <w:rFonts w:ascii="Consolas" w:hAnsi="Consolas"/>
+          <w:b w:val="false"/>
+          <w:i/>
+          <w:color w:val="auto"/>
+          <w:sz w:val="21"/>
+          <w:szCs w:val="21"/>
+        </w:rPr>
+        <w:t>createTitledBorder</w:t>
+      </w:r>
+      <w:r>
+        <w:rPr>
+          <w:rFonts w:ascii="Consolas" w:hAnsi="Consolas"/>
+          <w:b w:val="false"/>
+          <w:i w:val="false"/>
+          <w:color w:val="auto"/>
+          <w:sz w:val="21"/>
+          <w:szCs w:val="21"/>
+        </w:rPr>
+        <w:t>(</w:t>
+      </w:r>
+      <w:r>
+        <w:rPr>
+          <w:rFonts w:ascii="Consolas" w:hAnsi="Consolas"/>
+          <w:b w:val="false"/>
+          <w:i w:val="false"/>
+          <w:color w:val="auto"/>
+          <w:sz w:val="21"/>
+          <w:szCs w:val="21"/>
+        </w:rPr>
+        <w:t>"Abstract Syntax Tree"</w:t>
+      </w:r>
+      <w:r>
+        <w:rPr>
+          <w:rFonts w:ascii="Consolas" w:hAnsi="Consolas"/>
+          <w:b w:val="false"/>
+          <w:i w:val="false"/>
+          <w:color w:val="auto"/>
+          <w:sz w:val="21"/>
+          <w:szCs w:val="21"/>
+        </w:rPr>
+        <w:t>));</w:t>
+        <w:br/>
+        <w:br/>
+        <w:t xml:space="preserve">        </w:t>
+      </w:r>
+      <w:r>
+        <w:rPr>
+          <w:rFonts w:ascii="Consolas" w:hAnsi="Consolas"/>
+          <w:b w:val="false"/>
+          <w:i w:val="false"/>
+          <w:color w:val="auto"/>
+          <w:sz w:val="21"/>
+          <w:szCs w:val="21"/>
+        </w:rPr>
+        <w:t xml:space="preserve">errorConsole </w:t>
+      </w:r>
+      <w:r>
+        <w:rPr>
+          <w:rFonts w:ascii="Consolas" w:hAnsi="Consolas"/>
+          <w:b w:val="false"/>
+          <w:i w:val="false"/>
+          <w:color w:val="auto"/>
+          <w:sz w:val="21"/>
+          <w:szCs w:val="21"/>
+        </w:rPr>
+        <w:t xml:space="preserve">= </w:t>
+      </w:r>
+      <w:r>
+        <w:rPr>
+          <w:rFonts w:ascii="Consolas" w:hAnsi="Consolas"/>
+          <w:b w:val="false"/>
+          <w:i w:val="false"/>
+          <w:color w:val="auto"/>
+          <w:sz w:val="21"/>
+          <w:szCs w:val="21"/>
+        </w:rPr>
+        <w:t xml:space="preserve">new </w:t>
+      </w:r>
+      <w:r>
+        <w:rPr>
+          <w:rFonts w:ascii="Consolas" w:hAnsi="Consolas"/>
+          <w:b w:val="false"/>
+          <w:i w:val="false"/>
+          <w:color w:val="auto"/>
+          <w:sz w:val="21"/>
+          <w:szCs w:val="21"/>
+        </w:rPr>
+        <w:t>JTextArea(</w:t>
+      </w:r>
+      <w:r>
+        <w:rPr>
+          <w:rFonts w:ascii="Consolas" w:hAnsi="Consolas"/>
+          <w:b w:val="false"/>
+          <w:i w:val="false"/>
+          <w:color w:val="auto"/>
+          <w:sz w:val="21"/>
+          <w:szCs w:val="21"/>
+        </w:rPr>
+        <w:t>8</w:t>
+      </w:r>
+      <w:r>
+        <w:rPr>
+          <w:rFonts w:ascii="Consolas" w:hAnsi="Consolas"/>
+          <w:b w:val="false"/>
+          <w:i w:val="false"/>
+          <w:color w:val="auto"/>
+          <w:sz w:val="21"/>
+          <w:szCs w:val="21"/>
+        </w:rPr>
+        <w:t xml:space="preserve">, </w:t>
+      </w:r>
+      <w:r>
+        <w:rPr>
+          <w:rFonts w:ascii="Consolas" w:hAnsi="Consolas"/>
+          <w:b w:val="false"/>
+          <w:i w:val="false"/>
+          <w:color w:val="auto"/>
+          <w:sz w:val="21"/>
+          <w:szCs w:val="21"/>
+        </w:rPr>
+        <w:t>0</w:t>
+      </w:r>
+      <w:r>
+        <w:rPr>
+          <w:rFonts w:ascii="Consolas" w:hAnsi="Consolas"/>
+          <w:b w:val="false"/>
+          <w:i w:val="false"/>
+          <w:color w:val="auto"/>
+          <w:sz w:val="21"/>
+          <w:szCs w:val="21"/>
+        </w:rPr>
+        <w:t>);</w:t>
+        <w:br/>
+        <w:t xml:space="preserve">        </w:t>
+      </w:r>
+      <w:r>
+        <w:rPr>
+          <w:rFonts w:ascii="Consolas" w:hAnsi="Consolas"/>
+          <w:b w:val="false"/>
+          <w:i w:val="false"/>
+          <w:color w:val="auto"/>
+          <w:sz w:val="21"/>
+          <w:szCs w:val="21"/>
+        </w:rPr>
+        <w:t>errorConsole</w:t>
+      </w:r>
+      <w:r>
+        <w:rPr>
+          <w:rFonts w:ascii="Consolas" w:hAnsi="Consolas"/>
+          <w:b w:val="false"/>
+          <w:i w:val="false"/>
+          <w:color w:val="auto"/>
+          <w:sz w:val="21"/>
+          <w:szCs w:val="21"/>
+        </w:rPr>
+        <w:t>.setEditable(</w:t>
+      </w:r>
+      <w:r>
+        <w:rPr>
+          <w:rFonts w:ascii="Consolas" w:hAnsi="Consolas"/>
+          <w:b w:val="false"/>
+          <w:i w:val="false"/>
+          <w:color w:val="auto"/>
+          <w:sz w:val="21"/>
+          <w:szCs w:val="21"/>
+        </w:rPr>
+        <w:t>false</w:t>
+      </w:r>
+      <w:r>
+        <w:rPr>
+          <w:rFonts w:ascii="Consolas" w:hAnsi="Consolas"/>
+          <w:b w:val="false"/>
+          <w:i w:val="false"/>
+          <w:color w:val="auto"/>
+          <w:sz w:val="21"/>
+          <w:szCs w:val="21"/>
+        </w:rPr>
+        <w:t>);</w:t>
+        <w:br/>
+        <w:t xml:space="preserve">        </w:t>
+      </w:r>
+      <w:r>
+        <w:rPr>
+          <w:rFonts w:ascii="Consolas" w:hAnsi="Consolas"/>
+          <w:b w:val="false"/>
+          <w:i w:val="false"/>
+          <w:color w:val="auto"/>
+          <w:sz w:val="21"/>
+          <w:szCs w:val="21"/>
+        </w:rPr>
+        <w:t>errorConsole</w:t>
+      </w:r>
+      <w:r>
+        <w:rPr>
+          <w:rFonts w:ascii="Consolas" w:hAnsi="Consolas"/>
+          <w:b w:val="false"/>
+          <w:i w:val="false"/>
+          <w:color w:val="auto"/>
+          <w:sz w:val="21"/>
+          <w:szCs w:val="21"/>
+        </w:rPr>
+        <w:t>.setForeground(</w:t>
+      </w:r>
+      <w:r>
+        <w:rPr>
+          <w:rFonts w:ascii="Consolas" w:hAnsi="Consolas"/>
+          <w:b w:val="false"/>
+          <w:i w:val="false"/>
+          <w:color w:val="auto"/>
+          <w:sz w:val="21"/>
+          <w:szCs w:val="21"/>
+        </w:rPr>
+        <w:t>Color</w:t>
+      </w:r>
+      <w:r>
+        <w:rPr>
+          <w:rFonts w:ascii="Consolas" w:hAnsi="Consolas"/>
+          <w:b w:val="false"/>
+          <w:i w:val="false"/>
+          <w:color w:val="auto"/>
+          <w:sz w:val="21"/>
+          <w:szCs w:val="21"/>
+        </w:rPr>
+        <w:t>.</w:t>
+      </w:r>
+      <w:r>
+        <w:rPr>
+          <w:rFonts w:ascii="Consolas" w:hAnsi="Consolas"/>
+          <w:b w:val="false"/>
+          <w:i/>
+          <w:color w:val="auto"/>
+          <w:sz w:val="21"/>
+          <w:szCs w:val="21"/>
+        </w:rPr>
+        <w:t>RED</w:t>
+      </w:r>
+      <w:r>
+        <w:rPr>
+          <w:rFonts w:ascii="Consolas" w:hAnsi="Consolas"/>
+          <w:b w:val="false"/>
+          <w:i w:val="false"/>
+          <w:color w:val="auto"/>
+          <w:sz w:val="21"/>
+          <w:szCs w:val="21"/>
+        </w:rPr>
+        <w:t>);</w:t>
+        <w:br/>
+        <w:t xml:space="preserve">        </w:t>
+      </w:r>
+      <w:r>
+        <w:rPr>
+          <w:rFonts w:ascii="Consolas" w:hAnsi="Consolas"/>
+          <w:b w:val="false"/>
+          <w:i w:val="false"/>
+          <w:color w:val="auto"/>
+          <w:sz w:val="21"/>
+          <w:szCs w:val="21"/>
+        </w:rPr>
+        <w:t xml:space="preserve">JScrollPane errorScroll </w:t>
+      </w:r>
+      <w:r>
+        <w:rPr>
+          <w:rFonts w:ascii="Consolas" w:hAnsi="Consolas"/>
+          <w:b w:val="false"/>
+          <w:i w:val="false"/>
+          <w:color w:val="auto"/>
+          <w:sz w:val="21"/>
+          <w:szCs w:val="21"/>
+        </w:rPr>
+        <w:t xml:space="preserve">= </w:t>
+      </w:r>
+      <w:r>
+        <w:rPr>
+          <w:rFonts w:ascii="Consolas" w:hAnsi="Consolas"/>
+          <w:b w:val="false"/>
+          <w:i w:val="false"/>
+          <w:color w:val="auto"/>
+          <w:sz w:val="21"/>
+          <w:szCs w:val="21"/>
+        </w:rPr>
+        <w:t xml:space="preserve">new </w:t>
+      </w:r>
+      <w:r>
+        <w:rPr>
+          <w:rFonts w:ascii="Consolas" w:hAnsi="Consolas"/>
+          <w:b w:val="false"/>
+          <w:i w:val="false"/>
+          <w:color w:val="auto"/>
+          <w:sz w:val="21"/>
+          <w:szCs w:val="21"/>
+        </w:rPr>
+        <w:t>JScrollPane(</w:t>
+      </w:r>
+      <w:r>
+        <w:rPr>
+          <w:rFonts w:ascii="Consolas" w:hAnsi="Consolas"/>
+          <w:b w:val="false"/>
+          <w:i w:val="false"/>
+          <w:color w:val="auto"/>
+          <w:sz w:val="21"/>
+          <w:szCs w:val="21"/>
+        </w:rPr>
+        <w:t>errorConsole</w:t>
+      </w:r>
+      <w:r>
+        <w:rPr>
+          <w:rFonts w:ascii="Consolas" w:hAnsi="Consolas"/>
+          <w:b w:val="false"/>
+          <w:i w:val="false"/>
+          <w:color w:val="auto"/>
+          <w:sz w:val="21"/>
+          <w:szCs w:val="21"/>
+        </w:rPr>
+        <w:t>);</w:t>
+        <w:br/>
+        <w:t xml:space="preserve">        </w:t>
+      </w:r>
+      <w:r>
+        <w:rPr>
+          <w:rFonts w:ascii="Consolas" w:hAnsi="Consolas"/>
+          <w:b w:val="false"/>
+          <w:i w:val="false"/>
+          <w:color w:val="auto"/>
+          <w:sz w:val="21"/>
+          <w:szCs w:val="21"/>
+        </w:rPr>
+        <w:t>errorScroll</w:t>
+      </w:r>
+      <w:r>
+        <w:rPr>
+          <w:rFonts w:ascii="Consolas" w:hAnsi="Consolas"/>
+          <w:b w:val="false"/>
+          <w:i w:val="false"/>
+          <w:color w:val="auto"/>
+          <w:sz w:val="21"/>
+          <w:szCs w:val="21"/>
+        </w:rPr>
+        <w:t>.setBorder(</w:t>
+      </w:r>
+      <w:r>
+        <w:rPr>
+          <w:rFonts w:ascii="Consolas" w:hAnsi="Consolas"/>
+          <w:b w:val="false"/>
+          <w:i w:val="false"/>
+          <w:color w:val="auto"/>
+          <w:sz w:val="21"/>
+          <w:szCs w:val="21"/>
+        </w:rPr>
+        <w:t>BorderFactory</w:t>
+      </w:r>
+      <w:r>
+        <w:rPr>
+          <w:rFonts w:ascii="Consolas" w:hAnsi="Consolas"/>
+          <w:b w:val="false"/>
+          <w:i w:val="false"/>
+          <w:color w:val="auto"/>
+          <w:sz w:val="21"/>
+          <w:szCs w:val="21"/>
+        </w:rPr>
+        <w:t>.</w:t>
+      </w:r>
+      <w:r>
+        <w:rPr>
+          <w:rFonts w:ascii="Consolas" w:hAnsi="Consolas"/>
+          <w:b w:val="false"/>
+          <w:i/>
+          <w:color w:val="auto"/>
+          <w:sz w:val="21"/>
+          <w:szCs w:val="21"/>
+        </w:rPr>
+        <w:t>createTitledBorder</w:t>
+      </w:r>
+      <w:r>
+        <w:rPr>
+          <w:rFonts w:ascii="Consolas" w:hAnsi="Consolas"/>
+          <w:b w:val="false"/>
+          <w:i w:val="false"/>
+          <w:color w:val="auto"/>
+          <w:sz w:val="21"/>
+          <w:szCs w:val="21"/>
+        </w:rPr>
+        <w:t>(</w:t>
+      </w:r>
+      <w:r>
+        <w:rPr>
+          <w:rFonts w:ascii="Consolas" w:hAnsi="Consolas"/>
+          <w:b w:val="false"/>
+          <w:i w:val="false"/>
+          <w:color w:val="auto"/>
+          <w:sz w:val="21"/>
+          <w:szCs w:val="21"/>
+        </w:rPr>
+        <w:t>"Error Console"</w:t>
+      </w:r>
+      <w:r>
+        <w:rPr>
+          <w:rFonts w:ascii="Consolas" w:hAnsi="Consolas"/>
+          <w:b w:val="false"/>
+          <w:i w:val="false"/>
+          <w:color w:val="auto"/>
+          <w:sz w:val="21"/>
+          <w:szCs w:val="21"/>
+        </w:rPr>
+        <w:t>));</w:t>
+        <w:br/>
+        <w:br/>
+        <w:t xml:space="preserve">        </w:t>
+      </w:r>
+      <w:r>
+        <w:rPr>
+          <w:rFonts w:ascii="Consolas" w:hAnsi="Consolas"/>
+          <w:b w:val="false"/>
+          <w:i w:val="false"/>
+          <w:color w:val="auto"/>
+          <w:sz w:val="21"/>
+          <w:szCs w:val="21"/>
+        </w:rPr>
+        <w:t xml:space="preserve">JSplitPane mainSplit </w:t>
+      </w:r>
+      <w:r>
+        <w:rPr>
+          <w:rFonts w:ascii="Consolas" w:hAnsi="Consolas"/>
+          <w:b w:val="false"/>
+          <w:i w:val="false"/>
+          <w:color w:val="auto"/>
+          <w:sz w:val="21"/>
+          <w:szCs w:val="21"/>
+        </w:rPr>
+        <w:t xml:space="preserve">= </w:t>
+      </w:r>
+      <w:r>
+        <w:rPr>
+          <w:rFonts w:ascii="Consolas" w:hAnsi="Consolas"/>
+          <w:b w:val="false"/>
+          <w:i w:val="false"/>
+          <w:color w:val="auto"/>
+          <w:sz w:val="21"/>
+          <w:szCs w:val="21"/>
+        </w:rPr>
+        <w:t xml:space="preserve">new </w:t>
+      </w:r>
+      <w:r>
+        <w:rPr>
+          <w:rFonts w:ascii="Consolas" w:hAnsi="Consolas"/>
+          <w:b w:val="false"/>
+          <w:i w:val="false"/>
+          <w:color w:val="auto"/>
+          <w:sz w:val="21"/>
+          <w:szCs w:val="21"/>
+        </w:rPr>
+        <w:t>JSplitPane(</w:t>
+      </w:r>
+      <w:r>
+        <w:rPr>
+          <w:rFonts w:ascii="Consolas" w:hAnsi="Consolas"/>
+          <w:b w:val="false"/>
+          <w:i w:val="false"/>
+          <w:color w:val="auto"/>
+          <w:sz w:val="21"/>
+          <w:szCs w:val="21"/>
+        </w:rPr>
+        <w:t>JSplitPane</w:t>
+      </w:r>
+      <w:r>
+        <w:rPr>
+          <w:rFonts w:ascii="Consolas" w:hAnsi="Consolas"/>
+          <w:b w:val="false"/>
+          <w:i w:val="false"/>
+          <w:color w:val="auto"/>
+          <w:sz w:val="21"/>
+          <w:szCs w:val="21"/>
+        </w:rPr>
+        <w:t>.</w:t>
+      </w:r>
+      <w:r>
+        <w:rPr>
+          <w:rFonts w:ascii="Consolas" w:hAnsi="Consolas"/>
+          <w:b w:val="false"/>
+          <w:i/>
+          <w:color w:val="auto"/>
+          <w:sz w:val="21"/>
+          <w:szCs w:val="21"/>
+        </w:rPr>
+        <w:t>HORIZONTAL_SPLIT</w:t>
+      </w:r>
+      <w:r>
+        <w:rPr>
+          <w:rFonts w:ascii="Consolas" w:hAnsi="Consolas"/>
+          <w:b w:val="false"/>
+          <w:i w:val="false"/>
+          <w:color w:val="auto"/>
+          <w:sz w:val="21"/>
+          <w:szCs w:val="21"/>
+        </w:rPr>
+        <w:t xml:space="preserve">, </w:t>
+      </w:r>
+      <w:r>
+        <w:rPr>
+          <w:rFonts w:ascii="Consolas" w:hAnsi="Consolas"/>
+          <w:b w:val="false"/>
+          <w:i w:val="false"/>
+          <w:color w:val="auto"/>
+          <w:sz w:val="21"/>
+          <w:szCs w:val="21"/>
+        </w:rPr>
+        <w:t>codeScroll</w:t>
+      </w:r>
+      <w:r>
+        <w:rPr>
+          <w:rFonts w:ascii="Consolas" w:hAnsi="Consolas"/>
+          <w:b w:val="false"/>
+          <w:i w:val="false"/>
+          <w:color w:val="auto"/>
+          <w:sz w:val="21"/>
+          <w:szCs w:val="21"/>
+        </w:rPr>
+        <w:t xml:space="preserve">, </w:t>
+      </w:r>
+      <w:r>
+        <w:rPr>
+          <w:rFonts w:ascii="Consolas" w:hAnsi="Consolas"/>
+          <w:b w:val="false"/>
+          <w:i w:val="false"/>
+          <w:color w:val="auto"/>
+          <w:sz w:val="21"/>
+          <w:szCs w:val="21"/>
+        </w:rPr>
+        <w:t>treeScroll</w:t>
+      </w:r>
+      <w:r>
+        <w:rPr>
+          <w:rFonts w:ascii="Consolas" w:hAnsi="Consolas"/>
+          <w:b w:val="false"/>
+          <w:i w:val="false"/>
+          <w:color w:val="auto"/>
+          <w:sz w:val="21"/>
+          <w:szCs w:val="21"/>
+        </w:rPr>
+        <w:t>);</w:t>
+        <w:br/>
+        <w:t xml:space="preserve">        </w:t>
+      </w:r>
+      <w:r>
+        <w:rPr>
+          <w:rFonts w:ascii="Consolas" w:hAnsi="Consolas"/>
+          <w:b w:val="false"/>
+          <w:i w:val="false"/>
+          <w:color w:val="auto"/>
+          <w:sz w:val="21"/>
+          <w:szCs w:val="21"/>
+        </w:rPr>
+        <w:t>mainSplit</w:t>
+      </w:r>
+      <w:r>
+        <w:rPr>
+          <w:rFonts w:ascii="Consolas" w:hAnsi="Consolas"/>
+          <w:b w:val="false"/>
+          <w:i w:val="false"/>
+          <w:color w:val="auto"/>
+          <w:sz w:val="21"/>
+          <w:szCs w:val="21"/>
+        </w:rPr>
+        <w:t>.setDividerLocation(</w:t>
+      </w:r>
+      <w:r>
+        <w:rPr>
+          <w:rFonts w:ascii="Consolas" w:hAnsi="Consolas"/>
+          <w:b w:val="false"/>
+          <w:i w:val="false"/>
+          <w:color w:val="auto"/>
+          <w:sz w:val="21"/>
+          <w:szCs w:val="21"/>
+        </w:rPr>
+        <w:t>500</w:t>
+      </w:r>
+      <w:r>
+        <w:rPr>
+          <w:rFonts w:ascii="Consolas" w:hAnsi="Consolas"/>
+          <w:b w:val="false"/>
+          <w:i w:val="false"/>
+          <w:color w:val="auto"/>
+          <w:sz w:val="21"/>
+          <w:szCs w:val="21"/>
+        </w:rPr>
+        <w:t>);</w:t>
+        <w:br/>
+        <w:t xml:space="preserve">        add(</w:t>
+      </w:r>
+      <w:r>
+        <w:rPr>
+          <w:rFonts w:ascii="Consolas" w:hAnsi="Consolas"/>
+          <w:b w:val="false"/>
+          <w:i w:val="false"/>
+          <w:color w:val="auto"/>
+          <w:sz w:val="21"/>
+          <w:szCs w:val="21"/>
+        </w:rPr>
+        <w:t>mainSplit</w:t>
+      </w:r>
+      <w:r>
+        <w:rPr>
+          <w:rFonts w:ascii="Consolas" w:hAnsi="Consolas"/>
+          <w:b w:val="false"/>
+          <w:i w:val="false"/>
+          <w:color w:val="auto"/>
+          <w:sz w:val="21"/>
+          <w:szCs w:val="21"/>
+        </w:rPr>
+        <w:t xml:space="preserve">, </w:t>
+      </w:r>
+      <w:r>
+        <w:rPr>
+          <w:rFonts w:ascii="Consolas" w:hAnsi="Consolas"/>
+          <w:b w:val="false"/>
+          <w:i w:val="false"/>
+          <w:color w:val="auto"/>
+          <w:sz w:val="21"/>
+          <w:szCs w:val="21"/>
+        </w:rPr>
+        <w:t>BorderLayout</w:t>
+      </w:r>
+      <w:r>
+        <w:rPr>
+          <w:rFonts w:ascii="Consolas" w:hAnsi="Consolas"/>
+          <w:b w:val="false"/>
+          <w:i w:val="false"/>
+          <w:color w:val="auto"/>
+          <w:sz w:val="21"/>
+          <w:szCs w:val="21"/>
+        </w:rPr>
+        <w:t>.</w:t>
+      </w:r>
+      <w:r>
+        <w:rPr>
+          <w:rFonts w:ascii="Consolas" w:hAnsi="Consolas"/>
+          <w:b w:val="false"/>
+          <w:i/>
+          <w:color w:val="auto"/>
+          <w:sz w:val="21"/>
+          <w:szCs w:val="21"/>
+        </w:rPr>
+        <w:t>CENTER</w:t>
+      </w:r>
+      <w:r>
+        <w:rPr>
+          <w:rFonts w:ascii="Consolas" w:hAnsi="Consolas"/>
+          <w:b w:val="false"/>
+          <w:i w:val="false"/>
+          <w:color w:val="auto"/>
+          <w:sz w:val="21"/>
+          <w:szCs w:val="21"/>
+        </w:rPr>
+        <w:t>);</w:t>
+        <w:br/>
+        <w:t xml:space="preserve">        add(</w:t>
+      </w:r>
+      <w:r>
+        <w:rPr>
+          <w:rFonts w:ascii="Consolas" w:hAnsi="Consolas"/>
+          <w:b w:val="false"/>
+          <w:i w:val="false"/>
+          <w:color w:val="auto"/>
+          <w:sz w:val="21"/>
+          <w:szCs w:val="21"/>
+        </w:rPr>
+        <w:t>errorScroll</w:t>
+      </w:r>
+      <w:r>
+        <w:rPr>
+          <w:rFonts w:ascii="Consolas" w:hAnsi="Consolas"/>
+          <w:b w:val="false"/>
+          <w:i w:val="false"/>
+          <w:color w:val="auto"/>
+          <w:sz w:val="21"/>
+          <w:szCs w:val="21"/>
+        </w:rPr>
+        <w:t xml:space="preserve">, </w:t>
+      </w:r>
+      <w:r>
+        <w:rPr>
+          <w:rFonts w:ascii="Consolas" w:hAnsi="Consolas"/>
+          <w:b w:val="false"/>
+          <w:i w:val="false"/>
+          <w:color w:val="auto"/>
+          <w:sz w:val="21"/>
+          <w:szCs w:val="21"/>
+        </w:rPr>
+        <w:t>BorderLayout</w:t>
+      </w:r>
+      <w:r>
+        <w:rPr>
+          <w:rFonts w:ascii="Consolas" w:hAnsi="Consolas"/>
+          <w:b w:val="false"/>
+          <w:i w:val="false"/>
+          <w:color w:val="auto"/>
+          <w:sz w:val="21"/>
+          <w:szCs w:val="21"/>
+        </w:rPr>
+        <w:t>.</w:t>
+      </w:r>
+      <w:r>
+        <w:rPr>
+          <w:rFonts w:ascii="Consolas" w:hAnsi="Consolas"/>
+          <w:b w:val="false"/>
+          <w:i/>
+          <w:color w:val="auto"/>
+          <w:sz w:val="21"/>
+          <w:szCs w:val="21"/>
+        </w:rPr>
+        <w:t>SOUTH</w:t>
+      </w:r>
+      <w:r>
+        <w:rPr>
+          <w:rFonts w:ascii="Consolas" w:hAnsi="Consolas"/>
+          <w:b w:val="false"/>
+          <w:i w:val="false"/>
+          <w:color w:val="auto"/>
+          <w:sz w:val="21"/>
+          <w:szCs w:val="21"/>
+        </w:rPr>
+        <w:t>);</w:t>
+        <w:br/>
+        <w:br/>
+        <w:t xml:space="preserve">        </w:t>
+      </w:r>
+      <w:r>
+        <w:rPr>
+          <w:rFonts w:ascii="Consolas" w:hAnsi="Consolas"/>
+          <w:b w:val="false"/>
+          <w:i w:val="false"/>
+          <w:color w:val="auto"/>
+          <w:sz w:val="21"/>
+          <w:szCs w:val="21"/>
+        </w:rPr>
+        <w:t xml:space="preserve">JButton runBtn </w:t>
+      </w:r>
+      <w:r>
+        <w:rPr>
+          <w:rFonts w:ascii="Consolas" w:hAnsi="Consolas"/>
+          <w:b w:val="false"/>
+          <w:i w:val="false"/>
+          <w:color w:val="auto"/>
+          <w:sz w:val="21"/>
+          <w:szCs w:val="21"/>
+        </w:rPr>
+        <w:t xml:space="preserve">= </w:t>
+      </w:r>
+      <w:r>
+        <w:rPr>
+          <w:rFonts w:ascii="Consolas" w:hAnsi="Consolas"/>
+          <w:b w:val="false"/>
+          <w:i w:val="false"/>
+          <w:color w:val="auto"/>
+          <w:sz w:val="21"/>
+          <w:szCs w:val="21"/>
+        </w:rPr>
+        <w:t xml:space="preserve">new </w:t>
+      </w:r>
+      <w:r>
+        <w:rPr>
+          <w:rFonts w:ascii="Consolas" w:hAnsi="Consolas"/>
+          <w:b w:val="false"/>
+          <w:i w:val="false"/>
+          <w:color w:val="auto"/>
+          <w:sz w:val="21"/>
+          <w:szCs w:val="21"/>
+        </w:rPr>
+        <w:t>JButton(</w:t>
+      </w:r>
+      <w:r>
+        <w:rPr>
+          <w:rFonts w:ascii="Consolas" w:hAnsi="Consolas"/>
+          <w:b w:val="false"/>
+          <w:i w:val="false"/>
+          <w:color w:val="auto"/>
+          <w:sz w:val="21"/>
+          <w:szCs w:val="21"/>
+        </w:rPr>
+        <w:t>"Analyze Code"</w:t>
+      </w:r>
+      <w:r>
+        <w:rPr>
+          <w:rFonts w:ascii="Consolas" w:hAnsi="Consolas"/>
+          <w:b w:val="false"/>
+          <w:i w:val="false"/>
+          <w:color w:val="auto"/>
+          <w:sz w:val="21"/>
+          <w:szCs w:val="21"/>
+        </w:rPr>
+        <w:t>);</w:t>
+        <w:br/>
+        <w:t xml:space="preserve">        </w:t>
+      </w:r>
+      <w:r>
+        <w:rPr>
+          <w:rFonts w:ascii="Consolas" w:hAnsi="Consolas"/>
+          <w:b w:val="false"/>
+          <w:i w:val="false"/>
+          <w:color w:val="auto"/>
+          <w:sz w:val="21"/>
+          <w:szCs w:val="21"/>
+        </w:rPr>
+        <w:t>runBtn</w:t>
+      </w:r>
+      <w:r>
+        <w:rPr>
+          <w:rFonts w:ascii="Consolas" w:hAnsi="Consolas"/>
+          <w:b w:val="false"/>
+          <w:i w:val="false"/>
+          <w:color w:val="auto"/>
+          <w:sz w:val="21"/>
+          <w:szCs w:val="21"/>
+        </w:rPr>
+        <w:t>.addActionListener(</w:t>
+      </w:r>
+      <w:r>
+        <w:rPr>
+          <w:rFonts w:ascii="Consolas" w:hAnsi="Consolas"/>
+          <w:b w:val="false"/>
+          <w:i w:val="false"/>
+          <w:color w:val="auto"/>
+          <w:sz w:val="21"/>
+          <w:szCs w:val="21"/>
+        </w:rPr>
+        <w:t xml:space="preserve">event </w:t>
+      </w:r>
+      <w:r>
+        <w:rPr>
+          <w:rFonts w:ascii="Consolas" w:hAnsi="Consolas"/>
+          <w:b w:val="false"/>
+          <w:i w:val="false"/>
+          <w:color w:val="auto"/>
+          <w:sz w:val="21"/>
+          <w:szCs w:val="21"/>
+        </w:rPr>
+        <w:t>-&gt; runAnalysis());</w:t>
+        <w:br/>
+        <w:t xml:space="preserve">        add(</w:t>
+      </w:r>
+      <w:r>
+        <w:rPr>
+          <w:rFonts w:ascii="Consolas" w:hAnsi="Consolas"/>
+          <w:b w:val="false"/>
+          <w:i w:val="false"/>
+          <w:color w:val="auto"/>
+          <w:sz w:val="21"/>
+          <w:szCs w:val="21"/>
+        </w:rPr>
+        <w:t>runBtn</w:t>
+      </w:r>
+      <w:r>
+        <w:rPr>
+          <w:rFonts w:ascii="Consolas" w:hAnsi="Consolas"/>
+          <w:b w:val="false"/>
+          <w:i w:val="false"/>
+          <w:color w:val="auto"/>
+          <w:sz w:val="21"/>
+          <w:szCs w:val="21"/>
+        </w:rPr>
+        <w:t xml:space="preserve">, </w:t>
+      </w:r>
+      <w:r>
+        <w:rPr>
+          <w:rFonts w:ascii="Consolas" w:hAnsi="Consolas"/>
+          <w:b w:val="false"/>
+          <w:i w:val="false"/>
+          <w:color w:val="auto"/>
+          <w:sz w:val="21"/>
+          <w:szCs w:val="21"/>
+        </w:rPr>
+        <w:t>BorderLayout</w:t>
+      </w:r>
+      <w:r>
+        <w:rPr>
+          <w:rFonts w:ascii="Consolas" w:hAnsi="Consolas"/>
+          <w:b w:val="false"/>
+          <w:i w:val="false"/>
+          <w:color w:val="auto"/>
+          <w:sz w:val="21"/>
+          <w:szCs w:val="21"/>
+        </w:rPr>
+        <w:t>.</w:t>
+      </w:r>
+      <w:r>
+        <w:rPr>
+          <w:rFonts w:ascii="Consolas" w:hAnsi="Consolas"/>
+          <w:b w:val="false"/>
+          <w:i/>
+          <w:color w:val="auto"/>
+          <w:sz w:val="21"/>
+          <w:szCs w:val="21"/>
+        </w:rPr>
+        <w:t>NORTH</w:t>
+      </w:r>
+      <w:r>
+        <w:rPr>
+          <w:rFonts w:ascii="Consolas" w:hAnsi="Consolas"/>
+          <w:b w:val="false"/>
+          <w:i w:val="false"/>
+          <w:color w:val="auto"/>
+          <w:sz w:val="21"/>
+          <w:szCs w:val="21"/>
+        </w:rPr>
+        <w:t>);</w:t>
+        <w:br/>
+        <w:t xml:space="preserve">    }</w:t>
+        <w:br/>
+        <w:br/>
+        <w:t xml:space="preserve">    </w:t>
+      </w:r>
+      <w:r>
+        <w:rPr>
+          <w:rFonts w:ascii="Consolas" w:hAnsi="Consolas"/>
+          <w:b w:val="false"/>
+          <w:i w:val="false"/>
+          <w:color w:val="auto"/>
+          <w:sz w:val="21"/>
+          <w:szCs w:val="21"/>
+        </w:rPr>
+        <w:t xml:space="preserve">private void </w:t>
+      </w:r>
+      <w:r>
+        <w:rPr>
+          <w:rFonts w:ascii="Consolas" w:hAnsi="Consolas"/>
+          <w:b w:val="false"/>
+          <w:i w:val="false"/>
+          <w:color w:val="auto"/>
+          <w:sz w:val="21"/>
+          <w:szCs w:val="21"/>
+        </w:rPr>
+        <w:t>runAnalysis</w:t>
+      </w:r>
+      <w:r>
+        <w:rPr>
+          <w:rFonts w:ascii="Consolas" w:hAnsi="Consolas"/>
+          <w:b w:val="false"/>
+          <w:i w:val="false"/>
+          <w:color w:val="auto"/>
+          <w:sz w:val="21"/>
+          <w:szCs w:val="21"/>
+        </w:rPr>
+        <w:t>() {</w:t>
+        <w:br/>
+        <w:t xml:space="preserve">        </w:t>
+      </w:r>
+      <w:r>
+        <w:rPr>
+          <w:rFonts w:ascii="Consolas" w:hAnsi="Consolas"/>
+          <w:b w:val="false"/>
+          <w:i w:val="false"/>
+          <w:color w:val="auto"/>
+          <w:sz w:val="21"/>
+          <w:szCs w:val="21"/>
+        </w:rPr>
+        <w:t xml:space="preserve">String code </w:t>
+      </w:r>
+      <w:r>
+        <w:rPr>
+          <w:rFonts w:ascii="Consolas" w:hAnsi="Consolas"/>
+          <w:b w:val="false"/>
+          <w:i w:val="false"/>
+          <w:color w:val="auto"/>
+          <w:sz w:val="21"/>
+          <w:szCs w:val="21"/>
+        </w:rPr>
+        <w:t xml:space="preserve">= </w:t>
+      </w:r>
+      <w:r>
+        <w:rPr>
+          <w:rFonts w:ascii="Consolas" w:hAnsi="Consolas"/>
+          <w:b w:val="false"/>
+          <w:i w:val="false"/>
+          <w:color w:val="auto"/>
+          <w:sz w:val="21"/>
+          <w:szCs w:val="21"/>
+        </w:rPr>
+        <w:t>codeArea</w:t>
+      </w:r>
+      <w:r>
+        <w:rPr>
+          <w:rFonts w:ascii="Consolas" w:hAnsi="Consolas"/>
+          <w:b w:val="false"/>
+          <w:i w:val="false"/>
+          <w:color w:val="auto"/>
+          <w:sz w:val="21"/>
+          <w:szCs w:val="21"/>
+        </w:rPr>
+        <w:t>.getText();</w:t>
+        <w:br/>
+        <w:t xml:space="preserve">        </w:t>
+      </w:r>
+      <w:r>
+        <w:rPr>
+          <w:rFonts w:ascii="Consolas" w:hAnsi="Consolas"/>
+          <w:b w:val="false"/>
+          <w:i w:val="false"/>
+          <w:color w:val="auto"/>
+          <w:sz w:val="21"/>
+          <w:szCs w:val="21"/>
+        </w:rPr>
+        <w:t>errorConsole</w:t>
+      </w:r>
+      <w:r>
+        <w:rPr>
+          <w:rFonts w:ascii="Consolas" w:hAnsi="Consolas"/>
+          <w:b w:val="false"/>
+          <w:i w:val="false"/>
+          <w:color w:val="auto"/>
+          <w:sz w:val="21"/>
+          <w:szCs w:val="21"/>
+        </w:rPr>
+        <w:t>.setText(</w:t>
+      </w:r>
+      <w:r>
+        <w:rPr>
+          <w:rFonts w:ascii="Consolas" w:hAnsi="Consolas"/>
+          <w:b w:val="false"/>
+          <w:i w:val="false"/>
+          <w:color w:val="auto"/>
+          <w:sz w:val="21"/>
+          <w:szCs w:val="21"/>
+        </w:rPr>
+        <w:t>""</w:t>
+      </w:r>
+      <w:r>
+        <w:rPr>
+          <w:rFonts w:ascii="Consolas" w:hAnsi="Consolas"/>
+          <w:b w:val="false"/>
+          <w:i w:val="false"/>
+          <w:color w:val="auto"/>
+          <w:sz w:val="21"/>
+          <w:szCs w:val="21"/>
+        </w:rPr>
+        <w:t>);</w:t>
+        <w:br/>
+        <w:br/>
+        <w:t xml:space="preserve">        </w:t>
+      </w:r>
+      <w:r>
+        <w:rPr>
+          <w:rFonts w:ascii="Consolas" w:hAnsi="Consolas"/>
+          <w:b w:val="false"/>
+          <w:i w:val="false"/>
+          <w:color w:val="auto"/>
+          <w:sz w:val="21"/>
+          <w:szCs w:val="21"/>
+        </w:rPr>
+        <w:t xml:space="preserve">try </w:t>
+      </w:r>
+      <w:r>
+        <w:rPr>
+          <w:rFonts w:ascii="Consolas" w:hAnsi="Consolas"/>
+          <w:b w:val="false"/>
+          <w:i w:val="false"/>
+          <w:color w:val="auto"/>
+          <w:sz w:val="21"/>
+          <w:szCs w:val="21"/>
+        </w:rPr>
+        <w:t>{</w:t>
+        <w:br/>
+        <w:t xml:space="preserve">            </w:t>
+      </w:r>
+      <w:r>
+        <w:rPr>
+          <w:rFonts w:ascii="Consolas" w:hAnsi="Consolas"/>
+          <w:b w:val="false"/>
+          <w:i w:val="false"/>
+          <w:color w:val="auto"/>
+          <w:sz w:val="21"/>
+          <w:szCs w:val="21"/>
+        </w:rPr>
+        <w:t xml:space="preserve">CodePointCharStream input </w:t>
+      </w:r>
+      <w:r>
+        <w:rPr>
+          <w:rFonts w:ascii="Consolas" w:hAnsi="Consolas"/>
+          <w:b w:val="false"/>
+          <w:i w:val="false"/>
+          <w:color w:val="auto"/>
+          <w:sz w:val="21"/>
+          <w:szCs w:val="21"/>
+        </w:rPr>
+        <w:t xml:space="preserve">= </w:t>
+      </w:r>
+      <w:r>
+        <w:rPr>
+          <w:rFonts w:ascii="Consolas" w:hAnsi="Consolas"/>
+          <w:b w:val="false"/>
+          <w:i w:val="false"/>
+          <w:color w:val="auto"/>
+          <w:sz w:val="21"/>
+          <w:szCs w:val="21"/>
+        </w:rPr>
+        <w:t>CharStreams</w:t>
+      </w:r>
+      <w:r>
+        <w:rPr>
+          <w:rFonts w:ascii="Consolas" w:hAnsi="Consolas"/>
+          <w:b w:val="false"/>
+          <w:i w:val="false"/>
+          <w:color w:val="auto"/>
+          <w:sz w:val="21"/>
+          <w:szCs w:val="21"/>
+        </w:rPr>
+        <w:t>.</w:t>
+      </w:r>
+      <w:r>
+        <w:rPr>
+          <w:rFonts w:ascii="Consolas" w:hAnsi="Consolas"/>
+          <w:b w:val="false"/>
+          <w:i/>
+          <w:color w:val="auto"/>
+          <w:sz w:val="21"/>
+          <w:szCs w:val="21"/>
+        </w:rPr>
+        <w:t>fromString</w:t>
+      </w:r>
+      <w:r>
+        <w:rPr>
+          <w:rFonts w:ascii="Consolas" w:hAnsi="Consolas"/>
+          <w:b w:val="false"/>
+          <w:i w:val="false"/>
+          <w:color w:val="auto"/>
+          <w:sz w:val="21"/>
+          <w:szCs w:val="21"/>
+        </w:rPr>
+        <w:t>(</w:t>
+      </w:r>
+      <w:r>
+        <w:rPr>
+          <w:rFonts w:ascii="Consolas" w:hAnsi="Consolas"/>
+          <w:b w:val="false"/>
+          <w:i w:val="false"/>
+          <w:color w:val="auto"/>
+          <w:sz w:val="21"/>
+          <w:szCs w:val="21"/>
+        </w:rPr>
+        <w:t>code</w:t>
+      </w:r>
+      <w:r>
+        <w:rPr>
+          <w:rFonts w:ascii="Consolas" w:hAnsi="Consolas"/>
+          <w:b w:val="false"/>
+          <w:i w:val="false"/>
+          <w:color w:val="auto"/>
+          <w:sz w:val="21"/>
+          <w:szCs w:val="21"/>
+        </w:rPr>
+        <w:t>);</w:t>
+        <w:br/>
+        <w:t xml:space="preserve">            </w:t>
+      </w:r>
+      <w:r>
+        <w:rPr>
+          <w:rFonts w:ascii="Consolas" w:hAnsi="Consolas"/>
+          <w:b w:val="false"/>
+          <w:i w:val="false"/>
+          <w:color w:val="auto"/>
+          <w:sz w:val="21"/>
+          <w:szCs w:val="21"/>
+        </w:rPr>
+        <w:t xml:space="preserve">MainLexer lexer </w:t>
+      </w:r>
+      <w:r>
+        <w:rPr>
+          <w:rFonts w:ascii="Consolas" w:hAnsi="Consolas"/>
+          <w:b w:val="false"/>
+          <w:i w:val="false"/>
+          <w:color w:val="auto"/>
+          <w:sz w:val="21"/>
+          <w:szCs w:val="21"/>
+        </w:rPr>
+        <w:t xml:space="preserve">= </w:t>
+      </w:r>
+      <w:r>
+        <w:rPr>
+          <w:rFonts w:ascii="Consolas" w:hAnsi="Consolas"/>
+          <w:b w:val="false"/>
+          <w:i w:val="false"/>
+          <w:color w:val="auto"/>
+          <w:sz w:val="21"/>
+          <w:szCs w:val="21"/>
+        </w:rPr>
+        <w:t xml:space="preserve">new </w:t>
+      </w:r>
+      <w:r>
+        <w:rPr>
+          <w:rFonts w:ascii="Consolas" w:hAnsi="Consolas"/>
+          <w:b w:val="false"/>
+          <w:i w:val="false"/>
+          <w:color w:val="auto"/>
+          <w:sz w:val="21"/>
+          <w:szCs w:val="21"/>
+        </w:rPr>
+        <w:t>MainLexer(</w:t>
+      </w:r>
+      <w:r>
+        <w:rPr>
+          <w:rFonts w:ascii="Consolas" w:hAnsi="Consolas"/>
+          <w:b w:val="false"/>
+          <w:i w:val="false"/>
+          <w:color w:val="auto"/>
+          <w:sz w:val="21"/>
+          <w:szCs w:val="21"/>
+        </w:rPr>
+        <w:t>input</w:t>
+      </w:r>
+      <w:r>
+        <w:rPr>
+          <w:rFonts w:ascii="Consolas" w:hAnsi="Consolas"/>
+          <w:b w:val="false"/>
+          <w:i w:val="false"/>
+          <w:color w:val="auto"/>
+          <w:sz w:val="21"/>
+          <w:szCs w:val="21"/>
+        </w:rPr>
+        <w:t>);</w:t>
+        <w:br/>
+        <w:t xml:space="preserve">            </w:t>
+      </w:r>
+      <w:r>
+        <w:rPr>
+          <w:rFonts w:ascii="Consolas" w:hAnsi="Consolas"/>
+          <w:b w:val="false"/>
+          <w:i w:val="false"/>
+          <w:color w:val="auto"/>
+          <w:sz w:val="21"/>
+          <w:szCs w:val="21"/>
+        </w:rPr>
+        <w:t xml:space="preserve">CommonTokenStream tokens </w:t>
+      </w:r>
+      <w:r>
+        <w:rPr>
+          <w:rFonts w:ascii="Consolas" w:hAnsi="Consolas"/>
+          <w:b w:val="false"/>
+          <w:i w:val="false"/>
+          <w:color w:val="auto"/>
+          <w:sz w:val="21"/>
+          <w:szCs w:val="21"/>
+        </w:rPr>
+        <w:t xml:space="preserve">= </w:t>
+      </w:r>
+      <w:r>
+        <w:rPr>
+          <w:rFonts w:ascii="Consolas" w:hAnsi="Consolas"/>
+          <w:b w:val="false"/>
+          <w:i w:val="false"/>
+          <w:color w:val="auto"/>
+          <w:sz w:val="21"/>
+          <w:szCs w:val="21"/>
+        </w:rPr>
+        <w:t xml:space="preserve">new </w:t>
+      </w:r>
+      <w:r>
+        <w:rPr>
+          <w:rFonts w:ascii="Consolas" w:hAnsi="Consolas"/>
+          <w:b w:val="false"/>
+          <w:i w:val="false"/>
+          <w:color w:val="auto"/>
+          <w:sz w:val="21"/>
+          <w:szCs w:val="21"/>
+        </w:rPr>
+        <w:t>CommonTokenStream(</w:t>
+      </w:r>
+      <w:r>
+        <w:rPr>
+          <w:rFonts w:ascii="Consolas" w:hAnsi="Consolas"/>
+          <w:b w:val="false"/>
+          <w:i w:val="false"/>
+          <w:color w:val="auto"/>
+          <w:sz w:val="21"/>
+          <w:szCs w:val="21"/>
+        </w:rPr>
+        <w:t>lexer</w:t>
+      </w:r>
+      <w:r>
+        <w:rPr>
+          <w:rFonts w:ascii="Consolas" w:hAnsi="Consolas"/>
+          <w:b w:val="false"/>
+          <w:i w:val="false"/>
+          <w:color w:val="auto"/>
+          <w:sz w:val="21"/>
+          <w:szCs w:val="21"/>
+        </w:rPr>
+        <w:t>);</w:t>
+        <w:br/>
+        <w:t xml:space="preserve">            </w:t>
+      </w:r>
+      <w:r>
+        <w:rPr>
+          <w:rFonts w:ascii="Consolas" w:hAnsi="Consolas"/>
+          <w:b w:val="false"/>
+          <w:i w:val="false"/>
+          <w:color w:val="auto"/>
+          <w:sz w:val="21"/>
+          <w:szCs w:val="21"/>
+        </w:rPr>
+        <w:t xml:space="preserve">MainParser parser </w:t>
+      </w:r>
+      <w:r>
+        <w:rPr>
+          <w:rFonts w:ascii="Consolas" w:hAnsi="Consolas"/>
+          <w:b w:val="false"/>
+          <w:i w:val="false"/>
+          <w:color w:val="auto"/>
+          <w:sz w:val="21"/>
+          <w:szCs w:val="21"/>
+        </w:rPr>
+        <w:t xml:space="preserve">= </w:t>
+      </w:r>
+      <w:r>
+        <w:rPr>
+          <w:rFonts w:ascii="Consolas" w:hAnsi="Consolas"/>
+          <w:b w:val="false"/>
+          <w:i w:val="false"/>
+          <w:color w:val="auto"/>
+          <w:sz w:val="21"/>
+          <w:szCs w:val="21"/>
+        </w:rPr>
+        <w:t xml:space="preserve">new </w:t>
+      </w:r>
+      <w:r>
+        <w:rPr>
+          <w:rFonts w:ascii="Consolas" w:hAnsi="Consolas"/>
+          <w:b w:val="false"/>
+          <w:i w:val="false"/>
+          <w:color w:val="auto"/>
+          <w:sz w:val="21"/>
+          <w:szCs w:val="21"/>
+        </w:rPr>
+        <w:t>MainParser(</w:t>
+      </w:r>
+      <w:r>
+        <w:rPr>
+          <w:rFonts w:ascii="Consolas" w:hAnsi="Consolas"/>
+          <w:b w:val="false"/>
+          <w:i w:val="false"/>
+          <w:color w:val="auto"/>
+          <w:sz w:val="21"/>
+          <w:szCs w:val="21"/>
+        </w:rPr>
+        <w:t>tokens</w:t>
+      </w:r>
+      <w:r>
+        <w:rPr>
+          <w:rFonts w:ascii="Consolas" w:hAnsi="Consolas"/>
+          <w:b w:val="false"/>
+          <w:i w:val="false"/>
+          <w:color w:val="auto"/>
+          <w:sz w:val="21"/>
+          <w:szCs w:val="21"/>
+        </w:rPr>
+        <w:t>);</w:t>
+        <w:br/>
+        <w:br/>
+        <w:t xml:space="preserve">            </w:t>
+      </w:r>
+      <w:r>
+        <w:rPr>
+          <w:rFonts w:ascii="Consolas" w:hAnsi="Consolas"/>
+          <w:b w:val="false"/>
+          <w:i w:val="false"/>
+          <w:color w:val="auto"/>
+          <w:sz w:val="21"/>
+          <w:szCs w:val="21"/>
+        </w:rPr>
+        <w:t>parser</w:t>
+      </w:r>
+      <w:r>
+        <w:rPr>
+          <w:rFonts w:ascii="Consolas" w:hAnsi="Consolas"/>
+          <w:b w:val="false"/>
+          <w:i w:val="false"/>
+          <w:color w:val="auto"/>
+          <w:sz w:val="21"/>
+          <w:szCs w:val="21"/>
+        </w:rPr>
+        <w:t>.removeErrorListeners();</w:t>
+        <w:br/>
+        <w:t xml:space="preserve">            </w:t>
+      </w:r>
+      <w:r>
+        <w:rPr>
+          <w:rFonts w:ascii="Consolas" w:hAnsi="Consolas"/>
+          <w:b w:val="false"/>
+          <w:i w:val="false"/>
+          <w:color w:val="auto"/>
+          <w:sz w:val="21"/>
+          <w:szCs w:val="21"/>
+        </w:rPr>
+        <w:t>parser</w:t>
+      </w:r>
+      <w:r>
+        <w:rPr>
+          <w:rFonts w:ascii="Consolas" w:hAnsi="Consolas"/>
+          <w:b w:val="false"/>
+          <w:i w:val="false"/>
+          <w:color w:val="auto"/>
+          <w:sz w:val="21"/>
+          <w:szCs w:val="21"/>
+        </w:rPr>
+        <w:t>.addErrorListener(</w:t>
+      </w:r>
+      <w:r>
+        <w:rPr>
+          <w:rFonts w:ascii="Consolas" w:hAnsi="Consolas"/>
+          <w:b w:val="false"/>
+          <w:i w:val="false"/>
+          <w:color w:val="auto"/>
+          <w:sz w:val="21"/>
+          <w:szCs w:val="21"/>
+        </w:rPr>
+        <w:t xml:space="preserve">new </w:t>
+      </w:r>
+      <w:r>
+        <w:rPr>
+          <w:rFonts w:ascii="Consolas" w:hAnsi="Consolas"/>
+          <w:b w:val="false"/>
+          <w:i w:val="false"/>
+          <w:color w:val="auto"/>
+          <w:sz w:val="21"/>
+          <w:szCs w:val="21"/>
+        </w:rPr>
+        <w:t>BaseErrorListener</w:t>
+      </w:r>
+      <w:r>
+        <w:rPr>
+          <w:rFonts w:ascii="Consolas" w:hAnsi="Consolas"/>
+          <w:b w:val="false"/>
+          <w:i w:val="false"/>
+          <w:color w:val="auto"/>
+          <w:sz w:val="21"/>
+          <w:szCs w:val="21"/>
+        </w:rPr>
+        <w:t>() {</w:t>
+        <w:br/>
+        <w:t xml:space="preserve">                </w:t>
+      </w:r>
+      <w:r>
+        <w:rPr>
+          <w:rFonts w:ascii="Consolas" w:hAnsi="Consolas"/>
+          <w:b w:val="false"/>
+          <w:i w:val="false"/>
+          <w:color w:val="auto"/>
+          <w:sz w:val="21"/>
+          <w:szCs w:val="21"/>
+        </w:rPr>
+        <w:t>@Override</w:t>
+        <w:br/>
+        <w:t xml:space="preserve">                </w:t>
+      </w:r>
+      <w:r>
+        <w:rPr>
+          <w:rFonts w:ascii="Consolas" w:hAnsi="Consolas"/>
+          <w:b w:val="false"/>
+          <w:i w:val="false"/>
+          <w:color w:val="auto"/>
+          <w:sz w:val="21"/>
+          <w:szCs w:val="21"/>
+        </w:rPr>
+        <w:t xml:space="preserve">public void </w:t>
+      </w:r>
+      <w:r>
+        <w:rPr>
+          <w:rFonts w:ascii="Consolas" w:hAnsi="Consolas"/>
+          <w:b w:val="false"/>
+          <w:i w:val="false"/>
+          <w:color w:val="auto"/>
+          <w:sz w:val="21"/>
+          <w:szCs w:val="21"/>
+        </w:rPr>
+        <w:t>syntaxError</w:t>
+      </w:r>
+      <w:r>
+        <w:rPr>
+          <w:rFonts w:ascii="Consolas" w:hAnsi="Consolas"/>
+          <w:b w:val="false"/>
+          <w:i w:val="false"/>
+          <w:color w:val="auto"/>
+          <w:sz w:val="21"/>
+          <w:szCs w:val="21"/>
+        </w:rPr>
+        <w:t>(</w:t>
+      </w:r>
+      <w:r>
+        <w:rPr>
+          <w:rFonts w:ascii="Consolas" w:hAnsi="Consolas"/>
+          <w:b w:val="false"/>
+          <w:i w:val="false"/>
+          <w:color w:val="auto"/>
+          <w:sz w:val="21"/>
+          <w:szCs w:val="21"/>
+        </w:rPr>
+        <w:t>Recognizer</w:t>
+      </w:r>
+      <w:r>
+        <w:rPr>
+          <w:rFonts w:ascii="Consolas" w:hAnsi="Consolas"/>
+          <w:b w:val="false"/>
+          <w:i w:val="false"/>
+          <w:color w:val="auto"/>
+          <w:sz w:val="21"/>
+          <w:szCs w:val="21"/>
+        </w:rPr>
+        <w:t xml:space="preserve">&lt;?, ?&gt; </w:t>
+      </w:r>
+      <w:r>
+        <w:rPr>
+          <w:rFonts w:ascii="Consolas" w:hAnsi="Consolas"/>
+          <w:b w:val="false"/>
+          <w:i w:val="false"/>
+          <w:color w:val="auto"/>
+          <w:sz w:val="21"/>
+          <w:szCs w:val="21"/>
+        </w:rPr>
+        <w:t>recognizer</w:t>
+      </w:r>
+      <w:r>
+        <w:rPr>
+          <w:rFonts w:ascii="Consolas" w:hAnsi="Consolas"/>
+          <w:b w:val="false"/>
+          <w:i w:val="false"/>
+          <w:color w:val="auto"/>
+          <w:sz w:val="21"/>
+          <w:szCs w:val="21"/>
+        </w:rPr>
+        <w:t xml:space="preserve">, </w:t>
+      </w:r>
+      <w:r>
+        <w:rPr>
+          <w:rFonts w:ascii="Consolas" w:hAnsi="Consolas"/>
+          <w:b w:val="false"/>
+          <w:i w:val="false"/>
+          <w:color w:val="auto"/>
+          <w:sz w:val="21"/>
+          <w:szCs w:val="21"/>
+        </w:rPr>
+        <w:t>Object offendingSymbol</w:t>
+      </w:r>
+      <w:r>
+        <w:rPr>
+          <w:rFonts w:ascii="Consolas" w:hAnsi="Consolas"/>
+          <w:b w:val="false"/>
+          <w:i w:val="false"/>
+          <w:color w:val="auto"/>
+          <w:sz w:val="21"/>
+          <w:szCs w:val="21"/>
+        </w:rPr>
+        <w:t xml:space="preserve">, </w:t>
+      </w:r>
+      <w:r>
+        <w:rPr>
+          <w:rFonts w:ascii="Consolas" w:hAnsi="Consolas"/>
+          <w:b w:val="false"/>
+          <w:i w:val="false"/>
+          <w:color w:val="auto"/>
+          <w:sz w:val="21"/>
+          <w:szCs w:val="21"/>
+        </w:rPr>
+        <w:t xml:space="preserve">int </w:t>
+      </w:r>
+      <w:r>
+        <w:rPr>
+          <w:rFonts w:ascii="Consolas" w:hAnsi="Consolas"/>
+          <w:b w:val="false"/>
+          <w:i w:val="false"/>
+          <w:color w:val="auto"/>
+          <w:sz w:val="21"/>
+          <w:szCs w:val="21"/>
+        </w:rPr>
+        <w:t>line</w:t>
+      </w:r>
+      <w:r>
+        <w:rPr>
+          <w:rFonts w:ascii="Consolas" w:hAnsi="Consolas"/>
+          <w:b w:val="false"/>
+          <w:i w:val="false"/>
+          <w:color w:val="auto"/>
+          <w:sz w:val="21"/>
+          <w:szCs w:val="21"/>
+        </w:rPr>
+        <w:t>,</w:t>
+        <w:br/>
+        <w:t xml:space="preserve">                                        </w:t>
+      </w:r>
+      <w:r>
+        <w:rPr>
+          <w:rFonts w:ascii="Consolas" w:hAnsi="Consolas"/>
+          <w:b w:val="false"/>
+          <w:i w:val="false"/>
+          <w:color w:val="auto"/>
+          <w:sz w:val="21"/>
+          <w:szCs w:val="21"/>
+        </w:rPr>
+        <w:t xml:space="preserve">int </w:t>
+      </w:r>
+      <w:r>
+        <w:rPr>
+          <w:rFonts w:ascii="Consolas" w:hAnsi="Consolas"/>
+          <w:b w:val="false"/>
+          <w:i w:val="false"/>
+          <w:color w:val="auto"/>
+          <w:sz w:val="21"/>
+          <w:szCs w:val="21"/>
+        </w:rPr>
+        <w:t>charPositionInLine</w:t>
+      </w:r>
+      <w:r>
+        <w:rPr>
+          <w:rFonts w:ascii="Consolas" w:hAnsi="Consolas"/>
+          <w:b w:val="false"/>
+          <w:i w:val="false"/>
+          <w:color w:val="auto"/>
+          <w:sz w:val="21"/>
+          <w:szCs w:val="21"/>
+        </w:rPr>
+        <w:t xml:space="preserve">, </w:t>
+      </w:r>
+      <w:r>
+        <w:rPr>
+          <w:rFonts w:ascii="Consolas" w:hAnsi="Consolas"/>
+          <w:b w:val="false"/>
+          <w:i w:val="false"/>
+          <w:color w:val="auto"/>
+          <w:sz w:val="21"/>
+          <w:szCs w:val="21"/>
+        </w:rPr>
+        <w:t>String msg</w:t>
+      </w:r>
+      <w:r>
+        <w:rPr>
+          <w:rFonts w:ascii="Consolas" w:hAnsi="Consolas"/>
+          <w:b w:val="false"/>
+          <w:i w:val="false"/>
+          <w:color w:val="auto"/>
+          <w:sz w:val="21"/>
+          <w:szCs w:val="21"/>
+        </w:rPr>
+        <w:t xml:space="preserve">, </w:t>
+      </w:r>
+      <w:r>
+        <w:rPr>
+          <w:rFonts w:ascii="Consolas" w:hAnsi="Consolas"/>
+          <w:b w:val="false"/>
+          <w:i w:val="false"/>
+          <w:color w:val="auto"/>
+          <w:sz w:val="21"/>
+          <w:szCs w:val="21"/>
+        </w:rPr>
+        <w:t>RecognitionException e</w:t>
+      </w:r>
+      <w:r>
+        <w:rPr>
+          <w:rFonts w:ascii="Consolas" w:hAnsi="Consolas"/>
+          <w:b w:val="false"/>
+          <w:i w:val="false"/>
+          <w:color w:val="auto"/>
+          <w:sz w:val="21"/>
+          <w:szCs w:val="21"/>
+        </w:rPr>
+        <w:t>) {</w:t>
+        <w:br/>
+        <w:t xml:space="preserve">                    </w:t>
+      </w:r>
+      <w:r>
+        <w:rPr>
+          <w:rFonts w:ascii="Consolas" w:hAnsi="Consolas"/>
+          <w:b w:val="false"/>
+          <w:i w:val="false"/>
+          <w:color w:val="auto"/>
+          <w:sz w:val="21"/>
+          <w:szCs w:val="21"/>
+        </w:rPr>
+        <w:t>errorConsole</w:t>
+      </w:r>
+      <w:r>
+        <w:rPr>
+          <w:rFonts w:ascii="Consolas" w:hAnsi="Consolas"/>
+          <w:b w:val="false"/>
+          <w:i w:val="false"/>
+          <w:color w:val="auto"/>
+          <w:sz w:val="21"/>
+          <w:szCs w:val="21"/>
+        </w:rPr>
+        <w:t>.append(</w:t>
+      </w:r>
+      <w:r>
+        <w:rPr>
+          <w:rFonts w:ascii="Consolas" w:hAnsi="Consolas"/>
+          <w:b w:val="false"/>
+          <w:i w:val="false"/>
+          <w:color w:val="auto"/>
+          <w:sz w:val="21"/>
+          <w:szCs w:val="21"/>
+        </w:rPr>
+        <w:t xml:space="preserve">"Error at line " </w:t>
+      </w:r>
+      <w:r>
+        <w:rPr>
+          <w:rFonts w:ascii="Consolas" w:hAnsi="Consolas"/>
+          <w:b w:val="false"/>
+          <w:i w:val="false"/>
+          <w:color w:val="auto"/>
+          <w:sz w:val="21"/>
+          <w:szCs w:val="21"/>
+        </w:rPr>
+        <w:t xml:space="preserve">+ </w:t>
+      </w:r>
+      <w:r>
+        <w:rPr>
+          <w:rFonts w:ascii="Consolas" w:hAnsi="Consolas"/>
+          <w:b w:val="false"/>
+          <w:i w:val="false"/>
+          <w:color w:val="auto"/>
+          <w:sz w:val="21"/>
+          <w:szCs w:val="21"/>
+        </w:rPr>
+        <w:t xml:space="preserve">line </w:t>
+      </w:r>
+      <w:r>
+        <w:rPr>
+          <w:rFonts w:ascii="Consolas" w:hAnsi="Consolas"/>
+          <w:b w:val="false"/>
+          <w:i w:val="false"/>
+          <w:color w:val="auto"/>
+          <w:sz w:val="21"/>
+          <w:szCs w:val="21"/>
+        </w:rPr>
+        <w:t xml:space="preserve">+ </w:t>
+      </w:r>
+      <w:r>
+        <w:rPr>
+          <w:rFonts w:ascii="Consolas" w:hAnsi="Consolas"/>
+          <w:b w:val="false"/>
+          <w:i w:val="false"/>
+          <w:color w:val="auto"/>
+          <w:sz w:val="21"/>
+          <w:szCs w:val="21"/>
+        </w:rPr>
+        <w:t xml:space="preserve">":" </w:t>
+      </w:r>
+      <w:r>
+        <w:rPr>
+          <w:rFonts w:ascii="Consolas" w:hAnsi="Consolas"/>
+          <w:b w:val="false"/>
+          <w:i w:val="false"/>
+          <w:color w:val="auto"/>
+          <w:sz w:val="21"/>
+          <w:szCs w:val="21"/>
+        </w:rPr>
+        <w:t xml:space="preserve">+ </w:t>
+      </w:r>
+      <w:r>
+        <w:rPr>
+          <w:rFonts w:ascii="Consolas" w:hAnsi="Consolas"/>
+          <w:b w:val="false"/>
+          <w:i w:val="false"/>
+          <w:color w:val="auto"/>
+          <w:sz w:val="21"/>
+          <w:szCs w:val="21"/>
+        </w:rPr>
+        <w:t xml:space="preserve">charPositionInLine </w:t>
+      </w:r>
+      <w:r>
+        <w:rPr>
+          <w:rFonts w:ascii="Consolas" w:hAnsi="Consolas"/>
+          <w:b w:val="false"/>
+          <w:i w:val="false"/>
+          <w:color w:val="auto"/>
+          <w:sz w:val="21"/>
+          <w:szCs w:val="21"/>
+        </w:rPr>
+        <w:t xml:space="preserve">+ </w:t>
+      </w:r>
+      <w:r>
+        <w:rPr>
+          <w:rFonts w:ascii="Consolas" w:hAnsi="Consolas"/>
+          <w:b w:val="false"/>
+          <w:i w:val="false"/>
+          <w:color w:val="auto"/>
+          <w:sz w:val="21"/>
+          <w:szCs w:val="21"/>
+        </w:rPr>
+        <w:t>" - "</w:t>
+      </w:r>
+      <w:r>
+        <w:rPr>
+          <w:rFonts w:ascii="Consolas" w:hAnsi="Consolas"/>
+          <w:b w:val="false"/>
+          <w:i w:val="false"/>
+          <w:color w:val="auto"/>
+          <w:sz w:val="21"/>
+          <w:szCs w:val="21"/>
+        </w:rPr>
+        <w:t>+</w:t>
+      </w:r>
+      <w:r>
+        <w:rPr>
+          <w:rFonts w:ascii="Consolas" w:hAnsi="Consolas"/>
+          <w:b w:val="false"/>
+          <w:i w:val="false"/>
+          <w:color w:val="auto"/>
+          <w:sz w:val="21"/>
+          <w:szCs w:val="21"/>
+        </w:rPr>
+        <w:t>msg</w:t>
+      </w:r>
+      <w:r>
+        <w:rPr>
+          <w:rFonts w:ascii="Consolas" w:hAnsi="Consolas"/>
+          <w:b w:val="false"/>
+          <w:i w:val="false"/>
+          <w:color w:val="auto"/>
+          <w:sz w:val="21"/>
+          <w:szCs w:val="21"/>
+        </w:rPr>
+        <w:t>+</w:t>
+      </w:r>
+      <w:r>
+        <w:rPr>
+          <w:rFonts w:ascii="Consolas" w:hAnsi="Consolas"/>
+          <w:b w:val="false"/>
+          <w:i w:val="false"/>
+          <w:color w:val="auto"/>
+          <w:sz w:val="21"/>
+          <w:szCs w:val="21"/>
+        </w:rPr>
+        <w:t>"</w:t>
+      </w:r>
+      <w:r>
+        <w:rPr>
+          <w:rFonts w:ascii="Consolas" w:hAnsi="Consolas"/>
+          <w:b w:val="false"/>
+          <w:i w:val="false"/>
+          <w:color w:val="auto"/>
+          <w:sz w:val="21"/>
+          <w:szCs w:val="21"/>
+        </w:rPr>
+        <w:t>\n</w:t>
+      </w:r>
+      <w:r>
+        <w:rPr>
+          <w:rFonts w:ascii="Consolas" w:hAnsi="Consolas"/>
+          <w:b w:val="false"/>
+          <w:i w:val="false"/>
+          <w:color w:val="auto"/>
+          <w:sz w:val="21"/>
+          <w:szCs w:val="21"/>
+        </w:rPr>
+        <w:t>"</w:t>
+      </w:r>
+      <w:r>
+        <w:rPr>
+          <w:rFonts w:ascii="Consolas" w:hAnsi="Consolas"/>
+          <w:b w:val="false"/>
+          <w:i w:val="false"/>
+          <w:color w:val="auto"/>
+          <w:sz w:val="21"/>
+          <w:szCs w:val="21"/>
+        </w:rPr>
+        <w:t>);</w:t>
+        <w:br/>
+        <w:t xml:space="preserve">                }</w:t>
+        <w:br/>
+        <w:t xml:space="preserve">            });</w:t>
+        <w:br/>
+        <w:br/>
+        <w:t xml:space="preserve">            </w:t>
+      </w:r>
+      <w:r>
+        <w:rPr>
+          <w:rFonts w:ascii="Consolas" w:hAnsi="Consolas"/>
+          <w:b w:val="false"/>
+          <w:i w:val="false"/>
+          <w:color w:val="auto"/>
+          <w:sz w:val="21"/>
+          <w:szCs w:val="21"/>
+        </w:rPr>
+        <w:t xml:space="preserve">ParseTree tree </w:t>
+      </w:r>
+      <w:r>
+        <w:rPr>
+          <w:rFonts w:ascii="Consolas" w:hAnsi="Consolas"/>
+          <w:b w:val="false"/>
+          <w:i w:val="false"/>
+          <w:color w:val="auto"/>
+          <w:sz w:val="21"/>
+          <w:szCs w:val="21"/>
+        </w:rPr>
+        <w:t xml:space="preserve">= </w:t>
+      </w:r>
+      <w:r>
+        <w:rPr>
+          <w:rFonts w:ascii="Consolas" w:hAnsi="Consolas"/>
+          <w:b w:val="false"/>
+          <w:i w:val="false"/>
+          <w:color w:val="auto"/>
+          <w:sz w:val="21"/>
+          <w:szCs w:val="21"/>
+        </w:rPr>
+        <w:t>parser</w:t>
+      </w:r>
+      <w:r>
+        <w:rPr>
+          <w:rFonts w:ascii="Consolas" w:hAnsi="Consolas"/>
+          <w:b w:val="false"/>
+          <w:i w:val="false"/>
+          <w:color w:val="auto"/>
+          <w:sz w:val="21"/>
+          <w:szCs w:val="21"/>
+        </w:rPr>
+        <w:t>.program();</w:t>
+        <w:br/>
+        <w:br/>
+        <w:t xml:space="preserve">            </w:t>
+      </w:r>
+      <w:r>
+        <w:rPr>
+          <w:rFonts w:ascii="Consolas" w:hAnsi="Consolas"/>
+          <w:b w:val="false"/>
+          <w:i w:val="false"/>
+          <w:color w:val="auto"/>
+          <w:sz w:val="21"/>
+          <w:szCs w:val="21"/>
+        </w:rPr>
+        <w:t xml:space="preserve">DefaultMutableTreeNode root </w:t>
+      </w:r>
+      <w:r>
+        <w:rPr>
+          <w:rFonts w:ascii="Consolas" w:hAnsi="Consolas"/>
+          <w:b w:val="false"/>
+          <w:i w:val="false"/>
+          <w:color w:val="auto"/>
+          <w:sz w:val="21"/>
+          <w:szCs w:val="21"/>
+        </w:rPr>
+        <w:t>= buildJTree(</w:t>
+      </w:r>
+      <w:r>
+        <w:rPr>
+          <w:rFonts w:ascii="Consolas" w:hAnsi="Consolas"/>
+          <w:b w:val="false"/>
+          <w:i w:val="false"/>
+          <w:color w:val="auto"/>
+          <w:sz w:val="21"/>
+          <w:szCs w:val="21"/>
+        </w:rPr>
+        <w:t>tree</w:t>
+      </w:r>
+      <w:r>
+        <w:rPr>
+          <w:rFonts w:ascii="Consolas" w:hAnsi="Consolas"/>
+          <w:b w:val="false"/>
+          <w:i w:val="false"/>
+          <w:color w:val="auto"/>
+          <w:sz w:val="21"/>
+          <w:szCs w:val="21"/>
+        </w:rPr>
+        <w:t xml:space="preserve">, </w:t>
+      </w:r>
+      <w:r>
+        <w:rPr>
+          <w:rFonts w:ascii="Consolas" w:hAnsi="Consolas"/>
+          <w:b w:val="false"/>
+          <w:i w:val="false"/>
+          <w:color w:val="auto"/>
+          <w:sz w:val="21"/>
+          <w:szCs w:val="21"/>
+        </w:rPr>
+        <w:t>parser</w:t>
+      </w:r>
+      <w:r>
+        <w:rPr>
+          <w:rFonts w:ascii="Consolas" w:hAnsi="Consolas"/>
+          <w:b w:val="false"/>
+          <w:i w:val="false"/>
+          <w:color w:val="auto"/>
+          <w:sz w:val="21"/>
+          <w:szCs w:val="21"/>
+        </w:rPr>
+        <w:t>);</w:t>
+        <w:br/>
+        <w:t xml:space="preserve">            </w:t>
+      </w:r>
+      <w:r>
+        <w:rPr>
+          <w:rFonts w:ascii="Consolas" w:hAnsi="Consolas"/>
+          <w:b w:val="false"/>
+          <w:i w:val="false"/>
+          <w:color w:val="auto"/>
+          <w:sz w:val="21"/>
+          <w:szCs w:val="21"/>
+        </w:rPr>
+        <w:t>astTree</w:t>
+      </w:r>
+      <w:r>
+        <w:rPr>
+          <w:rFonts w:ascii="Consolas" w:hAnsi="Consolas"/>
+          <w:b w:val="false"/>
+          <w:i w:val="false"/>
+          <w:color w:val="auto"/>
+          <w:sz w:val="21"/>
+          <w:szCs w:val="21"/>
+        </w:rPr>
+        <w:t>.setModel(</w:t>
+      </w:r>
+      <w:r>
+        <w:rPr>
+          <w:rFonts w:ascii="Consolas" w:hAnsi="Consolas"/>
+          <w:b w:val="false"/>
+          <w:i w:val="false"/>
+          <w:color w:val="auto"/>
+          <w:sz w:val="21"/>
+          <w:szCs w:val="21"/>
+        </w:rPr>
+        <w:t xml:space="preserve">new </w:t>
+      </w:r>
+      <w:r>
+        <w:rPr>
+          <w:rFonts w:ascii="Consolas" w:hAnsi="Consolas"/>
+          <w:b w:val="false"/>
+          <w:i w:val="false"/>
+          <w:color w:val="auto"/>
+          <w:sz w:val="21"/>
+          <w:szCs w:val="21"/>
+        </w:rPr>
+        <w:t>DefaultTreeModel(</w:t>
+      </w:r>
+      <w:r>
+        <w:rPr>
+          <w:rFonts w:ascii="Consolas" w:hAnsi="Consolas"/>
+          <w:b w:val="false"/>
+          <w:i w:val="false"/>
+          <w:color w:val="auto"/>
+          <w:sz w:val="21"/>
+          <w:szCs w:val="21"/>
+        </w:rPr>
+        <w:t>root</w:t>
+      </w:r>
+      <w:r>
+        <w:rPr>
+          <w:rFonts w:ascii="Consolas" w:hAnsi="Consolas"/>
+          <w:b w:val="false"/>
+          <w:i w:val="false"/>
+          <w:color w:val="auto"/>
+          <w:sz w:val="21"/>
+          <w:szCs w:val="21"/>
+        </w:rPr>
+        <w:t>));</w:t>
+        <w:br/>
+        <w:br/>
+        <w:t xml:space="preserve">            </w:t>
+      </w:r>
+      <w:r>
+        <w:rPr>
+          <w:rFonts w:ascii="Consolas" w:hAnsi="Consolas"/>
+          <w:b w:val="false"/>
+          <w:i w:val="false"/>
+          <w:color w:val="auto"/>
+          <w:sz w:val="21"/>
+          <w:szCs w:val="21"/>
+        </w:rPr>
+        <w:t xml:space="preserve">if </w:t>
+      </w:r>
+      <w:r>
+        <w:rPr>
+          <w:rFonts w:ascii="Consolas" w:hAnsi="Consolas"/>
+          <w:b w:val="false"/>
+          <w:i w:val="false"/>
+          <w:color w:val="auto"/>
+          <w:sz w:val="21"/>
+          <w:szCs w:val="21"/>
+        </w:rPr>
+        <w:t>(</w:t>
+      </w:r>
+      <w:r>
+        <w:rPr>
+          <w:rFonts w:ascii="Consolas" w:hAnsi="Consolas"/>
+          <w:b w:val="false"/>
+          <w:i w:val="false"/>
+          <w:color w:val="auto"/>
+          <w:sz w:val="21"/>
+          <w:szCs w:val="21"/>
+        </w:rPr>
+        <w:t>errorConsole</w:t>
+      </w:r>
+      <w:r>
+        <w:rPr>
+          <w:rFonts w:ascii="Consolas" w:hAnsi="Consolas"/>
+          <w:b w:val="false"/>
+          <w:i w:val="false"/>
+          <w:color w:val="auto"/>
+          <w:sz w:val="21"/>
+          <w:szCs w:val="21"/>
+        </w:rPr>
+        <w:t>.getText().isEmpty()) {</w:t>
+        <w:br/>
+        <w:t xml:space="preserve">                </w:t>
+      </w:r>
+      <w:r>
+        <w:rPr>
+          <w:rFonts w:ascii="Consolas" w:hAnsi="Consolas"/>
+          <w:b w:val="false"/>
+          <w:i w:val="false"/>
+          <w:color w:val="auto"/>
+          <w:sz w:val="21"/>
+          <w:szCs w:val="21"/>
+        </w:rPr>
+        <w:t>errorConsole</w:t>
+      </w:r>
+      <w:r>
+        <w:rPr>
+          <w:rFonts w:ascii="Consolas" w:hAnsi="Consolas"/>
+          <w:b w:val="false"/>
+          <w:i w:val="false"/>
+          <w:color w:val="auto"/>
+          <w:sz w:val="21"/>
+          <w:szCs w:val="21"/>
+        </w:rPr>
+        <w:t>.setBackground(</w:t>
+      </w:r>
+      <w:r>
+        <w:rPr>
+          <w:rFonts w:ascii="Consolas" w:hAnsi="Consolas"/>
+          <w:b w:val="false"/>
+          <w:i w:val="false"/>
+          <w:color w:val="auto"/>
+          <w:sz w:val="21"/>
+          <w:szCs w:val="21"/>
+        </w:rPr>
+        <w:t xml:space="preserve">new </w:t>
+      </w:r>
+      <w:r>
+        <w:rPr>
+          <w:rFonts w:ascii="Consolas" w:hAnsi="Consolas"/>
+          <w:b w:val="false"/>
+          <w:i w:val="false"/>
+          <w:color w:val="auto"/>
+          <w:sz w:val="21"/>
+          <w:szCs w:val="21"/>
+        </w:rPr>
+        <w:t>Color(</w:t>
+      </w:r>
+      <w:r>
+        <w:rPr>
+          <w:rFonts w:ascii="Consolas" w:hAnsi="Consolas"/>
+          <w:b w:val="false"/>
+          <w:i w:val="false"/>
+          <w:color w:val="auto"/>
+          <w:sz w:val="21"/>
+          <w:szCs w:val="21"/>
+        </w:rPr>
+        <w:t>0</w:t>
+      </w:r>
+      <w:r>
+        <w:rPr>
+          <w:rFonts w:ascii="Consolas" w:hAnsi="Consolas"/>
+          <w:b w:val="false"/>
+          <w:i w:val="false"/>
+          <w:color w:val="auto"/>
+          <w:sz w:val="21"/>
+          <w:szCs w:val="21"/>
+        </w:rPr>
+        <w:t>,</w:t>
+      </w:r>
+      <w:r>
+        <w:rPr>
+          <w:rFonts w:ascii="Consolas" w:hAnsi="Consolas"/>
+          <w:b w:val="false"/>
+          <w:i w:val="false"/>
+          <w:color w:val="auto"/>
+          <w:sz w:val="21"/>
+          <w:szCs w:val="21"/>
+        </w:rPr>
+        <w:t>207</w:t>
+      </w:r>
+      <w:r>
+        <w:rPr>
+          <w:rFonts w:ascii="Consolas" w:hAnsi="Consolas"/>
+          <w:b w:val="false"/>
+          <w:i w:val="false"/>
+          <w:color w:val="auto"/>
+          <w:sz w:val="21"/>
+          <w:szCs w:val="21"/>
+        </w:rPr>
+        <w:t>,</w:t>
+      </w:r>
+      <w:r>
+        <w:rPr>
+          <w:rFonts w:ascii="Consolas" w:hAnsi="Consolas"/>
+          <w:b w:val="false"/>
+          <w:i w:val="false"/>
+          <w:color w:val="auto"/>
+          <w:sz w:val="21"/>
+          <w:szCs w:val="21"/>
+        </w:rPr>
+        <w:t>0</w:t>
+      </w:r>
+      <w:r>
+        <w:rPr>
+          <w:rFonts w:ascii="Consolas" w:hAnsi="Consolas"/>
+          <w:b w:val="false"/>
+          <w:i w:val="false"/>
+          <w:color w:val="auto"/>
+          <w:sz w:val="21"/>
+          <w:szCs w:val="21"/>
+        </w:rPr>
+        <w:t>));</w:t>
+        <w:br/>
+        <w:t xml:space="preserve">                </w:t>
+      </w:r>
+      <w:r>
+        <w:rPr>
+          <w:rFonts w:ascii="Consolas" w:hAnsi="Consolas"/>
+          <w:b w:val="false"/>
+          <w:i w:val="false"/>
+          <w:color w:val="auto"/>
+          <w:sz w:val="21"/>
+          <w:szCs w:val="21"/>
+        </w:rPr>
+        <w:t>errorConsole</w:t>
+      </w:r>
+      <w:r>
+        <w:rPr>
+          <w:rFonts w:ascii="Consolas" w:hAnsi="Consolas"/>
+          <w:b w:val="false"/>
+          <w:i w:val="false"/>
+          <w:color w:val="auto"/>
+          <w:sz w:val="21"/>
+          <w:szCs w:val="21"/>
+        </w:rPr>
+        <w:t>.setForeground(</w:t>
+      </w:r>
+      <w:r>
+        <w:rPr>
+          <w:rFonts w:ascii="Consolas" w:hAnsi="Consolas"/>
+          <w:b w:val="false"/>
+          <w:i w:val="false"/>
+          <w:color w:val="auto"/>
+          <w:sz w:val="21"/>
+          <w:szCs w:val="21"/>
+        </w:rPr>
+        <w:t>Color</w:t>
+      </w:r>
+      <w:r>
+        <w:rPr>
+          <w:rFonts w:ascii="Consolas" w:hAnsi="Consolas"/>
+          <w:b w:val="false"/>
+          <w:i w:val="false"/>
+          <w:color w:val="auto"/>
+          <w:sz w:val="21"/>
+          <w:szCs w:val="21"/>
+        </w:rPr>
+        <w:t>.</w:t>
+      </w:r>
+      <w:r>
+        <w:rPr>
+          <w:rFonts w:ascii="Consolas" w:hAnsi="Consolas"/>
+          <w:b w:val="false"/>
+          <w:i/>
+          <w:color w:val="auto"/>
+          <w:sz w:val="21"/>
+          <w:szCs w:val="21"/>
+        </w:rPr>
+        <w:t>black</w:t>
+      </w:r>
+      <w:r>
+        <w:rPr>
+          <w:rFonts w:ascii="Consolas" w:hAnsi="Consolas"/>
+          <w:b w:val="false"/>
+          <w:i w:val="false"/>
+          <w:color w:val="auto"/>
+          <w:sz w:val="21"/>
+          <w:szCs w:val="21"/>
+        </w:rPr>
+        <w:t>);</w:t>
+        <w:br/>
+        <w:t xml:space="preserve">                </w:t>
+      </w:r>
+      <w:r>
+        <w:rPr>
+          <w:rFonts w:ascii="Consolas" w:hAnsi="Consolas"/>
+          <w:b w:val="false"/>
+          <w:i w:val="false"/>
+          <w:color w:val="auto"/>
+          <w:sz w:val="21"/>
+          <w:szCs w:val="21"/>
+        </w:rPr>
+        <w:t>errorConsole</w:t>
+      </w:r>
+      <w:r>
+        <w:rPr>
+          <w:rFonts w:ascii="Consolas" w:hAnsi="Consolas"/>
+          <w:b w:val="false"/>
+          <w:i w:val="false"/>
+          <w:color w:val="auto"/>
+          <w:sz w:val="21"/>
+          <w:szCs w:val="21"/>
+        </w:rPr>
+        <w:t>.setText(</w:t>
+      </w:r>
+      <w:r>
+        <w:rPr>
+          <w:rFonts w:ascii="Consolas" w:hAnsi="Consolas"/>
+          <w:b w:val="false"/>
+          <w:i w:val="false"/>
+          <w:color w:val="auto"/>
+          <w:sz w:val="21"/>
+          <w:szCs w:val="21"/>
+        </w:rPr>
+        <w:t>"Analysis successful! No errors found."</w:t>
+      </w:r>
+      <w:r>
+        <w:rPr>
+          <w:rFonts w:ascii="Consolas" w:hAnsi="Consolas"/>
+          <w:b w:val="false"/>
+          <w:i w:val="false"/>
+          <w:color w:val="auto"/>
+          <w:sz w:val="21"/>
+          <w:szCs w:val="21"/>
+        </w:rPr>
+        <w:t>);</w:t>
+        <w:br/>
+        <w:t xml:space="preserve">            } </w:t>
+      </w:r>
+      <w:r>
+        <w:rPr>
+          <w:rFonts w:ascii="Consolas" w:hAnsi="Consolas"/>
+          <w:b w:val="false"/>
+          <w:i w:val="false"/>
+          <w:color w:val="auto"/>
+          <w:sz w:val="21"/>
+          <w:szCs w:val="21"/>
+        </w:rPr>
+        <w:t xml:space="preserve">else </w:t>
+      </w:r>
+      <w:r>
+        <w:rPr>
+          <w:rFonts w:ascii="Consolas" w:hAnsi="Consolas"/>
+          <w:b w:val="false"/>
+          <w:i w:val="false"/>
+          <w:color w:val="auto"/>
+          <w:sz w:val="21"/>
+          <w:szCs w:val="21"/>
+        </w:rPr>
+        <w:t>{</w:t>
+        <w:br/>
+        <w:t xml:space="preserve">                </w:t>
+      </w:r>
+      <w:r>
+        <w:rPr>
+          <w:rFonts w:ascii="Consolas" w:hAnsi="Consolas"/>
+          <w:b w:val="false"/>
+          <w:i w:val="false"/>
+          <w:color w:val="auto"/>
+          <w:sz w:val="21"/>
+          <w:szCs w:val="21"/>
+        </w:rPr>
+        <w:t>errorConsole</w:t>
+      </w:r>
+      <w:r>
+        <w:rPr>
+          <w:rFonts w:ascii="Consolas" w:hAnsi="Consolas"/>
+          <w:b w:val="false"/>
+          <w:i w:val="false"/>
+          <w:color w:val="auto"/>
+          <w:sz w:val="21"/>
+          <w:szCs w:val="21"/>
+        </w:rPr>
+        <w:t>.setBackground(</w:t>
+      </w:r>
+      <w:r>
+        <w:rPr>
+          <w:rFonts w:ascii="Consolas" w:hAnsi="Consolas"/>
+          <w:b w:val="false"/>
+          <w:i w:val="false"/>
+          <w:color w:val="auto"/>
+          <w:sz w:val="21"/>
+          <w:szCs w:val="21"/>
+        </w:rPr>
+        <w:t xml:space="preserve">new </w:t>
+      </w:r>
+      <w:r>
+        <w:rPr>
+          <w:rFonts w:ascii="Consolas" w:hAnsi="Consolas"/>
+          <w:b w:val="false"/>
+          <w:i w:val="false"/>
+          <w:color w:val="auto"/>
+          <w:sz w:val="21"/>
+          <w:szCs w:val="21"/>
+        </w:rPr>
+        <w:t>Color(</w:t>
+      </w:r>
+      <w:r>
+        <w:rPr>
+          <w:rFonts w:ascii="Consolas" w:hAnsi="Consolas"/>
+          <w:b w:val="false"/>
+          <w:i w:val="false"/>
+          <w:color w:val="auto"/>
+          <w:sz w:val="21"/>
+          <w:szCs w:val="21"/>
+        </w:rPr>
+        <w:t>207</w:t>
+      </w:r>
+      <w:r>
+        <w:rPr>
+          <w:rFonts w:ascii="Consolas" w:hAnsi="Consolas"/>
+          <w:b w:val="false"/>
+          <w:i w:val="false"/>
+          <w:color w:val="auto"/>
+          <w:sz w:val="21"/>
+          <w:szCs w:val="21"/>
+        </w:rPr>
+        <w:t xml:space="preserve">, </w:t>
+      </w:r>
+      <w:r>
+        <w:rPr>
+          <w:rFonts w:ascii="Consolas" w:hAnsi="Consolas"/>
+          <w:b w:val="false"/>
+          <w:i w:val="false"/>
+          <w:color w:val="auto"/>
+          <w:sz w:val="21"/>
+          <w:szCs w:val="21"/>
+        </w:rPr>
+        <w:t>0</w:t>
+      </w:r>
+      <w:r>
+        <w:rPr>
+          <w:rFonts w:ascii="Consolas" w:hAnsi="Consolas"/>
+          <w:b w:val="false"/>
+          <w:i w:val="false"/>
+          <w:color w:val="auto"/>
+          <w:sz w:val="21"/>
+          <w:szCs w:val="21"/>
+        </w:rPr>
+        <w:t xml:space="preserve">, </w:t>
+      </w:r>
+      <w:r>
+        <w:rPr>
+          <w:rFonts w:ascii="Consolas" w:hAnsi="Consolas"/>
+          <w:b w:val="false"/>
+          <w:i w:val="false"/>
+          <w:color w:val="auto"/>
+          <w:sz w:val="21"/>
+          <w:szCs w:val="21"/>
+        </w:rPr>
+        <w:t>0</w:t>
+      </w:r>
+      <w:r>
+        <w:rPr>
+          <w:rFonts w:ascii="Consolas" w:hAnsi="Consolas"/>
+          <w:b w:val="false"/>
+          <w:i w:val="false"/>
+          <w:color w:val="auto"/>
+          <w:sz w:val="21"/>
+          <w:szCs w:val="21"/>
+        </w:rPr>
+        <w:t>));</w:t>
+        <w:br/>
+        <w:t xml:space="preserve">                </w:t>
+      </w:r>
+      <w:r>
+        <w:rPr>
+          <w:rFonts w:ascii="Consolas" w:hAnsi="Consolas"/>
+          <w:b w:val="false"/>
+          <w:i w:val="false"/>
+          <w:color w:val="auto"/>
+          <w:sz w:val="21"/>
+          <w:szCs w:val="21"/>
+        </w:rPr>
+        <w:t>errorConsole</w:t>
+      </w:r>
+      <w:r>
+        <w:rPr>
+          <w:rFonts w:ascii="Consolas" w:hAnsi="Consolas"/>
+          <w:b w:val="false"/>
+          <w:i w:val="false"/>
+          <w:color w:val="auto"/>
+          <w:sz w:val="21"/>
+          <w:szCs w:val="21"/>
+        </w:rPr>
+        <w:t>.setForeground(</w:t>
+      </w:r>
+      <w:r>
+        <w:rPr>
+          <w:rFonts w:ascii="Consolas" w:hAnsi="Consolas"/>
+          <w:b w:val="false"/>
+          <w:i w:val="false"/>
+          <w:color w:val="auto"/>
+          <w:sz w:val="21"/>
+          <w:szCs w:val="21"/>
+        </w:rPr>
+        <w:t>Color</w:t>
+      </w:r>
+      <w:r>
+        <w:rPr>
+          <w:rFonts w:ascii="Consolas" w:hAnsi="Consolas"/>
+          <w:b w:val="false"/>
+          <w:i w:val="false"/>
+          <w:color w:val="auto"/>
+          <w:sz w:val="21"/>
+          <w:szCs w:val="21"/>
+        </w:rPr>
+        <w:t>.</w:t>
+      </w:r>
+      <w:r>
+        <w:rPr>
+          <w:rFonts w:ascii="Consolas" w:hAnsi="Consolas"/>
+          <w:b w:val="false"/>
+          <w:i/>
+          <w:color w:val="auto"/>
+          <w:sz w:val="21"/>
+          <w:szCs w:val="21"/>
+        </w:rPr>
+        <w:t>RED</w:t>
+      </w:r>
+      <w:r>
+        <w:rPr>
+          <w:rFonts w:ascii="Consolas" w:hAnsi="Consolas"/>
+          <w:b w:val="false"/>
+          <w:i w:val="false"/>
+          <w:color w:val="auto"/>
+          <w:sz w:val="21"/>
+          <w:szCs w:val="21"/>
+        </w:rPr>
+        <w:t>);</w:t>
+        <w:br/>
+        <w:t xml:space="preserve">            }</w:t>
+        <w:br/>
+        <w:t xml:space="preserve">        } </w:t>
+      </w:r>
+      <w:r>
+        <w:rPr>
+          <w:rFonts w:ascii="Consolas" w:hAnsi="Consolas"/>
+          <w:b w:val="false"/>
+          <w:i w:val="false"/>
+          <w:color w:val="auto"/>
+          <w:sz w:val="21"/>
+          <w:szCs w:val="21"/>
+        </w:rPr>
+        <w:t xml:space="preserve">catch </w:t>
+      </w:r>
+      <w:r>
+        <w:rPr>
+          <w:rFonts w:ascii="Consolas" w:hAnsi="Consolas"/>
+          <w:b w:val="false"/>
+          <w:i w:val="false"/>
+          <w:color w:val="auto"/>
+          <w:sz w:val="21"/>
+          <w:szCs w:val="21"/>
+        </w:rPr>
+        <w:t>(</w:t>
+      </w:r>
+      <w:r>
+        <w:rPr>
+          <w:rFonts w:ascii="Consolas" w:hAnsi="Consolas"/>
+          <w:b w:val="false"/>
+          <w:i w:val="false"/>
+          <w:color w:val="auto"/>
+          <w:sz w:val="21"/>
+          <w:szCs w:val="21"/>
+        </w:rPr>
+        <w:t>Exception e</w:t>
+      </w:r>
+      <w:r>
+        <w:rPr>
+          <w:rFonts w:ascii="Consolas" w:hAnsi="Consolas"/>
+          <w:b w:val="false"/>
+          <w:i w:val="false"/>
+          <w:color w:val="auto"/>
+          <w:sz w:val="21"/>
+          <w:szCs w:val="21"/>
+        </w:rPr>
+        <w:t>) {</w:t>
+        <w:br/>
+        <w:t xml:space="preserve">            </w:t>
+      </w:r>
+      <w:r>
+        <w:rPr>
+          <w:rFonts w:ascii="Consolas" w:hAnsi="Consolas"/>
+          <w:b w:val="false"/>
+          <w:i w:val="false"/>
+          <w:color w:val="auto"/>
+          <w:sz w:val="21"/>
+          <w:szCs w:val="21"/>
+        </w:rPr>
+        <w:t>errorConsole</w:t>
+      </w:r>
+      <w:r>
+        <w:rPr>
+          <w:rFonts w:ascii="Consolas" w:hAnsi="Consolas"/>
+          <w:b w:val="false"/>
+          <w:i w:val="false"/>
+          <w:color w:val="auto"/>
+          <w:sz w:val="21"/>
+          <w:szCs w:val="21"/>
+        </w:rPr>
+        <w:t>.append(</w:t>
+      </w:r>
+      <w:r>
+        <w:rPr>
+          <w:rFonts w:ascii="Consolas" w:hAnsi="Consolas"/>
+          <w:b w:val="false"/>
+          <w:i w:val="false"/>
+          <w:color w:val="auto"/>
+          <w:sz w:val="21"/>
+          <w:szCs w:val="21"/>
+        </w:rPr>
+        <w:t>"System error: "</w:t>
+      </w:r>
+      <w:r>
+        <w:rPr>
+          <w:rFonts w:ascii="Consolas" w:hAnsi="Consolas"/>
+          <w:b w:val="false"/>
+          <w:i w:val="false"/>
+          <w:color w:val="auto"/>
+          <w:sz w:val="21"/>
+          <w:szCs w:val="21"/>
+        </w:rPr>
+        <w:t>+</w:t>
+      </w:r>
+      <w:r>
+        <w:rPr>
+          <w:rFonts w:ascii="Consolas" w:hAnsi="Consolas"/>
+          <w:b w:val="false"/>
+          <w:i w:val="false"/>
+          <w:color w:val="auto"/>
+          <w:sz w:val="21"/>
+          <w:szCs w:val="21"/>
+        </w:rPr>
+        <w:t>e</w:t>
+      </w:r>
+      <w:r>
+        <w:rPr>
+          <w:rFonts w:ascii="Consolas" w:hAnsi="Consolas"/>
+          <w:b w:val="false"/>
+          <w:i w:val="false"/>
+          <w:color w:val="auto"/>
+          <w:sz w:val="21"/>
+          <w:szCs w:val="21"/>
+        </w:rPr>
+        <w:t>.getMessage());</w:t>
+        <w:br/>
+        <w:t xml:space="preserve">        }</w:t>
+        <w:br/>
+        <w:t xml:space="preserve">    }</w:t>
+        <w:br/>
+        <w:br/>
+        <w:t xml:space="preserve">    </w:t>
+      </w:r>
+      <w:r>
+        <w:rPr>
+          <w:rFonts w:ascii="Consolas" w:hAnsi="Consolas"/>
+          <w:b w:val="false"/>
+          <w:i w:val="false"/>
+          <w:color w:val="auto"/>
+          <w:sz w:val="21"/>
+          <w:szCs w:val="21"/>
+        </w:rPr>
+        <w:t xml:space="preserve">private </w:t>
+      </w:r>
+      <w:r>
+        <w:rPr>
+          <w:rFonts w:ascii="Consolas" w:hAnsi="Consolas"/>
+          <w:b w:val="false"/>
+          <w:i w:val="false"/>
+          <w:color w:val="auto"/>
+          <w:sz w:val="21"/>
+          <w:szCs w:val="21"/>
+        </w:rPr>
+        <w:t xml:space="preserve">DefaultMutableTreeNode </w:t>
+      </w:r>
+      <w:r>
+        <w:rPr>
+          <w:rFonts w:ascii="Consolas" w:hAnsi="Consolas"/>
+          <w:b w:val="false"/>
+          <w:i w:val="false"/>
+          <w:color w:val="auto"/>
+          <w:sz w:val="21"/>
+          <w:szCs w:val="21"/>
+        </w:rPr>
+        <w:t>buildJTree</w:t>
+      </w:r>
+      <w:r>
+        <w:rPr>
+          <w:rFonts w:ascii="Consolas" w:hAnsi="Consolas"/>
+          <w:b w:val="false"/>
+          <w:i w:val="false"/>
+          <w:color w:val="auto"/>
+          <w:sz w:val="21"/>
+          <w:szCs w:val="21"/>
+        </w:rPr>
+        <w:t>(</w:t>
+      </w:r>
+      <w:r>
+        <w:rPr>
+          <w:rFonts w:ascii="Consolas" w:hAnsi="Consolas"/>
+          <w:b w:val="false"/>
+          <w:i w:val="false"/>
+          <w:color w:val="auto"/>
+          <w:sz w:val="21"/>
+          <w:szCs w:val="21"/>
+        </w:rPr>
+        <w:t>ParseTree antlrTree</w:t>
+      </w:r>
+      <w:r>
+        <w:rPr>
+          <w:rFonts w:ascii="Consolas" w:hAnsi="Consolas"/>
+          <w:b w:val="false"/>
+          <w:i w:val="false"/>
+          <w:color w:val="auto"/>
+          <w:sz w:val="21"/>
+          <w:szCs w:val="21"/>
+        </w:rPr>
+        <w:t xml:space="preserve">, </w:t>
+      </w:r>
+      <w:r>
+        <w:rPr>
+          <w:rFonts w:ascii="Consolas" w:hAnsi="Consolas"/>
+          <w:b w:val="false"/>
+          <w:i w:val="false"/>
+          <w:color w:val="auto"/>
+          <w:sz w:val="21"/>
+          <w:szCs w:val="21"/>
+        </w:rPr>
+        <w:t>MainParser parser</w:t>
+      </w:r>
+      <w:r>
+        <w:rPr>
+          <w:rFonts w:ascii="Consolas" w:hAnsi="Consolas"/>
+          <w:b w:val="false"/>
+          <w:i w:val="false"/>
+          <w:color w:val="auto"/>
+          <w:sz w:val="21"/>
+          <w:szCs w:val="21"/>
+        </w:rPr>
+        <w:t>) {</w:t>
+        <w:br/>
+        <w:t xml:space="preserve">        </w:t>
+      </w:r>
+      <w:r>
+        <w:rPr>
+          <w:rFonts w:ascii="Consolas" w:hAnsi="Consolas"/>
+          <w:b w:val="false"/>
+          <w:i w:val="false"/>
+          <w:color w:val="auto"/>
+          <w:sz w:val="21"/>
+          <w:szCs w:val="21"/>
+        </w:rPr>
+        <w:t xml:space="preserve">String text </w:t>
+      </w:r>
+      <w:r>
+        <w:rPr>
+          <w:rFonts w:ascii="Consolas" w:hAnsi="Consolas"/>
+          <w:b w:val="false"/>
+          <w:i w:val="false"/>
+          <w:color w:val="auto"/>
+          <w:sz w:val="21"/>
+          <w:szCs w:val="21"/>
+        </w:rPr>
+        <w:t xml:space="preserve">= </w:t>
+      </w:r>
+      <w:r>
+        <w:rPr>
+          <w:rFonts w:ascii="Consolas" w:hAnsi="Consolas"/>
+          <w:b w:val="false"/>
+          <w:i w:val="false"/>
+          <w:color w:val="auto"/>
+          <w:sz w:val="21"/>
+          <w:szCs w:val="21"/>
+        </w:rPr>
+        <w:t>Trees</w:t>
+      </w:r>
+      <w:r>
+        <w:rPr>
+          <w:rFonts w:ascii="Consolas" w:hAnsi="Consolas"/>
+          <w:b w:val="false"/>
+          <w:i w:val="false"/>
+          <w:color w:val="auto"/>
+          <w:sz w:val="21"/>
+          <w:szCs w:val="21"/>
+        </w:rPr>
+        <w:t>.</w:t>
+      </w:r>
+      <w:r>
+        <w:rPr>
+          <w:rFonts w:ascii="Consolas" w:hAnsi="Consolas"/>
+          <w:b w:val="false"/>
+          <w:i/>
+          <w:color w:val="auto"/>
+          <w:sz w:val="21"/>
+          <w:szCs w:val="21"/>
+        </w:rPr>
+        <w:t>getNodeText</w:t>
+      </w:r>
+      <w:r>
+        <w:rPr>
+          <w:rFonts w:ascii="Consolas" w:hAnsi="Consolas"/>
+          <w:b w:val="false"/>
+          <w:i w:val="false"/>
+          <w:color w:val="auto"/>
+          <w:sz w:val="21"/>
+          <w:szCs w:val="21"/>
+        </w:rPr>
+        <w:t>(</w:t>
+      </w:r>
+      <w:r>
+        <w:rPr>
+          <w:rFonts w:ascii="Consolas" w:hAnsi="Consolas"/>
+          <w:b w:val="false"/>
+          <w:i w:val="false"/>
+          <w:color w:val="auto"/>
+          <w:sz w:val="21"/>
+          <w:szCs w:val="21"/>
+        </w:rPr>
+        <w:t>antlrTree</w:t>
+      </w:r>
+      <w:r>
+        <w:rPr>
+          <w:rFonts w:ascii="Consolas" w:hAnsi="Consolas"/>
+          <w:b w:val="false"/>
+          <w:i w:val="false"/>
+          <w:color w:val="auto"/>
+          <w:sz w:val="21"/>
+          <w:szCs w:val="21"/>
+        </w:rPr>
+        <w:t xml:space="preserve">, </w:t>
+      </w:r>
+      <w:r>
+        <w:rPr>
+          <w:rFonts w:ascii="Consolas" w:hAnsi="Consolas"/>
+          <w:b w:val="false"/>
+          <w:i w:val="false"/>
+          <w:color w:val="auto"/>
+          <w:sz w:val="21"/>
+          <w:szCs w:val="21"/>
+        </w:rPr>
+        <w:t>parser</w:t>
+      </w:r>
+      <w:r>
+        <w:rPr>
+          <w:rFonts w:ascii="Consolas" w:hAnsi="Consolas"/>
+          <w:b w:val="false"/>
+          <w:i w:val="false"/>
+          <w:color w:val="auto"/>
+          <w:sz w:val="21"/>
+          <w:szCs w:val="21"/>
+        </w:rPr>
+        <w:t>);</w:t>
+        <w:br/>
+        <w:t xml:space="preserve">        </w:t>
+      </w:r>
+      <w:r>
+        <w:rPr>
+          <w:rFonts w:ascii="Consolas" w:hAnsi="Consolas"/>
+          <w:b w:val="false"/>
+          <w:i w:val="false"/>
+          <w:color w:val="auto"/>
+          <w:sz w:val="21"/>
+          <w:szCs w:val="21"/>
+        </w:rPr>
+        <w:t xml:space="preserve">DefaultMutableTreeNode node </w:t>
+      </w:r>
+      <w:r>
+        <w:rPr>
+          <w:rFonts w:ascii="Consolas" w:hAnsi="Consolas"/>
+          <w:b w:val="false"/>
+          <w:i w:val="false"/>
+          <w:color w:val="auto"/>
+          <w:sz w:val="21"/>
+          <w:szCs w:val="21"/>
+        </w:rPr>
+        <w:t xml:space="preserve">= </w:t>
+      </w:r>
+      <w:r>
+        <w:rPr>
+          <w:rFonts w:ascii="Consolas" w:hAnsi="Consolas"/>
+          <w:b w:val="false"/>
+          <w:i w:val="false"/>
+          <w:color w:val="auto"/>
+          <w:sz w:val="21"/>
+          <w:szCs w:val="21"/>
+        </w:rPr>
+        <w:t xml:space="preserve">new </w:t>
+      </w:r>
+      <w:r>
+        <w:rPr>
+          <w:rFonts w:ascii="Consolas" w:hAnsi="Consolas"/>
+          <w:b w:val="false"/>
+          <w:i w:val="false"/>
+          <w:color w:val="auto"/>
+          <w:sz w:val="21"/>
+          <w:szCs w:val="21"/>
+        </w:rPr>
+        <w:t>DefaultMutableTreeNode(</w:t>
+      </w:r>
+      <w:r>
+        <w:rPr>
+          <w:rFonts w:ascii="Consolas" w:hAnsi="Consolas"/>
+          <w:b w:val="false"/>
+          <w:i w:val="false"/>
+          <w:color w:val="auto"/>
+          <w:sz w:val="21"/>
+          <w:szCs w:val="21"/>
+        </w:rPr>
+        <w:t>text</w:t>
+      </w:r>
+      <w:r>
+        <w:rPr>
+          <w:rFonts w:ascii="Consolas" w:hAnsi="Consolas"/>
+          <w:b w:val="false"/>
+          <w:i w:val="false"/>
+          <w:color w:val="auto"/>
+          <w:sz w:val="21"/>
+          <w:szCs w:val="21"/>
+        </w:rPr>
+        <w:t>);</w:t>
+        <w:br/>
+        <w:t xml:space="preserve">        </w:t>
+      </w:r>
+      <w:r>
+        <w:rPr>
+          <w:rFonts w:ascii="Consolas" w:hAnsi="Consolas"/>
+          <w:b w:val="false"/>
+          <w:i w:val="false"/>
+          <w:color w:val="auto"/>
+          <w:sz w:val="21"/>
+          <w:szCs w:val="21"/>
+        </w:rPr>
+        <w:t xml:space="preserve">for </w:t>
+      </w:r>
+      <w:r>
+        <w:rPr>
+          <w:rFonts w:ascii="Consolas" w:hAnsi="Consolas"/>
+          <w:b w:val="false"/>
+          <w:i w:val="false"/>
+          <w:color w:val="auto"/>
+          <w:sz w:val="21"/>
+          <w:szCs w:val="21"/>
+        </w:rPr>
+        <w:t>(</w:t>
+      </w:r>
+      <w:r>
+        <w:rPr>
+          <w:rFonts w:ascii="Consolas" w:hAnsi="Consolas"/>
+          <w:b w:val="false"/>
+          <w:i w:val="false"/>
+          <w:color w:val="auto"/>
+          <w:sz w:val="21"/>
+          <w:szCs w:val="21"/>
+        </w:rPr>
+        <w:t xml:space="preserve">int </w:t>
+      </w:r>
+      <w:r>
+        <w:rPr>
+          <w:rFonts w:ascii="Consolas" w:hAnsi="Consolas"/>
+          <w:b w:val="false"/>
+          <w:i w:val="false"/>
+          <w:color w:val="auto"/>
+          <w:sz w:val="21"/>
+          <w:szCs w:val="21"/>
+        </w:rPr>
+        <w:t xml:space="preserve">i </w:t>
+      </w:r>
+      <w:r>
+        <w:rPr>
+          <w:rFonts w:ascii="Consolas" w:hAnsi="Consolas"/>
+          <w:b w:val="false"/>
+          <w:i w:val="false"/>
+          <w:color w:val="auto"/>
+          <w:sz w:val="21"/>
+          <w:szCs w:val="21"/>
+        </w:rPr>
+        <w:t xml:space="preserve">= </w:t>
+      </w:r>
+      <w:r>
+        <w:rPr>
+          <w:rFonts w:ascii="Consolas" w:hAnsi="Consolas"/>
+          <w:b w:val="false"/>
+          <w:i w:val="false"/>
+          <w:color w:val="auto"/>
+          <w:sz w:val="21"/>
+          <w:szCs w:val="21"/>
+        </w:rPr>
+        <w:t>0</w:t>
+      </w:r>
+      <w:r>
+        <w:rPr>
+          <w:rFonts w:ascii="Consolas" w:hAnsi="Consolas"/>
+          <w:b w:val="false"/>
+          <w:i w:val="false"/>
+          <w:color w:val="auto"/>
+          <w:sz w:val="21"/>
+          <w:szCs w:val="21"/>
+        </w:rPr>
+        <w:t xml:space="preserve">; </w:t>
+      </w:r>
+      <w:r>
+        <w:rPr>
+          <w:rFonts w:ascii="Consolas" w:hAnsi="Consolas"/>
+          <w:b w:val="false"/>
+          <w:i w:val="false"/>
+          <w:color w:val="auto"/>
+          <w:sz w:val="21"/>
+          <w:szCs w:val="21"/>
+        </w:rPr>
+        <w:t xml:space="preserve">i </w:t>
+      </w:r>
+      <w:r>
+        <w:rPr>
+          <w:rFonts w:ascii="Consolas" w:hAnsi="Consolas"/>
+          <w:b w:val="false"/>
+          <w:i w:val="false"/>
+          <w:color w:val="auto"/>
+          <w:sz w:val="21"/>
+          <w:szCs w:val="21"/>
+        </w:rPr>
+        <w:t xml:space="preserve">&lt; </w:t>
+      </w:r>
+      <w:r>
+        <w:rPr>
+          <w:rFonts w:ascii="Consolas" w:hAnsi="Consolas"/>
+          <w:b w:val="false"/>
+          <w:i w:val="false"/>
+          <w:color w:val="auto"/>
+          <w:sz w:val="21"/>
+          <w:szCs w:val="21"/>
+        </w:rPr>
+        <w:t>antlrTree</w:t>
+      </w:r>
+      <w:r>
+        <w:rPr>
+          <w:rFonts w:ascii="Consolas" w:hAnsi="Consolas"/>
+          <w:b w:val="false"/>
+          <w:i w:val="false"/>
+          <w:color w:val="auto"/>
+          <w:sz w:val="21"/>
+          <w:szCs w:val="21"/>
+        </w:rPr>
+        <w:t xml:space="preserve">.getChildCount(); </w:t>
+      </w:r>
+      <w:r>
+        <w:rPr>
+          <w:rFonts w:ascii="Consolas" w:hAnsi="Consolas"/>
+          <w:b w:val="false"/>
+          <w:i w:val="false"/>
+          <w:color w:val="auto"/>
+          <w:sz w:val="21"/>
+          <w:szCs w:val="21"/>
+        </w:rPr>
+        <w:t>i</w:t>
+      </w:r>
+      <w:r>
+        <w:rPr>
+          <w:rFonts w:ascii="Consolas" w:hAnsi="Consolas"/>
+          <w:b w:val="false"/>
+          <w:i w:val="false"/>
+          <w:color w:val="auto"/>
+          <w:sz w:val="21"/>
+          <w:szCs w:val="21"/>
+        </w:rPr>
+        <w:t>++) {</w:t>
+        <w:br/>
+        <w:t xml:space="preserve">            </w:t>
+      </w:r>
+      <w:r>
+        <w:rPr>
+          <w:rFonts w:ascii="Consolas" w:hAnsi="Consolas"/>
+          <w:b w:val="false"/>
+          <w:i w:val="false"/>
+          <w:color w:val="auto"/>
+          <w:sz w:val="21"/>
+          <w:szCs w:val="21"/>
+        </w:rPr>
+        <w:t>node</w:t>
+      </w:r>
+      <w:r>
+        <w:rPr>
+          <w:rFonts w:ascii="Consolas" w:hAnsi="Consolas"/>
+          <w:b w:val="false"/>
+          <w:i w:val="false"/>
+          <w:color w:val="auto"/>
+          <w:sz w:val="21"/>
+          <w:szCs w:val="21"/>
+        </w:rPr>
+        <w:t>.add(buildJTree(</w:t>
+      </w:r>
+      <w:r>
+        <w:rPr>
+          <w:rFonts w:ascii="Consolas" w:hAnsi="Consolas"/>
+          <w:b w:val="false"/>
+          <w:i w:val="false"/>
+          <w:color w:val="auto"/>
+          <w:sz w:val="21"/>
+          <w:szCs w:val="21"/>
+        </w:rPr>
+        <w:t>antlrTree</w:t>
+      </w:r>
+      <w:r>
+        <w:rPr>
+          <w:rFonts w:ascii="Consolas" w:hAnsi="Consolas"/>
+          <w:b w:val="false"/>
+          <w:i w:val="false"/>
+          <w:color w:val="auto"/>
+          <w:sz w:val="21"/>
+          <w:szCs w:val="21"/>
+        </w:rPr>
+        <w:t>.getChild(</w:t>
+      </w:r>
+      <w:r>
+        <w:rPr>
+          <w:rFonts w:ascii="Consolas" w:hAnsi="Consolas"/>
+          <w:b w:val="false"/>
+          <w:i w:val="false"/>
+          <w:color w:val="auto"/>
+          <w:sz w:val="21"/>
+          <w:szCs w:val="21"/>
+        </w:rPr>
+        <w:t>i</w:t>
+      </w:r>
+      <w:r>
+        <w:rPr>
+          <w:rFonts w:ascii="Consolas" w:hAnsi="Consolas"/>
+          <w:b w:val="false"/>
+          <w:i w:val="false"/>
+          <w:color w:val="auto"/>
+          <w:sz w:val="21"/>
+          <w:szCs w:val="21"/>
+        </w:rPr>
+        <w:t xml:space="preserve">), </w:t>
+      </w:r>
+      <w:r>
+        <w:rPr>
+          <w:rFonts w:ascii="Consolas" w:hAnsi="Consolas"/>
+          <w:b w:val="false"/>
+          <w:i w:val="false"/>
+          <w:color w:val="auto"/>
+          <w:sz w:val="21"/>
+          <w:szCs w:val="21"/>
+        </w:rPr>
+        <w:t>parser</w:t>
+      </w:r>
+      <w:r>
+        <w:rPr>
+          <w:rFonts w:ascii="Consolas" w:hAnsi="Consolas"/>
+          <w:b w:val="false"/>
+          <w:i w:val="false"/>
+          <w:color w:val="auto"/>
+          <w:sz w:val="21"/>
+          <w:szCs w:val="21"/>
+        </w:rPr>
+        <w:t>));</w:t>
+        <w:br/>
+        <w:t xml:space="preserve">        }</w:t>
+        <w:br/>
+        <w:t xml:space="preserve">        </w:t>
+      </w:r>
+      <w:r>
+        <w:rPr>
+          <w:rFonts w:ascii="Consolas" w:hAnsi="Consolas"/>
+          <w:b w:val="false"/>
+          <w:i w:val="false"/>
+          <w:color w:val="auto"/>
+          <w:sz w:val="21"/>
+          <w:szCs w:val="21"/>
+        </w:rPr>
+        <w:t xml:space="preserve">return </w:t>
+      </w:r>
+      <w:r>
+        <w:rPr>
+          <w:rFonts w:ascii="Consolas" w:hAnsi="Consolas"/>
+          <w:b w:val="false"/>
+          <w:i w:val="false"/>
+          <w:color w:val="auto"/>
+          <w:sz w:val="21"/>
+          <w:szCs w:val="21"/>
+        </w:rPr>
+        <w:t>node</w:t>
+      </w:r>
+      <w:r>
+        <w:rPr>
+          <w:rFonts w:ascii="Consolas" w:hAnsi="Consolas"/>
+          <w:b w:val="false"/>
+          <w:i w:val="false"/>
+          <w:color w:val="auto"/>
+          <w:sz w:val="21"/>
+          <w:szCs w:val="21"/>
+        </w:rPr>
+        <w:t>;</w:t>
+        <w:br/>
+        <w:t xml:space="preserve">    }</w:t>
+        <w:br/>
+        <w:br/>
+        <w:t xml:space="preserve">    </w:t>
+      </w:r>
+      <w:r>
+        <w:rPr>
+          <w:rFonts w:ascii="Consolas" w:hAnsi="Consolas"/>
+          <w:b w:val="false"/>
+          <w:i w:val="false"/>
+          <w:color w:val="auto"/>
+          <w:sz w:val="21"/>
+          <w:szCs w:val="21"/>
+        </w:rPr>
+        <w:t xml:space="preserve">public static void </w:t>
+      </w:r>
+      <w:r>
+        <w:rPr>
+          <w:rFonts w:ascii="Consolas" w:hAnsi="Consolas"/>
+          <w:b w:val="false"/>
+          <w:i w:val="false"/>
+          <w:color w:val="auto"/>
+          <w:sz w:val="21"/>
+          <w:szCs w:val="21"/>
+        </w:rPr>
+        <w:t>main</w:t>
+      </w:r>
+      <w:r>
+        <w:rPr>
+          <w:rFonts w:ascii="Consolas" w:hAnsi="Consolas"/>
+          <w:b w:val="false"/>
+          <w:i w:val="false"/>
+          <w:color w:val="auto"/>
+          <w:sz w:val="21"/>
+          <w:szCs w:val="21"/>
+        </w:rPr>
+        <w:t>(</w:t>
+      </w:r>
+      <w:r>
+        <w:rPr>
+          <w:rFonts w:ascii="Consolas" w:hAnsi="Consolas"/>
+          <w:b w:val="false"/>
+          <w:i w:val="false"/>
+          <w:color w:val="auto"/>
+          <w:sz w:val="21"/>
+          <w:szCs w:val="21"/>
+        </w:rPr>
+        <w:t>String</w:t>
+      </w:r>
+      <w:r>
+        <w:rPr>
+          <w:rFonts w:ascii="Consolas" w:hAnsi="Consolas"/>
+          <w:b w:val="false"/>
+          <w:i w:val="false"/>
+          <w:color w:val="auto"/>
+          <w:sz w:val="21"/>
+          <w:szCs w:val="21"/>
+        </w:rPr>
+        <w:t xml:space="preserve">[] </w:t>
+      </w:r>
+      <w:r>
+        <w:rPr>
+          <w:rFonts w:ascii="Consolas" w:hAnsi="Consolas"/>
+          <w:b w:val="false"/>
+          <w:i w:val="false"/>
+          <w:color w:val="auto"/>
+          <w:sz w:val="21"/>
+          <w:szCs w:val="21"/>
+        </w:rPr>
+        <w:t>args</w:t>
+      </w:r>
+      <w:r>
+        <w:rPr>
+          <w:rFonts w:ascii="Consolas" w:hAnsi="Consolas"/>
+          <w:b w:val="false"/>
+          <w:i w:val="false"/>
+          <w:color w:val="auto"/>
+          <w:sz w:val="21"/>
+          <w:szCs w:val="21"/>
+        </w:rPr>
+        <w:t>) {</w:t>
+        <w:br/>
+        <w:t xml:space="preserve">        </w:t>
+      </w:r>
+      <w:r>
+        <w:rPr>
+          <w:rFonts w:ascii="Consolas" w:hAnsi="Consolas"/>
+          <w:b w:val="false"/>
+          <w:i w:val="false"/>
+          <w:color w:val="auto"/>
+          <w:sz w:val="21"/>
+          <w:szCs w:val="21"/>
+        </w:rPr>
+        <w:t>SwingUtilities</w:t>
+      </w:r>
+      <w:r>
+        <w:rPr>
+          <w:rFonts w:ascii="Consolas" w:hAnsi="Consolas"/>
+          <w:b w:val="false"/>
+          <w:i w:val="false"/>
+          <w:color w:val="auto"/>
+          <w:sz w:val="21"/>
+          <w:szCs w:val="21"/>
+        </w:rPr>
+        <w:t>.</w:t>
+      </w:r>
+      <w:r>
+        <w:rPr>
+          <w:rFonts w:ascii="Consolas" w:hAnsi="Consolas"/>
+          <w:b w:val="false"/>
+          <w:i/>
+          <w:color w:val="auto"/>
+          <w:sz w:val="21"/>
+          <w:szCs w:val="21"/>
+        </w:rPr>
+        <w:t>invokeLater</w:t>
+      </w:r>
+      <w:r>
+        <w:rPr>
+          <w:rFonts w:ascii="Consolas" w:hAnsi="Consolas"/>
+          <w:b w:val="false"/>
+          <w:i w:val="false"/>
+          <w:color w:val="auto"/>
+          <w:sz w:val="21"/>
+          <w:szCs w:val="21"/>
+        </w:rPr>
+        <w:t>(()-&gt;</w:t>
+      </w:r>
+      <w:r>
+        <w:rPr>
+          <w:rFonts w:ascii="Consolas" w:hAnsi="Consolas"/>
+          <w:b w:val="false"/>
+          <w:i w:val="false"/>
+          <w:color w:val="auto"/>
+          <w:sz w:val="21"/>
+          <w:szCs w:val="21"/>
+        </w:rPr>
+        <w:t xml:space="preserve">new </w:t>
+      </w:r>
+      <w:r>
+        <w:rPr>
+          <w:rFonts w:ascii="Consolas" w:hAnsi="Consolas"/>
+          <w:b w:val="false"/>
+          <w:i w:val="false"/>
+          <w:color w:val="auto"/>
+          <w:sz w:val="21"/>
+          <w:szCs w:val="21"/>
+        </w:rPr>
+        <w:t>Main().setVisible(</w:t>
+      </w:r>
+      <w:r>
+        <w:rPr>
+          <w:rFonts w:ascii="Consolas" w:hAnsi="Consolas"/>
+          <w:b w:val="false"/>
+          <w:i w:val="false"/>
+          <w:color w:val="auto"/>
+          <w:sz w:val="21"/>
+          <w:szCs w:val="21"/>
+        </w:rPr>
+        <w:t>true</w:t>
+      </w:r>
+      <w:r>
+        <w:rPr>
+          <w:rFonts w:ascii="Consolas" w:hAnsi="Consolas"/>
+          <w:b w:val="false"/>
+          <w:i w:val="false"/>
+          <w:color w:val="auto"/>
+          <w:sz w:val="21"/>
+          <w:szCs w:val="21"/>
+        </w:rPr>
+        <w:t>));</w:t>
+        <w:br/>
+        <w:t xml:space="preserve">    }</w:t>
+        <w:br/>
+        <w:t>}</w:t>
+      </w:r>
+    </w:p>
+    <w:p>
+      <w:pPr>
+        <w:pStyle w:val="Normal"/>
+        <w:rPr>
+          <w:color w:val="auto"/>
+        </w:rPr>
+      </w:pPr>
+      <w:r>
+        <w:rPr>
+          <w:color w:val="auto"/>
+        </w:rPr>
+      </w:r>
+    </w:p>
+    <w:p>
+      <w:pPr>
+        <w:pStyle w:val="H3"/>
+        <w:rPr>
+          <w:color w:val="auto"/>
+        </w:rPr>
+      </w:pPr>
+      <w:r>
+        <w:rPr>
+          <w:color w:val="auto"/>
+        </w:rPr>
+        <w:t>Antlr</w:t>
+      </w:r>
+    </w:p>
+    <w:p>
+      <w:pPr>
+        <w:pStyle w:val="P1"/>
+        <w:rPr>
+          <w:color w:val="auto"/>
+        </w:rPr>
+      </w:pPr>
+      <w:r>
+        <w:rPr>
+          <w:color w:val="auto"/>
+        </w:rPr>
+      </w:r>
+    </w:p>
+    <w:p>
+      <w:pPr>
+        <w:pStyle w:val="Code"/>
+        <w:rPr>
+          <w:rFonts w:ascii="Consolas" w:hAnsi="Consolas"/>
+          <w:color w:val="auto"/>
+          <w:sz w:val="21"/>
+          <w:szCs w:val="21"/>
+        </w:rPr>
+      </w:pPr>
+      <w:r>
+        <w:rPr>
+          <w:rFonts w:ascii="Consolas" w:hAnsi="Consolas"/>
+          <w:b w:val="false"/>
+          <w:i w:val="false"/>
+          <w:color w:val="auto"/>
+          <w:sz w:val="21"/>
+          <w:szCs w:val="21"/>
+        </w:rPr>
+        <w:t xml:space="preserve">grammar </w:t>
+      </w:r>
+      <w:r>
+        <w:rPr>
+          <w:rFonts w:ascii="Consolas" w:hAnsi="Consolas"/>
+          <w:b w:val="false"/>
+          <w:i w:val="false"/>
+          <w:color w:val="auto"/>
+          <w:sz w:val="21"/>
+          <w:szCs w:val="21"/>
+        </w:rPr>
+        <w:t>Main</w:t>
+      </w:r>
+      <w:r>
+        <w:rPr>
+          <w:rFonts w:ascii="Consolas" w:hAnsi="Consolas"/>
+          <w:b w:val="false"/>
+          <w:i w:val="false"/>
+          <w:color w:val="auto"/>
+          <w:sz w:val="21"/>
+          <w:szCs w:val="21"/>
+        </w:rPr>
+        <w:t>;</w:t>
+        <w:br/>
+        <w:br/>
+      </w:r>
+      <w:r>
+        <w:rPr>
+          <w:rFonts w:ascii="Consolas" w:hAnsi="Consolas"/>
+          <w:b w:val="false"/>
+          <w:i w:val="false"/>
+          <w:color w:val="auto"/>
+          <w:sz w:val="21"/>
+          <w:szCs w:val="21"/>
+        </w:rPr>
+        <w:t>program</w:t>
+      </w:r>
+      <w:r>
+        <w:rPr>
+          <w:rFonts w:ascii="Consolas" w:hAnsi="Consolas"/>
+          <w:b w:val="false"/>
+          <w:i w:val="false"/>
+          <w:color w:val="auto"/>
+          <w:sz w:val="21"/>
+          <w:szCs w:val="21"/>
+        </w:rPr>
+        <w:t xml:space="preserve">: </w:t>
+      </w:r>
+      <w:r>
+        <w:rPr>
+          <w:rFonts w:ascii="Consolas" w:hAnsi="Consolas"/>
+          <w:b w:val="false"/>
+          <w:i w:val="false"/>
+          <w:color w:val="auto"/>
+          <w:sz w:val="21"/>
+          <w:szCs w:val="21"/>
+        </w:rPr>
+        <w:t>item</w:t>
+      </w:r>
+      <w:r>
+        <w:rPr>
+          <w:rFonts w:ascii="Consolas" w:hAnsi="Consolas"/>
+          <w:b w:val="false"/>
+          <w:i w:val="false"/>
+          <w:color w:val="auto"/>
+          <w:sz w:val="21"/>
+          <w:szCs w:val="21"/>
+        </w:rPr>
+        <w:t xml:space="preserve">* </w:t>
+      </w:r>
+      <w:r>
+        <w:rPr>
+          <w:rFonts w:ascii="Consolas" w:hAnsi="Consolas"/>
+          <w:b w:val="false"/>
+          <w:i w:val="false"/>
+          <w:color w:val="auto"/>
+          <w:sz w:val="21"/>
+          <w:szCs w:val="21"/>
+        </w:rPr>
+        <w:t>EOF</w:t>
+      </w:r>
+      <w:r>
+        <w:rPr>
+          <w:rFonts w:ascii="Consolas" w:hAnsi="Consolas"/>
+          <w:b w:val="false"/>
+          <w:i w:val="false"/>
+          <w:color w:val="auto"/>
+          <w:sz w:val="21"/>
+          <w:szCs w:val="21"/>
+        </w:rPr>
+        <w:t>;</w:t>
+        <w:br/>
+      </w:r>
+      <w:r>
+        <w:rPr>
+          <w:rFonts w:ascii="Consolas" w:hAnsi="Consolas"/>
+          <w:b w:val="false"/>
+          <w:i w:val="false"/>
+          <w:color w:val="auto"/>
+          <w:sz w:val="21"/>
+          <w:szCs w:val="21"/>
+        </w:rPr>
+        <w:t>item</w:t>
+      </w:r>
+      <w:r>
+        <w:rPr>
+          <w:rFonts w:ascii="Consolas" w:hAnsi="Consolas"/>
+          <w:b w:val="false"/>
+          <w:i w:val="false"/>
+          <w:color w:val="auto"/>
+          <w:sz w:val="21"/>
+          <w:szCs w:val="21"/>
+        </w:rPr>
+        <w:t xml:space="preserve">: </w:t>
+      </w:r>
+      <w:r>
+        <w:rPr>
+          <w:rFonts w:ascii="Consolas" w:hAnsi="Consolas"/>
+          <w:b w:val="false"/>
+          <w:i w:val="false"/>
+          <w:color w:val="auto"/>
+          <w:sz w:val="21"/>
+          <w:szCs w:val="21"/>
+        </w:rPr>
+        <w:t xml:space="preserve">function </w:t>
+      </w:r>
+      <w:r>
+        <w:rPr>
+          <w:rFonts w:ascii="Consolas" w:hAnsi="Consolas"/>
+          <w:b w:val="false"/>
+          <w:i w:val="false"/>
+          <w:color w:val="auto"/>
+          <w:sz w:val="21"/>
+          <w:szCs w:val="21"/>
+        </w:rPr>
+        <w:t xml:space="preserve">| </w:t>
+      </w:r>
+      <w:r>
+        <w:rPr>
+          <w:rFonts w:ascii="Consolas" w:hAnsi="Consolas"/>
+          <w:b w:val="false"/>
+          <w:i w:val="false"/>
+          <w:color w:val="auto"/>
+          <w:sz w:val="21"/>
+          <w:szCs w:val="21"/>
+        </w:rPr>
+        <w:t xml:space="preserve">structDef </w:t>
+      </w:r>
+      <w:r>
+        <w:rPr>
+          <w:rFonts w:ascii="Consolas" w:hAnsi="Consolas"/>
+          <w:b w:val="false"/>
+          <w:i w:val="false"/>
+          <w:color w:val="auto"/>
+          <w:sz w:val="21"/>
+          <w:szCs w:val="21"/>
+        </w:rPr>
+        <w:t xml:space="preserve">| </w:t>
+      </w:r>
+      <w:r>
+        <w:rPr>
+          <w:rFonts w:ascii="Consolas" w:hAnsi="Consolas"/>
+          <w:b w:val="false"/>
+          <w:i w:val="false"/>
+          <w:color w:val="auto"/>
+          <w:sz w:val="21"/>
+          <w:szCs w:val="21"/>
+        </w:rPr>
+        <w:t>implBlock</w:t>
+      </w:r>
+      <w:r>
+        <w:rPr>
+          <w:rFonts w:ascii="Consolas" w:hAnsi="Consolas"/>
+          <w:b w:val="false"/>
+          <w:i w:val="false"/>
+          <w:color w:val="auto"/>
+          <w:sz w:val="21"/>
+          <w:szCs w:val="21"/>
+        </w:rPr>
+        <w:t>;</w:t>
+        <w:br/>
+      </w:r>
+      <w:r>
+        <w:rPr>
+          <w:rFonts w:ascii="Consolas" w:hAnsi="Consolas"/>
+          <w:b w:val="false"/>
+          <w:i w:val="false"/>
+          <w:color w:val="auto"/>
+          <w:sz w:val="21"/>
+          <w:szCs w:val="21"/>
+        </w:rPr>
+        <w:t>function</w:t>
+      </w:r>
+      <w:r>
+        <w:rPr>
+          <w:rFonts w:ascii="Consolas" w:hAnsi="Consolas"/>
+          <w:b w:val="false"/>
+          <w:i w:val="false"/>
+          <w:color w:val="auto"/>
+          <w:sz w:val="21"/>
+          <w:szCs w:val="21"/>
+        </w:rPr>
+        <w:t xml:space="preserve">: </w:t>
+      </w:r>
+      <w:r>
+        <w:rPr>
+          <w:rFonts w:ascii="Consolas" w:hAnsi="Consolas"/>
+          <w:b w:val="false"/>
+          <w:i w:val="false"/>
+          <w:color w:val="auto"/>
+          <w:sz w:val="21"/>
+          <w:szCs w:val="21"/>
+        </w:rPr>
+        <w:t xml:space="preserve">'fn' </w:t>
+      </w:r>
+      <w:r>
+        <w:rPr>
+          <w:rFonts w:ascii="Consolas" w:hAnsi="Consolas"/>
+          <w:b w:val="false"/>
+          <w:i w:val="false"/>
+          <w:color w:val="auto"/>
+          <w:sz w:val="21"/>
+          <w:szCs w:val="21"/>
+        </w:rPr>
+        <w:t xml:space="preserve">ID </w:t>
+      </w:r>
+      <w:r>
+        <w:rPr>
+          <w:rFonts w:ascii="Consolas" w:hAnsi="Consolas"/>
+          <w:b w:val="false"/>
+          <w:i w:val="false"/>
+          <w:color w:val="auto"/>
+          <w:sz w:val="21"/>
+          <w:szCs w:val="21"/>
+        </w:rPr>
+        <w:t xml:space="preserve">'(' </w:t>
+      </w:r>
+      <w:r>
+        <w:rPr>
+          <w:rFonts w:ascii="Consolas" w:hAnsi="Consolas"/>
+          <w:b w:val="false"/>
+          <w:i w:val="false"/>
+          <w:color w:val="auto"/>
+          <w:sz w:val="21"/>
+          <w:szCs w:val="21"/>
+        </w:rPr>
+        <w:t>paramList</w:t>
+      </w:r>
+      <w:r>
+        <w:rPr>
+          <w:rFonts w:ascii="Consolas" w:hAnsi="Consolas"/>
+          <w:b w:val="false"/>
+          <w:i w:val="false"/>
+          <w:color w:val="auto"/>
+          <w:sz w:val="21"/>
+          <w:szCs w:val="21"/>
+        </w:rPr>
+        <w:t xml:space="preserve">? </w:t>
+      </w:r>
+      <w:r>
+        <w:rPr>
+          <w:rFonts w:ascii="Consolas" w:hAnsi="Consolas"/>
+          <w:b w:val="false"/>
+          <w:i w:val="false"/>
+          <w:color w:val="auto"/>
+          <w:sz w:val="21"/>
+          <w:szCs w:val="21"/>
+        </w:rPr>
+        <w:t xml:space="preserve">')' </w:t>
+      </w:r>
+      <w:r>
+        <w:rPr>
+          <w:rFonts w:ascii="Consolas" w:hAnsi="Consolas"/>
+          <w:b w:val="false"/>
+          <w:i w:val="false"/>
+          <w:color w:val="auto"/>
+          <w:sz w:val="21"/>
+          <w:szCs w:val="21"/>
+        </w:rPr>
+        <w:t>(</w:t>
+      </w:r>
+      <w:r>
+        <w:rPr>
+          <w:rFonts w:ascii="Consolas" w:hAnsi="Consolas"/>
+          <w:b w:val="false"/>
+          <w:i w:val="false"/>
+          <w:color w:val="auto"/>
+          <w:sz w:val="21"/>
+          <w:szCs w:val="21"/>
+        </w:rPr>
+        <w:t xml:space="preserve">'-&gt;' </w:t>
+      </w:r>
+      <w:r>
+        <w:rPr>
+          <w:rFonts w:ascii="Consolas" w:hAnsi="Consolas"/>
+          <w:b w:val="false"/>
+          <w:i w:val="false"/>
+          <w:color w:val="auto"/>
+          <w:sz w:val="21"/>
+          <w:szCs w:val="21"/>
+        </w:rPr>
+        <w:t>type_</w:t>
+      </w:r>
+      <w:r>
+        <w:rPr>
+          <w:rFonts w:ascii="Consolas" w:hAnsi="Consolas"/>
+          <w:b w:val="false"/>
+          <w:i w:val="false"/>
+          <w:color w:val="auto"/>
+          <w:sz w:val="21"/>
+          <w:szCs w:val="21"/>
+        </w:rPr>
+        <w:t xml:space="preserve">)? </w:t>
+      </w:r>
+      <w:r>
+        <w:rPr>
+          <w:rFonts w:ascii="Consolas" w:hAnsi="Consolas"/>
+          <w:b w:val="false"/>
+          <w:i w:val="false"/>
+          <w:color w:val="auto"/>
+          <w:sz w:val="21"/>
+          <w:szCs w:val="21"/>
+        </w:rPr>
+        <w:t>block</w:t>
+      </w:r>
+      <w:r>
+        <w:rPr>
+          <w:rFonts w:ascii="Consolas" w:hAnsi="Consolas"/>
+          <w:b w:val="false"/>
+          <w:i w:val="false"/>
+          <w:color w:val="auto"/>
+          <w:sz w:val="21"/>
+          <w:szCs w:val="21"/>
+        </w:rPr>
+        <w:t>;</w:t>
+        <w:br/>
+      </w:r>
+      <w:r>
+        <w:rPr>
+          <w:rFonts w:ascii="Consolas" w:hAnsi="Consolas"/>
+          <w:b w:val="false"/>
+          <w:i w:val="false"/>
+          <w:color w:val="auto"/>
+          <w:sz w:val="21"/>
+          <w:szCs w:val="21"/>
+        </w:rPr>
+        <w:t>paramList</w:t>
+      </w:r>
+      <w:r>
+        <w:rPr>
+          <w:rFonts w:ascii="Consolas" w:hAnsi="Consolas"/>
+          <w:b w:val="false"/>
+          <w:i w:val="false"/>
+          <w:color w:val="auto"/>
+          <w:sz w:val="21"/>
+          <w:szCs w:val="21"/>
+        </w:rPr>
+        <w:t xml:space="preserve">: </w:t>
+      </w:r>
+      <w:r>
+        <w:rPr>
+          <w:rFonts w:ascii="Consolas" w:hAnsi="Consolas"/>
+          <w:b w:val="false"/>
+          <w:i w:val="false"/>
+          <w:color w:val="auto"/>
+          <w:sz w:val="21"/>
+          <w:szCs w:val="21"/>
+        </w:rPr>
+        <w:t xml:space="preserve">param </w:t>
+      </w:r>
+      <w:r>
+        <w:rPr>
+          <w:rFonts w:ascii="Consolas" w:hAnsi="Consolas"/>
+          <w:b w:val="false"/>
+          <w:i w:val="false"/>
+          <w:color w:val="auto"/>
+          <w:sz w:val="21"/>
+          <w:szCs w:val="21"/>
+        </w:rPr>
+        <w:t>(</w:t>
+      </w:r>
+      <w:r>
+        <w:rPr>
+          <w:rFonts w:ascii="Consolas" w:hAnsi="Consolas"/>
+          <w:b w:val="false"/>
+          <w:i w:val="false"/>
+          <w:color w:val="auto"/>
+          <w:sz w:val="21"/>
+          <w:szCs w:val="21"/>
+        </w:rPr>
+        <w:t xml:space="preserve">',' </w:t>
+      </w:r>
+      <w:r>
+        <w:rPr>
+          <w:rFonts w:ascii="Consolas" w:hAnsi="Consolas"/>
+          <w:b w:val="false"/>
+          <w:i w:val="false"/>
+          <w:color w:val="auto"/>
+          <w:sz w:val="21"/>
+          <w:szCs w:val="21"/>
+        </w:rPr>
+        <w:t>param</w:t>
+      </w:r>
+      <w:r>
+        <w:rPr>
+          <w:rFonts w:ascii="Consolas" w:hAnsi="Consolas"/>
+          <w:b w:val="false"/>
+          <w:i w:val="false"/>
+          <w:color w:val="auto"/>
+          <w:sz w:val="21"/>
+          <w:szCs w:val="21"/>
+        </w:rPr>
+        <w:t>)*;</w:t>
+        <w:br/>
+      </w:r>
+      <w:r>
+        <w:rPr>
+          <w:rFonts w:ascii="Consolas" w:hAnsi="Consolas"/>
+          <w:b w:val="false"/>
+          <w:i w:val="false"/>
+          <w:color w:val="auto"/>
+          <w:sz w:val="21"/>
+          <w:szCs w:val="21"/>
+        </w:rPr>
+        <w:t>param</w:t>
+      </w:r>
+      <w:r>
+        <w:rPr>
+          <w:rFonts w:ascii="Consolas" w:hAnsi="Consolas"/>
+          <w:b w:val="false"/>
+          <w:i w:val="false"/>
+          <w:color w:val="auto"/>
+          <w:sz w:val="21"/>
+          <w:szCs w:val="21"/>
+        </w:rPr>
+        <w:t xml:space="preserve">: </w:t>
+      </w:r>
+      <w:r>
+        <w:rPr>
+          <w:rFonts w:ascii="Consolas" w:hAnsi="Consolas"/>
+          <w:b w:val="false"/>
+          <w:i w:val="false"/>
+          <w:color w:val="auto"/>
+          <w:sz w:val="21"/>
+          <w:szCs w:val="21"/>
+        </w:rPr>
+        <w:t xml:space="preserve">ID </w:t>
+      </w:r>
+      <w:r>
+        <w:rPr>
+          <w:rFonts w:ascii="Consolas" w:hAnsi="Consolas"/>
+          <w:b w:val="false"/>
+          <w:i w:val="false"/>
+          <w:color w:val="auto"/>
+          <w:sz w:val="21"/>
+          <w:szCs w:val="21"/>
+        </w:rPr>
+        <w:t xml:space="preserve">':' </w:t>
+      </w:r>
+      <w:r>
+        <w:rPr>
+          <w:rFonts w:ascii="Consolas" w:hAnsi="Consolas"/>
+          <w:b w:val="false"/>
+          <w:i w:val="false"/>
+          <w:color w:val="auto"/>
+          <w:sz w:val="21"/>
+          <w:szCs w:val="21"/>
+        </w:rPr>
+        <w:t>type_</w:t>
+      </w:r>
+      <w:r>
+        <w:rPr>
+          <w:rFonts w:ascii="Consolas" w:hAnsi="Consolas"/>
+          <w:b w:val="false"/>
+          <w:i w:val="false"/>
+          <w:color w:val="auto"/>
+          <w:sz w:val="21"/>
+          <w:szCs w:val="21"/>
+        </w:rPr>
+        <w:t>;</w:t>
+        <w:br/>
+      </w:r>
+      <w:r>
+        <w:rPr>
+          <w:rFonts w:ascii="Consolas" w:hAnsi="Consolas"/>
+          <w:b w:val="false"/>
+          <w:i w:val="false"/>
+          <w:color w:val="auto"/>
+          <w:sz w:val="21"/>
+          <w:szCs w:val="21"/>
+        </w:rPr>
+        <w:t>type_</w:t>
+      </w:r>
+      <w:r>
+        <w:rPr>
+          <w:rFonts w:ascii="Consolas" w:hAnsi="Consolas"/>
+          <w:b w:val="false"/>
+          <w:i w:val="false"/>
+          <w:color w:val="auto"/>
+          <w:sz w:val="21"/>
+          <w:szCs w:val="21"/>
+        </w:rPr>
+        <w:t xml:space="preserve">: </w:t>
+      </w:r>
+      <w:r>
+        <w:rPr>
+          <w:rFonts w:ascii="Consolas" w:hAnsi="Consolas"/>
+          <w:b w:val="false"/>
+          <w:i w:val="false"/>
+          <w:color w:val="auto"/>
+          <w:sz w:val="21"/>
+          <w:szCs w:val="21"/>
+        </w:rPr>
+        <w:t xml:space="preserve">primitiveType </w:t>
+      </w:r>
+      <w:r>
+        <w:rPr>
+          <w:rFonts w:ascii="Consolas" w:hAnsi="Consolas"/>
+          <w:b w:val="false"/>
+          <w:i w:val="false"/>
+          <w:color w:val="auto"/>
+          <w:sz w:val="21"/>
+          <w:szCs w:val="21"/>
+        </w:rPr>
+        <w:t xml:space="preserve">| </w:t>
+      </w:r>
+      <w:r>
+        <w:rPr>
+          <w:rFonts w:ascii="Consolas" w:hAnsi="Consolas"/>
+          <w:b w:val="false"/>
+          <w:i w:val="false"/>
+          <w:color w:val="auto"/>
+          <w:sz w:val="21"/>
+          <w:szCs w:val="21"/>
+        </w:rPr>
+        <w:t xml:space="preserve">'Vec' '&lt;' </w:t>
+      </w:r>
+      <w:r>
+        <w:rPr>
+          <w:rFonts w:ascii="Consolas" w:hAnsi="Consolas"/>
+          <w:b w:val="false"/>
+          <w:i w:val="false"/>
+          <w:color w:val="auto"/>
+          <w:sz w:val="21"/>
+          <w:szCs w:val="21"/>
+        </w:rPr>
+        <w:t xml:space="preserve">type_ </w:t>
+      </w:r>
+      <w:r>
+        <w:rPr>
+          <w:rFonts w:ascii="Consolas" w:hAnsi="Consolas"/>
+          <w:b w:val="false"/>
+          <w:i w:val="false"/>
+          <w:color w:val="auto"/>
+          <w:sz w:val="21"/>
+          <w:szCs w:val="21"/>
+        </w:rPr>
+        <w:t xml:space="preserve">'&gt;' </w:t>
+      </w:r>
+      <w:r>
+        <w:rPr>
+          <w:rFonts w:ascii="Consolas" w:hAnsi="Consolas"/>
+          <w:b w:val="false"/>
+          <w:i w:val="false"/>
+          <w:color w:val="auto"/>
+          <w:sz w:val="21"/>
+          <w:szCs w:val="21"/>
+        </w:rPr>
+        <w:t xml:space="preserve">| </w:t>
+      </w:r>
+      <w:r>
+        <w:rPr>
+          <w:rFonts w:ascii="Consolas" w:hAnsi="Consolas"/>
+          <w:b w:val="false"/>
+          <w:i w:val="false"/>
+          <w:color w:val="auto"/>
+          <w:sz w:val="21"/>
+          <w:szCs w:val="21"/>
+        </w:rPr>
+        <w:t>ID</w:t>
+      </w:r>
+      <w:r>
+        <w:rPr>
+          <w:rFonts w:ascii="Consolas" w:hAnsi="Consolas"/>
+          <w:b w:val="false"/>
+          <w:i w:val="false"/>
+          <w:color w:val="auto"/>
+          <w:sz w:val="21"/>
+          <w:szCs w:val="21"/>
+        </w:rPr>
+        <w:t>;</w:t>
+        <w:br/>
+      </w:r>
+      <w:r>
+        <w:rPr>
+          <w:rFonts w:ascii="Consolas" w:hAnsi="Consolas"/>
+          <w:b w:val="false"/>
+          <w:i w:val="false"/>
+          <w:color w:val="auto"/>
+          <w:sz w:val="21"/>
+          <w:szCs w:val="21"/>
+        </w:rPr>
+        <w:t>primitiveType</w:t>
+      </w:r>
+      <w:r>
+        <w:rPr>
+          <w:rFonts w:ascii="Consolas" w:hAnsi="Consolas"/>
+          <w:b w:val="false"/>
+          <w:i w:val="false"/>
+          <w:color w:val="auto"/>
+          <w:sz w:val="21"/>
+          <w:szCs w:val="21"/>
+        </w:rPr>
+        <w:t xml:space="preserve">: </w:t>
+      </w:r>
+      <w:r>
+        <w:rPr>
+          <w:rFonts w:ascii="Consolas" w:hAnsi="Consolas"/>
+          <w:b w:val="false"/>
+          <w:i w:val="false"/>
+          <w:color w:val="auto"/>
+          <w:sz w:val="21"/>
+          <w:szCs w:val="21"/>
+        </w:rPr>
+        <w:t xml:space="preserve">'i32' </w:t>
+      </w:r>
+      <w:r>
+        <w:rPr>
+          <w:rFonts w:ascii="Consolas" w:hAnsi="Consolas"/>
+          <w:b w:val="false"/>
+          <w:i w:val="false"/>
+          <w:color w:val="auto"/>
+          <w:sz w:val="21"/>
+          <w:szCs w:val="21"/>
+        </w:rPr>
+        <w:t xml:space="preserve">| </w:t>
+      </w:r>
+      <w:r>
+        <w:rPr>
+          <w:rFonts w:ascii="Consolas" w:hAnsi="Consolas"/>
+          <w:b w:val="false"/>
+          <w:i w:val="false"/>
+          <w:color w:val="auto"/>
+          <w:sz w:val="21"/>
+          <w:szCs w:val="21"/>
+        </w:rPr>
+        <w:t xml:space="preserve">'bool' </w:t>
+      </w:r>
+      <w:r>
+        <w:rPr>
+          <w:rFonts w:ascii="Consolas" w:hAnsi="Consolas"/>
+          <w:b w:val="false"/>
+          <w:i w:val="false"/>
+          <w:color w:val="auto"/>
+          <w:sz w:val="21"/>
+          <w:szCs w:val="21"/>
+        </w:rPr>
+        <w:t xml:space="preserve">| </w:t>
+      </w:r>
+      <w:r>
+        <w:rPr>
+          <w:rFonts w:ascii="Consolas" w:hAnsi="Consolas"/>
+          <w:b w:val="false"/>
+          <w:i w:val="false"/>
+          <w:color w:val="auto"/>
+          <w:sz w:val="21"/>
+          <w:szCs w:val="21"/>
+        </w:rPr>
+        <w:t>'String'</w:t>
+      </w:r>
+      <w:r>
+        <w:rPr>
+          <w:rFonts w:ascii="Consolas" w:hAnsi="Consolas"/>
+          <w:b w:val="false"/>
+          <w:i w:val="false"/>
+          <w:color w:val="auto"/>
+          <w:sz w:val="21"/>
+          <w:szCs w:val="21"/>
+        </w:rPr>
+        <w:t>;</w:t>
+        <w:br/>
+      </w:r>
+      <w:r>
+        <w:rPr>
+          <w:rFonts w:ascii="Consolas" w:hAnsi="Consolas"/>
+          <w:b w:val="false"/>
+          <w:i w:val="false"/>
+          <w:color w:val="auto"/>
+          <w:sz w:val="21"/>
+          <w:szCs w:val="21"/>
+        </w:rPr>
+        <w:t>structDef</w:t>
+      </w:r>
+      <w:r>
+        <w:rPr>
+          <w:rFonts w:ascii="Consolas" w:hAnsi="Consolas"/>
+          <w:b w:val="false"/>
+          <w:i w:val="false"/>
+          <w:color w:val="auto"/>
+          <w:sz w:val="21"/>
+          <w:szCs w:val="21"/>
+        </w:rPr>
+        <w:t xml:space="preserve">: </w:t>
+      </w:r>
+      <w:r>
+        <w:rPr>
+          <w:rFonts w:ascii="Consolas" w:hAnsi="Consolas"/>
+          <w:b w:val="false"/>
+          <w:i w:val="false"/>
+          <w:color w:val="auto"/>
+          <w:sz w:val="21"/>
+          <w:szCs w:val="21"/>
+        </w:rPr>
+        <w:t xml:space="preserve">'struct' </w:t>
+      </w:r>
+      <w:r>
+        <w:rPr>
+          <w:rFonts w:ascii="Consolas" w:hAnsi="Consolas"/>
+          <w:b w:val="false"/>
+          <w:i w:val="false"/>
+          <w:color w:val="auto"/>
+          <w:sz w:val="21"/>
+          <w:szCs w:val="21"/>
+        </w:rPr>
+        <w:t xml:space="preserve">ID </w:t>
+      </w:r>
+      <w:r>
+        <w:rPr>
+          <w:rFonts w:ascii="Consolas" w:hAnsi="Consolas"/>
+          <w:b w:val="false"/>
+          <w:i w:val="false"/>
+          <w:color w:val="auto"/>
+          <w:sz w:val="21"/>
+          <w:szCs w:val="21"/>
+        </w:rPr>
+        <w:t xml:space="preserve">'{' </w:t>
+      </w:r>
+      <w:r>
+        <w:rPr>
+          <w:rFonts w:ascii="Consolas" w:hAnsi="Consolas"/>
+          <w:b w:val="false"/>
+          <w:i w:val="false"/>
+          <w:color w:val="auto"/>
+          <w:sz w:val="21"/>
+          <w:szCs w:val="21"/>
+        </w:rPr>
+        <w:t>fieldList</w:t>
+      </w:r>
+      <w:r>
+        <w:rPr>
+          <w:rFonts w:ascii="Consolas" w:hAnsi="Consolas"/>
+          <w:b w:val="false"/>
+          <w:i w:val="false"/>
+          <w:color w:val="auto"/>
+          <w:sz w:val="21"/>
+          <w:szCs w:val="21"/>
+        </w:rPr>
+        <w:t xml:space="preserve">? </w:t>
+      </w:r>
+      <w:r>
+        <w:rPr>
+          <w:rFonts w:ascii="Consolas" w:hAnsi="Consolas"/>
+          <w:b w:val="false"/>
+          <w:i w:val="false"/>
+          <w:color w:val="auto"/>
+          <w:sz w:val="21"/>
+          <w:szCs w:val="21"/>
+        </w:rPr>
+        <w:t>'}'</w:t>
+      </w:r>
+      <w:r>
+        <w:rPr>
+          <w:rFonts w:ascii="Consolas" w:hAnsi="Consolas"/>
+          <w:b w:val="false"/>
+          <w:i w:val="false"/>
+          <w:color w:val="auto"/>
+          <w:sz w:val="21"/>
+          <w:szCs w:val="21"/>
+        </w:rPr>
+        <w:t>;</w:t>
+        <w:br/>
+      </w:r>
+      <w:r>
+        <w:rPr>
+          <w:rFonts w:ascii="Consolas" w:hAnsi="Consolas"/>
+          <w:b w:val="false"/>
+          <w:i w:val="false"/>
+          <w:color w:val="auto"/>
+          <w:sz w:val="21"/>
+          <w:szCs w:val="21"/>
+        </w:rPr>
+        <w:t>fieldList</w:t>
+      </w:r>
+      <w:r>
+        <w:rPr>
+          <w:rFonts w:ascii="Consolas" w:hAnsi="Consolas"/>
+          <w:b w:val="false"/>
+          <w:i w:val="false"/>
+          <w:color w:val="auto"/>
+          <w:sz w:val="21"/>
+          <w:szCs w:val="21"/>
+        </w:rPr>
+        <w:t xml:space="preserve">: </w:t>
+      </w:r>
+      <w:r>
+        <w:rPr>
+          <w:rFonts w:ascii="Consolas" w:hAnsi="Consolas"/>
+          <w:b w:val="false"/>
+          <w:i w:val="false"/>
+          <w:color w:val="auto"/>
+          <w:sz w:val="21"/>
+          <w:szCs w:val="21"/>
+        </w:rPr>
+        <w:t xml:space="preserve">field </w:t>
+      </w:r>
+      <w:r>
+        <w:rPr>
+          <w:rFonts w:ascii="Consolas" w:hAnsi="Consolas"/>
+          <w:b w:val="false"/>
+          <w:i w:val="false"/>
+          <w:color w:val="auto"/>
+          <w:sz w:val="21"/>
+          <w:szCs w:val="21"/>
+        </w:rPr>
+        <w:t>(</w:t>
+      </w:r>
+      <w:r>
+        <w:rPr>
+          <w:rFonts w:ascii="Consolas" w:hAnsi="Consolas"/>
+          <w:b w:val="false"/>
+          <w:i w:val="false"/>
+          <w:color w:val="auto"/>
+          <w:sz w:val="21"/>
+          <w:szCs w:val="21"/>
+        </w:rPr>
+        <w:t xml:space="preserve">',' </w:t>
+      </w:r>
+      <w:r>
+        <w:rPr>
+          <w:rFonts w:ascii="Consolas" w:hAnsi="Consolas"/>
+          <w:b w:val="false"/>
+          <w:i w:val="false"/>
+          <w:color w:val="auto"/>
+          <w:sz w:val="21"/>
+          <w:szCs w:val="21"/>
+        </w:rPr>
+        <w:t>field</w:t>
+      </w:r>
+      <w:r>
+        <w:rPr>
+          <w:rFonts w:ascii="Consolas" w:hAnsi="Consolas"/>
+          <w:b w:val="false"/>
+          <w:i w:val="false"/>
+          <w:color w:val="auto"/>
+          <w:sz w:val="21"/>
+          <w:szCs w:val="21"/>
+        </w:rPr>
+        <w:t>)*;</w:t>
+        <w:br/>
+      </w:r>
+      <w:r>
+        <w:rPr>
+          <w:rFonts w:ascii="Consolas" w:hAnsi="Consolas"/>
+          <w:b w:val="false"/>
+          <w:i w:val="false"/>
+          <w:color w:val="auto"/>
+          <w:sz w:val="21"/>
+          <w:szCs w:val="21"/>
+        </w:rPr>
+        <w:t>field</w:t>
+      </w:r>
+      <w:r>
+        <w:rPr>
+          <w:rFonts w:ascii="Consolas" w:hAnsi="Consolas"/>
+          <w:b w:val="false"/>
+          <w:i w:val="false"/>
+          <w:color w:val="auto"/>
+          <w:sz w:val="21"/>
+          <w:szCs w:val="21"/>
+        </w:rPr>
+        <w:t xml:space="preserve">: </w:t>
+      </w:r>
+      <w:r>
+        <w:rPr>
+          <w:rFonts w:ascii="Consolas" w:hAnsi="Consolas"/>
+          <w:b w:val="false"/>
+          <w:i w:val="false"/>
+          <w:color w:val="auto"/>
+          <w:sz w:val="21"/>
+          <w:szCs w:val="21"/>
+        </w:rPr>
+        <w:t xml:space="preserve">ID </w:t>
+      </w:r>
+      <w:r>
+        <w:rPr>
+          <w:rFonts w:ascii="Consolas" w:hAnsi="Consolas"/>
+          <w:b w:val="false"/>
+          <w:i w:val="false"/>
+          <w:color w:val="auto"/>
+          <w:sz w:val="21"/>
+          <w:szCs w:val="21"/>
+        </w:rPr>
+        <w:t xml:space="preserve">':' </w:t>
+      </w:r>
+      <w:r>
+        <w:rPr>
+          <w:rFonts w:ascii="Consolas" w:hAnsi="Consolas"/>
+          <w:b w:val="false"/>
+          <w:i w:val="false"/>
+          <w:color w:val="auto"/>
+          <w:sz w:val="21"/>
+          <w:szCs w:val="21"/>
+        </w:rPr>
+        <w:t>type_</w:t>
+      </w:r>
+      <w:r>
+        <w:rPr>
+          <w:rFonts w:ascii="Consolas" w:hAnsi="Consolas"/>
+          <w:b w:val="false"/>
+          <w:i w:val="false"/>
+          <w:color w:val="auto"/>
+          <w:sz w:val="21"/>
+          <w:szCs w:val="21"/>
+        </w:rPr>
+        <w:t>;</w:t>
+        <w:br/>
+      </w:r>
+      <w:r>
+        <w:rPr>
+          <w:rFonts w:ascii="Consolas" w:hAnsi="Consolas"/>
+          <w:b w:val="false"/>
+          <w:i w:val="false"/>
+          <w:color w:val="auto"/>
+          <w:sz w:val="21"/>
+          <w:szCs w:val="21"/>
+        </w:rPr>
+        <w:t>implBlock</w:t>
+      </w:r>
+      <w:r>
+        <w:rPr>
+          <w:rFonts w:ascii="Consolas" w:hAnsi="Consolas"/>
+          <w:b w:val="false"/>
+          <w:i w:val="false"/>
+          <w:color w:val="auto"/>
+          <w:sz w:val="21"/>
+          <w:szCs w:val="21"/>
+        </w:rPr>
+        <w:t xml:space="preserve">: </w:t>
+      </w:r>
+      <w:r>
+        <w:rPr>
+          <w:rFonts w:ascii="Consolas" w:hAnsi="Consolas"/>
+          <w:b w:val="false"/>
+          <w:i w:val="false"/>
+          <w:color w:val="auto"/>
+          <w:sz w:val="21"/>
+          <w:szCs w:val="21"/>
+        </w:rPr>
+        <w:t xml:space="preserve">'impl' </w:t>
+      </w:r>
+      <w:r>
+        <w:rPr>
+          <w:rFonts w:ascii="Consolas" w:hAnsi="Consolas"/>
+          <w:b w:val="false"/>
+          <w:i w:val="false"/>
+          <w:color w:val="auto"/>
+          <w:sz w:val="21"/>
+          <w:szCs w:val="21"/>
+        </w:rPr>
+        <w:t xml:space="preserve">ID </w:t>
+      </w:r>
+      <w:r>
+        <w:rPr>
+          <w:rFonts w:ascii="Consolas" w:hAnsi="Consolas"/>
+          <w:b w:val="false"/>
+          <w:i w:val="false"/>
+          <w:color w:val="auto"/>
+          <w:sz w:val="21"/>
+          <w:szCs w:val="21"/>
+        </w:rPr>
+        <w:t xml:space="preserve">'{' </w:t>
+      </w:r>
+      <w:r>
+        <w:rPr>
+          <w:rFonts w:ascii="Consolas" w:hAnsi="Consolas"/>
+          <w:b w:val="false"/>
+          <w:i w:val="false"/>
+          <w:color w:val="auto"/>
+          <w:sz w:val="21"/>
+          <w:szCs w:val="21"/>
+        </w:rPr>
+        <w:t>method</w:t>
+      </w:r>
+      <w:r>
+        <w:rPr>
+          <w:rFonts w:ascii="Consolas" w:hAnsi="Consolas"/>
+          <w:b w:val="false"/>
+          <w:i w:val="false"/>
+          <w:color w:val="auto"/>
+          <w:sz w:val="21"/>
+          <w:szCs w:val="21"/>
+        </w:rPr>
+        <w:t xml:space="preserve">* </w:t>
+      </w:r>
+      <w:r>
+        <w:rPr>
+          <w:rFonts w:ascii="Consolas" w:hAnsi="Consolas"/>
+          <w:b w:val="false"/>
+          <w:i w:val="false"/>
+          <w:color w:val="auto"/>
+          <w:sz w:val="21"/>
+          <w:szCs w:val="21"/>
+        </w:rPr>
+        <w:t>'}'</w:t>
+      </w:r>
+      <w:r>
+        <w:rPr>
+          <w:rFonts w:ascii="Consolas" w:hAnsi="Consolas"/>
+          <w:b w:val="false"/>
+          <w:i w:val="false"/>
+          <w:color w:val="auto"/>
+          <w:sz w:val="21"/>
+          <w:szCs w:val="21"/>
+        </w:rPr>
+        <w:t>;</w:t>
+        <w:br/>
+      </w:r>
+      <w:r>
+        <w:rPr>
+          <w:rFonts w:ascii="Consolas" w:hAnsi="Consolas"/>
+          <w:b w:val="false"/>
+          <w:i w:val="false"/>
+          <w:color w:val="auto"/>
+          <w:sz w:val="21"/>
+          <w:szCs w:val="21"/>
+        </w:rPr>
+        <w:t>method</w:t>
+      </w:r>
+      <w:r>
+        <w:rPr>
+          <w:rFonts w:ascii="Consolas" w:hAnsi="Consolas"/>
+          <w:b w:val="false"/>
+          <w:i w:val="false"/>
+          <w:color w:val="auto"/>
+          <w:sz w:val="21"/>
+          <w:szCs w:val="21"/>
+        </w:rPr>
+        <w:t xml:space="preserve">: </w:t>
+      </w:r>
+      <w:r>
+        <w:rPr>
+          <w:rFonts w:ascii="Consolas" w:hAnsi="Consolas"/>
+          <w:b w:val="false"/>
+          <w:i w:val="false"/>
+          <w:color w:val="auto"/>
+          <w:sz w:val="21"/>
+          <w:szCs w:val="21"/>
+        </w:rPr>
+        <w:t>function</w:t>
+      </w:r>
+      <w:r>
+        <w:rPr>
+          <w:rFonts w:ascii="Consolas" w:hAnsi="Consolas"/>
+          <w:b w:val="false"/>
+          <w:i w:val="false"/>
+          <w:color w:val="auto"/>
+          <w:sz w:val="21"/>
+          <w:szCs w:val="21"/>
+        </w:rPr>
+        <w:t>;</w:t>
+        <w:br/>
+      </w:r>
+      <w:r>
+        <w:rPr>
+          <w:rFonts w:ascii="Consolas" w:hAnsi="Consolas"/>
+          <w:b w:val="false"/>
+          <w:i w:val="false"/>
+          <w:color w:val="auto"/>
+          <w:sz w:val="21"/>
+          <w:szCs w:val="21"/>
+        </w:rPr>
+        <w:t>block</w:t>
+      </w:r>
+      <w:r>
+        <w:rPr>
+          <w:rFonts w:ascii="Consolas" w:hAnsi="Consolas"/>
+          <w:b w:val="false"/>
+          <w:i w:val="false"/>
+          <w:color w:val="auto"/>
+          <w:sz w:val="21"/>
+          <w:szCs w:val="21"/>
+        </w:rPr>
+        <w:t xml:space="preserve">: </w:t>
+      </w:r>
+      <w:r>
+        <w:rPr>
+          <w:rFonts w:ascii="Consolas" w:hAnsi="Consolas"/>
+          <w:b w:val="false"/>
+          <w:i w:val="false"/>
+          <w:color w:val="auto"/>
+          <w:sz w:val="21"/>
+          <w:szCs w:val="21"/>
+        </w:rPr>
+        <w:t xml:space="preserve">'{' </w:t>
+      </w:r>
+      <w:r>
+        <w:rPr>
+          <w:rFonts w:ascii="Consolas" w:hAnsi="Consolas"/>
+          <w:b w:val="false"/>
+          <w:i w:val="false"/>
+          <w:color w:val="auto"/>
+          <w:sz w:val="21"/>
+          <w:szCs w:val="21"/>
+        </w:rPr>
+        <w:t>statement</w:t>
+      </w:r>
+      <w:r>
+        <w:rPr>
+          <w:rFonts w:ascii="Consolas" w:hAnsi="Consolas"/>
+          <w:b w:val="false"/>
+          <w:i w:val="false"/>
+          <w:color w:val="auto"/>
+          <w:sz w:val="21"/>
+          <w:szCs w:val="21"/>
+        </w:rPr>
+        <w:t xml:space="preserve">* </w:t>
+      </w:r>
+      <w:r>
+        <w:rPr>
+          <w:rFonts w:ascii="Consolas" w:hAnsi="Consolas"/>
+          <w:b w:val="false"/>
+          <w:i w:val="false"/>
+          <w:color w:val="auto"/>
+          <w:sz w:val="21"/>
+          <w:szCs w:val="21"/>
+        </w:rPr>
+        <w:t>'}'</w:t>
+      </w:r>
+      <w:r>
+        <w:rPr>
+          <w:rFonts w:ascii="Consolas" w:hAnsi="Consolas"/>
+          <w:b w:val="false"/>
+          <w:i w:val="false"/>
+          <w:color w:val="auto"/>
+          <w:sz w:val="21"/>
+          <w:szCs w:val="21"/>
+        </w:rPr>
+        <w:t>;</w:t>
+        <w:br/>
+      </w:r>
+      <w:r>
+        <w:rPr>
+          <w:rFonts w:ascii="Consolas" w:hAnsi="Consolas"/>
+          <w:b w:val="false"/>
+          <w:i w:val="false"/>
+          <w:color w:val="auto"/>
+          <w:sz w:val="21"/>
+          <w:szCs w:val="21"/>
+        </w:rPr>
+        <w:t>statement</w:t>
+      </w:r>
+      <w:r>
+        <w:rPr>
+          <w:rFonts w:ascii="Consolas" w:hAnsi="Consolas"/>
+          <w:b w:val="false"/>
+          <w:i w:val="false"/>
+          <w:color w:val="auto"/>
+          <w:sz w:val="21"/>
+          <w:szCs w:val="21"/>
+        </w:rPr>
+        <w:t xml:space="preserve">: </w:t>
+      </w:r>
+      <w:r>
+        <w:rPr>
+          <w:rFonts w:ascii="Consolas" w:hAnsi="Consolas"/>
+          <w:b w:val="false"/>
+          <w:i w:val="false"/>
+          <w:color w:val="auto"/>
+          <w:sz w:val="21"/>
+          <w:szCs w:val="21"/>
+        </w:rPr>
+        <w:t xml:space="preserve">letStmt </w:t>
+      </w:r>
+      <w:r>
+        <w:rPr>
+          <w:rFonts w:ascii="Consolas" w:hAnsi="Consolas"/>
+          <w:b w:val="false"/>
+          <w:i w:val="false"/>
+          <w:color w:val="auto"/>
+          <w:sz w:val="21"/>
+          <w:szCs w:val="21"/>
+        </w:rPr>
+        <w:t xml:space="preserve">| </w:t>
+      </w:r>
+      <w:r>
+        <w:rPr>
+          <w:rFonts w:ascii="Consolas" w:hAnsi="Consolas"/>
+          <w:b w:val="false"/>
+          <w:i w:val="false"/>
+          <w:color w:val="auto"/>
+          <w:sz w:val="21"/>
+          <w:szCs w:val="21"/>
+        </w:rPr>
+        <w:t xml:space="preserve">expr </w:t>
+      </w:r>
+      <w:r>
+        <w:rPr>
+          <w:rFonts w:ascii="Consolas" w:hAnsi="Consolas"/>
+          <w:b w:val="false"/>
+          <w:i w:val="false"/>
+          <w:color w:val="auto"/>
+          <w:sz w:val="21"/>
+          <w:szCs w:val="21"/>
+        </w:rPr>
+        <w:t>';'</w:t>
+      </w:r>
+      <w:r>
+        <w:rPr>
+          <w:rFonts w:ascii="Consolas" w:hAnsi="Consolas"/>
+          <w:b w:val="false"/>
+          <w:i w:val="false"/>
+          <w:color w:val="auto"/>
+          <w:sz w:val="21"/>
+          <w:szCs w:val="21"/>
+        </w:rPr>
+        <w:t xml:space="preserve">? | </w:t>
+      </w:r>
+      <w:r>
+        <w:rPr>
+          <w:rFonts w:ascii="Consolas" w:hAnsi="Consolas"/>
+          <w:b w:val="false"/>
+          <w:i w:val="false"/>
+          <w:color w:val="auto"/>
+          <w:sz w:val="21"/>
+          <w:szCs w:val="21"/>
+        </w:rPr>
+        <w:t xml:space="preserve">ifStmt </w:t>
+      </w:r>
+      <w:r>
+        <w:rPr>
+          <w:rFonts w:ascii="Consolas" w:hAnsi="Consolas"/>
+          <w:b w:val="false"/>
+          <w:i w:val="false"/>
+          <w:color w:val="auto"/>
+          <w:sz w:val="21"/>
+          <w:szCs w:val="21"/>
+        </w:rPr>
+        <w:t xml:space="preserve">| </w:t>
+      </w:r>
+      <w:r>
+        <w:rPr>
+          <w:rFonts w:ascii="Consolas" w:hAnsi="Consolas"/>
+          <w:b w:val="false"/>
+          <w:i w:val="false"/>
+          <w:color w:val="auto"/>
+          <w:sz w:val="21"/>
+          <w:szCs w:val="21"/>
+        </w:rPr>
+        <w:t xml:space="preserve">forLoop </w:t>
+      </w:r>
+      <w:r>
+        <w:rPr>
+          <w:rFonts w:ascii="Consolas" w:hAnsi="Consolas"/>
+          <w:b w:val="false"/>
+          <w:i w:val="false"/>
+          <w:color w:val="auto"/>
+          <w:sz w:val="21"/>
+          <w:szCs w:val="21"/>
+        </w:rPr>
+        <w:t xml:space="preserve">| </w:t>
+      </w:r>
+      <w:r>
+        <w:rPr>
+          <w:rFonts w:ascii="Consolas" w:hAnsi="Consolas"/>
+          <w:b w:val="false"/>
+          <w:i w:val="false"/>
+          <w:color w:val="auto"/>
+          <w:sz w:val="21"/>
+          <w:szCs w:val="21"/>
+        </w:rPr>
+        <w:t xml:space="preserve">whileLoop </w:t>
+      </w:r>
+      <w:r>
+        <w:rPr>
+          <w:rFonts w:ascii="Consolas" w:hAnsi="Consolas"/>
+          <w:b w:val="false"/>
+          <w:i w:val="false"/>
+          <w:color w:val="auto"/>
+          <w:sz w:val="21"/>
+          <w:szCs w:val="21"/>
+        </w:rPr>
+        <w:t xml:space="preserve">| </w:t>
+      </w:r>
+      <w:r>
+        <w:rPr>
+          <w:rFonts w:ascii="Consolas" w:hAnsi="Consolas"/>
+          <w:b w:val="false"/>
+          <w:i w:val="false"/>
+          <w:color w:val="auto"/>
+          <w:sz w:val="21"/>
+          <w:szCs w:val="21"/>
+        </w:rPr>
+        <w:t>';'</w:t>
+      </w:r>
+      <w:r>
+        <w:rPr>
+          <w:rFonts w:ascii="Consolas" w:hAnsi="Consolas"/>
+          <w:b w:val="false"/>
+          <w:i w:val="false"/>
+          <w:color w:val="auto"/>
+          <w:sz w:val="21"/>
+          <w:szCs w:val="21"/>
+        </w:rPr>
+        <w:t>;</w:t>
+        <w:br/>
+      </w:r>
+      <w:r>
+        <w:rPr>
+          <w:rFonts w:ascii="Consolas" w:hAnsi="Consolas"/>
+          <w:b w:val="false"/>
+          <w:i w:val="false"/>
+          <w:color w:val="auto"/>
+          <w:sz w:val="21"/>
+          <w:szCs w:val="21"/>
+        </w:rPr>
+        <w:t>letStmt</w:t>
+      </w:r>
+      <w:r>
+        <w:rPr>
+          <w:rFonts w:ascii="Consolas" w:hAnsi="Consolas"/>
+          <w:b w:val="false"/>
+          <w:i w:val="false"/>
+          <w:color w:val="auto"/>
+          <w:sz w:val="21"/>
+          <w:szCs w:val="21"/>
+        </w:rPr>
+        <w:t xml:space="preserve">: </w:t>
+      </w:r>
+      <w:r>
+        <w:rPr>
+          <w:rFonts w:ascii="Consolas" w:hAnsi="Consolas"/>
+          <w:b w:val="false"/>
+          <w:i w:val="false"/>
+          <w:color w:val="auto"/>
+          <w:sz w:val="21"/>
+          <w:szCs w:val="21"/>
+        </w:rPr>
+        <w:t xml:space="preserve">'let' </w:t>
+      </w:r>
+      <w:r>
+        <w:rPr>
+          <w:rFonts w:ascii="Consolas" w:hAnsi="Consolas"/>
+          <w:b w:val="false"/>
+          <w:i w:val="false"/>
+          <w:color w:val="auto"/>
+          <w:sz w:val="21"/>
+          <w:szCs w:val="21"/>
+        </w:rPr>
+        <w:t xml:space="preserve">ID </w:t>
+      </w:r>
+      <w:r>
+        <w:rPr>
+          <w:rFonts w:ascii="Consolas" w:hAnsi="Consolas"/>
+          <w:b w:val="false"/>
+          <w:i w:val="false"/>
+          <w:color w:val="auto"/>
+          <w:sz w:val="21"/>
+          <w:szCs w:val="21"/>
+        </w:rPr>
+        <w:t>(</w:t>
+      </w:r>
+      <w:r>
+        <w:rPr>
+          <w:rFonts w:ascii="Consolas" w:hAnsi="Consolas"/>
+          <w:b w:val="false"/>
+          <w:i w:val="false"/>
+          <w:color w:val="auto"/>
+          <w:sz w:val="21"/>
+          <w:szCs w:val="21"/>
+        </w:rPr>
+        <w:t xml:space="preserve">':' </w:t>
+      </w:r>
+      <w:r>
+        <w:rPr>
+          <w:rFonts w:ascii="Consolas" w:hAnsi="Consolas"/>
+          <w:b w:val="false"/>
+          <w:i w:val="false"/>
+          <w:color w:val="auto"/>
+          <w:sz w:val="21"/>
+          <w:szCs w:val="21"/>
+        </w:rPr>
+        <w:t>type_</w:t>
+      </w:r>
+      <w:r>
+        <w:rPr>
+          <w:rFonts w:ascii="Consolas" w:hAnsi="Consolas"/>
+          <w:b w:val="false"/>
+          <w:i w:val="false"/>
+          <w:color w:val="auto"/>
+          <w:sz w:val="21"/>
+          <w:szCs w:val="21"/>
+        </w:rPr>
+        <w:t xml:space="preserve">)? </w:t>
+      </w:r>
+      <w:r>
+        <w:rPr>
+          <w:rFonts w:ascii="Consolas" w:hAnsi="Consolas"/>
+          <w:b w:val="false"/>
+          <w:i w:val="false"/>
+          <w:color w:val="auto"/>
+          <w:sz w:val="21"/>
+          <w:szCs w:val="21"/>
+        </w:rPr>
+        <w:t xml:space="preserve">'=' </w:t>
+      </w:r>
+      <w:r>
+        <w:rPr>
+          <w:rFonts w:ascii="Consolas" w:hAnsi="Consolas"/>
+          <w:b w:val="false"/>
+          <w:i w:val="false"/>
+          <w:color w:val="auto"/>
+          <w:sz w:val="21"/>
+          <w:szCs w:val="21"/>
+        </w:rPr>
+        <w:t xml:space="preserve">expr </w:t>
+      </w:r>
+      <w:r>
+        <w:rPr>
+          <w:rFonts w:ascii="Consolas" w:hAnsi="Consolas"/>
+          <w:b w:val="false"/>
+          <w:i w:val="false"/>
+          <w:color w:val="auto"/>
+          <w:sz w:val="21"/>
+          <w:szCs w:val="21"/>
+        </w:rPr>
+        <w:t>';'</w:t>
+      </w:r>
+      <w:r>
+        <w:rPr>
+          <w:rFonts w:ascii="Consolas" w:hAnsi="Consolas"/>
+          <w:b w:val="false"/>
+          <w:i w:val="false"/>
+          <w:color w:val="auto"/>
+          <w:sz w:val="21"/>
+          <w:szCs w:val="21"/>
+        </w:rPr>
+        <w:t>;</w:t>
+        <w:br/>
+      </w:r>
+      <w:r>
+        <w:rPr>
+          <w:rFonts w:ascii="Consolas" w:hAnsi="Consolas"/>
+          <w:b w:val="false"/>
+          <w:i w:val="false"/>
+          <w:color w:val="auto"/>
+          <w:sz w:val="21"/>
+          <w:szCs w:val="21"/>
+        </w:rPr>
+        <w:t>ifStmt</w:t>
+      </w:r>
+      <w:r>
+        <w:rPr>
+          <w:rFonts w:ascii="Consolas" w:hAnsi="Consolas"/>
+          <w:b w:val="false"/>
+          <w:i w:val="false"/>
+          <w:color w:val="auto"/>
+          <w:sz w:val="21"/>
+          <w:szCs w:val="21"/>
+        </w:rPr>
+        <w:t xml:space="preserve">: </w:t>
+      </w:r>
+      <w:r>
+        <w:rPr>
+          <w:rFonts w:ascii="Consolas" w:hAnsi="Consolas"/>
+          <w:b w:val="false"/>
+          <w:i w:val="false"/>
+          <w:color w:val="auto"/>
+          <w:sz w:val="21"/>
+          <w:szCs w:val="21"/>
+        </w:rPr>
+        <w:t xml:space="preserve">'if' </w:t>
+      </w:r>
+      <w:r>
+        <w:rPr>
+          <w:rFonts w:ascii="Consolas" w:hAnsi="Consolas"/>
+          <w:b w:val="false"/>
+          <w:i w:val="false"/>
+          <w:color w:val="auto"/>
+          <w:sz w:val="21"/>
+          <w:szCs w:val="21"/>
+        </w:rPr>
+        <w:t xml:space="preserve">expr block </w:t>
+      </w:r>
+      <w:r>
+        <w:rPr>
+          <w:rFonts w:ascii="Consolas" w:hAnsi="Consolas"/>
+          <w:b w:val="false"/>
+          <w:i w:val="false"/>
+          <w:color w:val="auto"/>
+          <w:sz w:val="21"/>
+          <w:szCs w:val="21"/>
+        </w:rPr>
+        <w:t>(</w:t>
+      </w:r>
+      <w:r>
+        <w:rPr>
+          <w:rFonts w:ascii="Consolas" w:hAnsi="Consolas"/>
+          <w:b w:val="false"/>
+          <w:i w:val="false"/>
+          <w:color w:val="auto"/>
+          <w:sz w:val="21"/>
+          <w:szCs w:val="21"/>
+        </w:rPr>
+        <w:t xml:space="preserve">'else' </w:t>
+      </w:r>
+      <w:r>
+        <w:rPr>
+          <w:rFonts w:ascii="Consolas" w:hAnsi="Consolas"/>
+          <w:b w:val="false"/>
+          <w:i w:val="false"/>
+          <w:color w:val="auto"/>
+          <w:sz w:val="21"/>
+          <w:szCs w:val="21"/>
+        </w:rPr>
+        <w:t>(</w:t>
+      </w:r>
+      <w:r>
+        <w:rPr>
+          <w:rFonts w:ascii="Consolas" w:hAnsi="Consolas"/>
+          <w:b w:val="false"/>
+          <w:i w:val="false"/>
+          <w:color w:val="auto"/>
+          <w:sz w:val="21"/>
+          <w:szCs w:val="21"/>
+        </w:rPr>
+        <w:t xml:space="preserve">block </w:t>
+      </w:r>
+      <w:r>
+        <w:rPr>
+          <w:rFonts w:ascii="Consolas" w:hAnsi="Consolas"/>
+          <w:b w:val="false"/>
+          <w:i w:val="false"/>
+          <w:color w:val="auto"/>
+          <w:sz w:val="21"/>
+          <w:szCs w:val="21"/>
+        </w:rPr>
+        <w:t xml:space="preserve">| </w:t>
+      </w:r>
+      <w:r>
+        <w:rPr>
+          <w:rFonts w:ascii="Consolas" w:hAnsi="Consolas"/>
+          <w:b w:val="false"/>
+          <w:i w:val="false"/>
+          <w:color w:val="auto"/>
+          <w:sz w:val="21"/>
+          <w:szCs w:val="21"/>
+        </w:rPr>
+        <w:t>ifStmt</w:t>
+      </w:r>
+      <w:r>
+        <w:rPr>
+          <w:rFonts w:ascii="Consolas" w:hAnsi="Consolas"/>
+          <w:b w:val="false"/>
+          <w:i w:val="false"/>
+          <w:color w:val="auto"/>
+          <w:sz w:val="21"/>
+          <w:szCs w:val="21"/>
+        </w:rPr>
+        <w:t>))?;</w:t>
+        <w:br/>
+      </w:r>
+      <w:r>
+        <w:rPr>
+          <w:rFonts w:ascii="Consolas" w:hAnsi="Consolas"/>
+          <w:b w:val="false"/>
+          <w:i w:val="false"/>
+          <w:color w:val="auto"/>
+          <w:sz w:val="21"/>
+          <w:szCs w:val="21"/>
+        </w:rPr>
+        <w:t>forLoop</w:t>
+      </w:r>
+      <w:r>
+        <w:rPr>
+          <w:rFonts w:ascii="Consolas" w:hAnsi="Consolas"/>
+          <w:b w:val="false"/>
+          <w:i w:val="false"/>
+          <w:color w:val="auto"/>
+          <w:sz w:val="21"/>
+          <w:szCs w:val="21"/>
+        </w:rPr>
+        <w:t xml:space="preserve">: </w:t>
+      </w:r>
+      <w:r>
+        <w:rPr>
+          <w:rFonts w:ascii="Consolas" w:hAnsi="Consolas"/>
+          <w:b w:val="false"/>
+          <w:i w:val="false"/>
+          <w:color w:val="auto"/>
+          <w:sz w:val="21"/>
+          <w:szCs w:val="21"/>
+        </w:rPr>
+        <w:t xml:space="preserve">'for' </w:t>
+      </w:r>
+      <w:r>
+        <w:rPr>
+          <w:rFonts w:ascii="Consolas" w:hAnsi="Consolas"/>
+          <w:b w:val="false"/>
+          <w:i w:val="false"/>
+          <w:color w:val="auto"/>
+          <w:sz w:val="21"/>
+          <w:szCs w:val="21"/>
+        </w:rPr>
+        <w:t xml:space="preserve">ID </w:t>
+      </w:r>
+      <w:r>
+        <w:rPr>
+          <w:rFonts w:ascii="Consolas" w:hAnsi="Consolas"/>
+          <w:b w:val="false"/>
+          <w:i w:val="false"/>
+          <w:color w:val="auto"/>
+          <w:sz w:val="21"/>
+          <w:szCs w:val="21"/>
+        </w:rPr>
+        <w:t xml:space="preserve">'in' </w:t>
+      </w:r>
+      <w:r>
+        <w:rPr>
+          <w:rFonts w:ascii="Consolas" w:hAnsi="Consolas"/>
+          <w:b w:val="false"/>
+          <w:i w:val="false"/>
+          <w:color w:val="auto"/>
+          <w:sz w:val="21"/>
+          <w:szCs w:val="21"/>
+        </w:rPr>
+        <w:t xml:space="preserve">expr </w:t>
+      </w:r>
+      <w:r>
+        <w:rPr>
+          <w:rFonts w:ascii="Consolas" w:hAnsi="Consolas"/>
+          <w:b w:val="false"/>
+          <w:i w:val="false"/>
+          <w:color w:val="auto"/>
+          <w:sz w:val="21"/>
+          <w:szCs w:val="21"/>
+        </w:rPr>
+        <w:t xml:space="preserve">'..' </w:t>
+      </w:r>
+      <w:r>
+        <w:rPr>
+          <w:rFonts w:ascii="Consolas" w:hAnsi="Consolas"/>
+          <w:b w:val="false"/>
+          <w:i w:val="false"/>
+          <w:color w:val="auto"/>
+          <w:sz w:val="21"/>
+          <w:szCs w:val="21"/>
+        </w:rPr>
+        <w:t>expr block</w:t>
+      </w:r>
+      <w:r>
+        <w:rPr>
+          <w:rFonts w:ascii="Consolas" w:hAnsi="Consolas"/>
+          <w:b w:val="false"/>
+          <w:i w:val="false"/>
+          <w:color w:val="auto"/>
+          <w:sz w:val="21"/>
+          <w:szCs w:val="21"/>
+        </w:rPr>
+        <w:t>;</w:t>
+        <w:br/>
+      </w:r>
+      <w:r>
+        <w:rPr>
+          <w:rFonts w:ascii="Consolas" w:hAnsi="Consolas"/>
+          <w:b w:val="false"/>
+          <w:i w:val="false"/>
+          <w:color w:val="auto"/>
+          <w:sz w:val="21"/>
+          <w:szCs w:val="21"/>
+        </w:rPr>
+        <w:t>whileLoop</w:t>
+      </w:r>
+      <w:r>
+        <w:rPr>
+          <w:rFonts w:ascii="Consolas" w:hAnsi="Consolas"/>
+          <w:b w:val="false"/>
+          <w:i w:val="false"/>
+          <w:color w:val="auto"/>
+          <w:sz w:val="21"/>
+          <w:szCs w:val="21"/>
+        </w:rPr>
+        <w:t xml:space="preserve">: </w:t>
+      </w:r>
+      <w:r>
+        <w:rPr>
+          <w:rFonts w:ascii="Consolas" w:hAnsi="Consolas"/>
+          <w:b w:val="false"/>
+          <w:i w:val="false"/>
+          <w:color w:val="auto"/>
+          <w:sz w:val="21"/>
+          <w:szCs w:val="21"/>
+        </w:rPr>
+        <w:t xml:space="preserve">'while' </w:t>
+      </w:r>
+      <w:r>
+        <w:rPr>
+          <w:rFonts w:ascii="Consolas" w:hAnsi="Consolas"/>
+          <w:b w:val="false"/>
+          <w:i w:val="false"/>
+          <w:color w:val="auto"/>
+          <w:sz w:val="21"/>
+          <w:szCs w:val="21"/>
+        </w:rPr>
+        <w:t>expr block</w:t>
+      </w:r>
+      <w:r>
+        <w:rPr>
+          <w:rFonts w:ascii="Consolas" w:hAnsi="Consolas"/>
+          <w:b w:val="false"/>
+          <w:i w:val="false"/>
+          <w:color w:val="auto"/>
+          <w:sz w:val="21"/>
+          <w:szCs w:val="21"/>
+        </w:rPr>
+        <w:t>;</w:t>
+        <w:br/>
+      </w:r>
+      <w:r>
+        <w:rPr>
+          <w:rFonts w:ascii="Consolas" w:hAnsi="Consolas"/>
+          <w:b w:val="false"/>
+          <w:i w:val="false"/>
+          <w:color w:val="auto"/>
+          <w:sz w:val="21"/>
+          <w:szCs w:val="21"/>
+        </w:rPr>
+        <w:t>expr</w:t>
+        <w:br/>
+        <w:t xml:space="preserve">    </w:t>
+      </w:r>
+      <w:r>
+        <w:rPr>
+          <w:rFonts w:ascii="Consolas" w:hAnsi="Consolas"/>
+          <w:b w:val="false"/>
+          <w:i w:val="false"/>
+          <w:color w:val="auto"/>
+          <w:sz w:val="21"/>
+          <w:szCs w:val="21"/>
+        </w:rPr>
+        <w:t xml:space="preserve">: </w:t>
+      </w:r>
+      <w:r>
+        <w:rPr>
+          <w:rFonts w:ascii="Consolas" w:hAnsi="Consolas"/>
+          <w:b w:val="false"/>
+          <w:i w:val="false"/>
+          <w:color w:val="auto"/>
+          <w:sz w:val="21"/>
+          <w:szCs w:val="21"/>
+        </w:rPr>
+        <w:t xml:space="preserve">expr binOp expr               </w:t>
+      </w:r>
+      <w:r>
+        <w:rPr>
+          <w:rFonts w:ascii="Consolas" w:hAnsi="Consolas"/>
+          <w:b w:val="false"/>
+          <w:i w:val="false"/>
+          <w:color w:val="auto"/>
+          <w:sz w:val="21"/>
+          <w:szCs w:val="21"/>
+        </w:rPr>
+        <w:t xml:space="preserve"># </w:t>
+      </w:r>
+      <w:r>
+        <w:rPr>
+          <w:rFonts w:ascii="Consolas" w:hAnsi="Consolas"/>
+          <w:b w:val="false"/>
+          <w:i w:val="false"/>
+          <w:color w:val="auto"/>
+          <w:sz w:val="21"/>
+          <w:szCs w:val="21"/>
+        </w:rPr>
+        <w:t>binaryExpr</w:t>
+        <w:br/>
+        <w:t xml:space="preserve">    </w:t>
+      </w:r>
+      <w:r>
+        <w:rPr>
+          <w:rFonts w:ascii="Consolas" w:hAnsi="Consolas"/>
+          <w:b w:val="false"/>
+          <w:i w:val="false"/>
+          <w:color w:val="auto"/>
+          <w:sz w:val="21"/>
+          <w:szCs w:val="21"/>
+        </w:rPr>
+        <w:t xml:space="preserve">| </w:t>
+      </w:r>
+      <w:r>
+        <w:rPr>
+          <w:rFonts w:ascii="Consolas" w:hAnsi="Consolas"/>
+          <w:b w:val="false"/>
+          <w:i w:val="false"/>
+          <w:color w:val="auto"/>
+          <w:sz w:val="21"/>
+          <w:szCs w:val="21"/>
+        </w:rPr>
+        <w:t xml:space="preserve">unOp expr                     </w:t>
+      </w:r>
+      <w:r>
+        <w:rPr>
+          <w:rFonts w:ascii="Consolas" w:hAnsi="Consolas"/>
+          <w:b w:val="false"/>
+          <w:i w:val="false"/>
+          <w:color w:val="auto"/>
+          <w:sz w:val="21"/>
+          <w:szCs w:val="21"/>
+        </w:rPr>
+        <w:t xml:space="preserve"># </w:t>
+      </w:r>
+      <w:r>
+        <w:rPr>
+          <w:rFonts w:ascii="Consolas" w:hAnsi="Consolas"/>
+          <w:b w:val="false"/>
+          <w:i w:val="false"/>
+          <w:color w:val="auto"/>
+          <w:sz w:val="21"/>
+          <w:szCs w:val="21"/>
+        </w:rPr>
+        <w:t>unaryExpr</w:t>
+        <w:br/>
+        <w:t xml:space="preserve">    </w:t>
+      </w:r>
+      <w:r>
+        <w:rPr>
+          <w:rFonts w:ascii="Consolas" w:hAnsi="Consolas"/>
+          <w:b w:val="false"/>
+          <w:i w:val="false"/>
+          <w:color w:val="auto"/>
+          <w:sz w:val="21"/>
+          <w:szCs w:val="21"/>
+        </w:rPr>
+        <w:t xml:space="preserve">| </w:t>
+      </w:r>
+      <w:r>
+        <w:rPr>
+          <w:rFonts w:ascii="Consolas" w:hAnsi="Consolas"/>
+          <w:b w:val="false"/>
+          <w:i w:val="false"/>
+          <w:color w:val="auto"/>
+          <w:sz w:val="21"/>
+          <w:szCs w:val="21"/>
+        </w:rPr>
+        <w:t xml:space="preserve">ID </w:t>
+      </w:r>
+      <w:r>
+        <w:rPr>
+          <w:rFonts w:ascii="Consolas" w:hAnsi="Consolas"/>
+          <w:b w:val="false"/>
+          <w:i w:val="false"/>
+          <w:color w:val="auto"/>
+          <w:sz w:val="21"/>
+          <w:szCs w:val="21"/>
+        </w:rPr>
+        <w:t xml:space="preserve">'(' </w:t>
+      </w:r>
+      <w:r>
+        <w:rPr>
+          <w:rFonts w:ascii="Consolas" w:hAnsi="Consolas"/>
+          <w:b w:val="false"/>
+          <w:i w:val="false"/>
+          <w:color w:val="auto"/>
+          <w:sz w:val="21"/>
+          <w:szCs w:val="21"/>
+        </w:rPr>
+        <w:t>exprList</w:t>
+      </w:r>
+      <w:r>
+        <w:rPr>
+          <w:rFonts w:ascii="Consolas" w:hAnsi="Consolas"/>
+          <w:b w:val="false"/>
+          <w:i w:val="false"/>
+          <w:color w:val="auto"/>
+          <w:sz w:val="21"/>
+          <w:szCs w:val="21"/>
+        </w:rPr>
+        <w:t xml:space="preserve">? </w:t>
+      </w:r>
+      <w:r>
+        <w:rPr>
+          <w:rFonts w:ascii="Consolas" w:hAnsi="Consolas"/>
+          <w:b w:val="false"/>
+          <w:i w:val="false"/>
+          <w:color w:val="auto"/>
+          <w:sz w:val="21"/>
+          <w:szCs w:val="21"/>
+        </w:rPr>
+        <w:t xml:space="preserve">')'          </w:t>
+      </w:r>
+      <w:r>
+        <w:rPr>
+          <w:rFonts w:ascii="Consolas" w:hAnsi="Consolas"/>
+          <w:b w:val="false"/>
+          <w:i w:val="false"/>
+          <w:color w:val="auto"/>
+          <w:sz w:val="21"/>
+          <w:szCs w:val="21"/>
+        </w:rPr>
+        <w:t xml:space="preserve"># </w:t>
+      </w:r>
+      <w:r>
+        <w:rPr>
+          <w:rFonts w:ascii="Consolas" w:hAnsi="Consolas"/>
+          <w:b w:val="false"/>
+          <w:i w:val="false"/>
+          <w:color w:val="auto"/>
+          <w:sz w:val="21"/>
+          <w:szCs w:val="21"/>
+        </w:rPr>
+        <w:t>callExpr</w:t>
+        <w:br/>
+        <w:t xml:space="preserve">    </w:t>
+      </w:r>
+      <w:r>
+        <w:rPr>
+          <w:rFonts w:ascii="Consolas" w:hAnsi="Consolas"/>
+          <w:b w:val="false"/>
+          <w:i w:val="false"/>
+          <w:color w:val="auto"/>
+          <w:sz w:val="21"/>
+          <w:szCs w:val="21"/>
+        </w:rPr>
+        <w:t xml:space="preserve">| </w:t>
+      </w:r>
+      <w:r>
+        <w:rPr>
+          <w:rFonts w:ascii="Consolas" w:hAnsi="Consolas"/>
+          <w:b w:val="false"/>
+          <w:i w:val="false"/>
+          <w:color w:val="auto"/>
+          <w:sz w:val="21"/>
+          <w:szCs w:val="21"/>
+        </w:rPr>
+        <w:t xml:space="preserve">expr </w:t>
+      </w:r>
+      <w:r>
+        <w:rPr>
+          <w:rFonts w:ascii="Consolas" w:hAnsi="Consolas"/>
+          <w:b w:val="false"/>
+          <w:i w:val="false"/>
+          <w:color w:val="auto"/>
+          <w:sz w:val="21"/>
+          <w:szCs w:val="21"/>
+        </w:rPr>
+        <w:t xml:space="preserve">'.' </w:t>
+      </w:r>
+      <w:r>
+        <w:rPr>
+          <w:rFonts w:ascii="Consolas" w:hAnsi="Consolas"/>
+          <w:b w:val="false"/>
+          <w:i w:val="false"/>
+          <w:color w:val="auto"/>
+          <w:sz w:val="21"/>
+          <w:szCs w:val="21"/>
+        </w:rPr>
+        <w:t xml:space="preserve">ID </w:t>
+      </w:r>
+      <w:r>
+        <w:rPr>
+          <w:rFonts w:ascii="Consolas" w:hAnsi="Consolas"/>
+          <w:b w:val="false"/>
+          <w:i w:val="false"/>
+          <w:color w:val="auto"/>
+          <w:sz w:val="21"/>
+          <w:szCs w:val="21"/>
+        </w:rPr>
+        <w:t xml:space="preserve">'(' </w:t>
+      </w:r>
+      <w:r>
+        <w:rPr>
+          <w:rFonts w:ascii="Consolas" w:hAnsi="Consolas"/>
+          <w:b w:val="false"/>
+          <w:i w:val="false"/>
+          <w:color w:val="auto"/>
+          <w:sz w:val="21"/>
+          <w:szCs w:val="21"/>
+        </w:rPr>
+        <w:t>exprList</w:t>
+      </w:r>
+      <w:r>
+        <w:rPr>
+          <w:rFonts w:ascii="Consolas" w:hAnsi="Consolas"/>
+          <w:b w:val="false"/>
+          <w:i w:val="false"/>
+          <w:color w:val="auto"/>
+          <w:sz w:val="21"/>
+          <w:szCs w:val="21"/>
+        </w:rPr>
+        <w:t xml:space="preserve">? </w:t>
+      </w:r>
+      <w:r>
+        <w:rPr>
+          <w:rFonts w:ascii="Consolas" w:hAnsi="Consolas"/>
+          <w:b w:val="false"/>
+          <w:i w:val="false"/>
+          <w:color w:val="auto"/>
+          <w:sz w:val="21"/>
+          <w:szCs w:val="21"/>
+        </w:rPr>
+        <w:t xml:space="preserve">')' </w:t>
+      </w:r>
+      <w:r>
+        <w:rPr>
+          <w:rFonts w:ascii="Consolas" w:hAnsi="Consolas"/>
+          <w:b w:val="false"/>
+          <w:i w:val="false"/>
+          <w:color w:val="auto"/>
+          <w:sz w:val="21"/>
+          <w:szCs w:val="21"/>
+        </w:rPr>
+        <w:t xml:space="preserve"># </w:t>
+      </w:r>
+      <w:r>
+        <w:rPr>
+          <w:rFonts w:ascii="Consolas" w:hAnsi="Consolas"/>
+          <w:b w:val="false"/>
+          <w:i w:val="false"/>
+          <w:color w:val="auto"/>
+          <w:sz w:val="21"/>
+          <w:szCs w:val="21"/>
+        </w:rPr>
+        <w:t>methodCallExpr</w:t>
+        <w:br/>
+        <w:t xml:space="preserve">    </w:t>
+      </w:r>
+      <w:r>
+        <w:rPr>
+          <w:rFonts w:ascii="Consolas" w:hAnsi="Consolas"/>
+          <w:b w:val="false"/>
+          <w:i w:val="false"/>
+          <w:color w:val="auto"/>
+          <w:sz w:val="21"/>
+          <w:szCs w:val="21"/>
+        </w:rPr>
+        <w:t xml:space="preserve">| </w:t>
+      </w:r>
+      <w:r>
+        <w:rPr>
+          <w:rFonts w:ascii="Consolas" w:hAnsi="Consolas"/>
+          <w:b w:val="false"/>
+          <w:i w:val="false"/>
+          <w:color w:val="auto"/>
+          <w:sz w:val="21"/>
+          <w:szCs w:val="21"/>
+        </w:rPr>
+        <w:t xml:space="preserve">expr </w:t>
+      </w:r>
+      <w:r>
+        <w:rPr>
+          <w:rFonts w:ascii="Consolas" w:hAnsi="Consolas"/>
+          <w:b w:val="false"/>
+          <w:i w:val="false"/>
+          <w:color w:val="auto"/>
+          <w:sz w:val="21"/>
+          <w:szCs w:val="21"/>
+        </w:rPr>
+        <w:t xml:space="preserve">'.' </w:t>
+      </w:r>
+      <w:r>
+        <w:rPr>
+          <w:rFonts w:ascii="Consolas" w:hAnsi="Consolas"/>
+          <w:b w:val="false"/>
+          <w:i w:val="false"/>
+          <w:color w:val="auto"/>
+          <w:sz w:val="21"/>
+          <w:szCs w:val="21"/>
+        </w:rPr>
+        <w:t xml:space="preserve">ID                   </w:t>
+      </w:r>
+      <w:r>
+        <w:rPr>
+          <w:rFonts w:ascii="Consolas" w:hAnsi="Consolas"/>
+          <w:b w:val="false"/>
+          <w:i w:val="false"/>
+          <w:color w:val="auto"/>
+          <w:sz w:val="21"/>
+          <w:szCs w:val="21"/>
+        </w:rPr>
+        <w:t xml:space="preserve"># </w:t>
+      </w:r>
+      <w:r>
+        <w:rPr>
+          <w:rFonts w:ascii="Consolas" w:hAnsi="Consolas"/>
+          <w:b w:val="false"/>
+          <w:i w:val="false"/>
+          <w:color w:val="auto"/>
+          <w:sz w:val="21"/>
+          <w:szCs w:val="21"/>
+        </w:rPr>
+        <w:t>fieldAccess</w:t>
+        <w:br/>
+        <w:t xml:space="preserve">    </w:t>
+      </w:r>
+      <w:r>
+        <w:rPr>
+          <w:rFonts w:ascii="Consolas" w:hAnsi="Consolas"/>
+          <w:b w:val="false"/>
+          <w:i w:val="false"/>
+          <w:color w:val="auto"/>
+          <w:sz w:val="21"/>
+          <w:szCs w:val="21"/>
+        </w:rPr>
+        <w:t xml:space="preserve">| </w:t>
+      </w:r>
+      <w:r>
+        <w:rPr>
+          <w:rFonts w:ascii="Consolas" w:hAnsi="Consolas"/>
+          <w:b w:val="false"/>
+          <w:i w:val="false"/>
+          <w:color w:val="auto"/>
+          <w:sz w:val="21"/>
+          <w:szCs w:val="21"/>
+        </w:rPr>
+        <w:t xml:space="preserve">'vec!' '[' </w:t>
+      </w:r>
+      <w:r>
+        <w:rPr>
+          <w:rFonts w:ascii="Consolas" w:hAnsi="Consolas"/>
+          <w:b w:val="false"/>
+          <w:i w:val="false"/>
+          <w:color w:val="auto"/>
+          <w:sz w:val="21"/>
+          <w:szCs w:val="21"/>
+        </w:rPr>
+        <w:t>exprList</w:t>
+      </w:r>
+      <w:r>
+        <w:rPr>
+          <w:rFonts w:ascii="Consolas" w:hAnsi="Consolas"/>
+          <w:b w:val="false"/>
+          <w:i w:val="false"/>
+          <w:color w:val="auto"/>
+          <w:sz w:val="21"/>
+          <w:szCs w:val="21"/>
+        </w:rPr>
+        <w:t xml:space="preserve">? </w:t>
+      </w:r>
+      <w:r>
+        <w:rPr>
+          <w:rFonts w:ascii="Consolas" w:hAnsi="Consolas"/>
+          <w:b w:val="false"/>
+          <w:i w:val="false"/>
+          <w:color w:val="auto"/>
+          <w:sz w:val="21"/>
+          <w:szCs w:val="21"/>
+        </w:rPr>
+        <w:t xml:space="preserve">']'      </w:t>
+      </w:r>
+      <w:r>
+        <w:rPr>
+          <w:rFonts w:ascii="Consolas" w:hAnsi="Consolas"/>
+          <w:b w:val="false"/>
+          <w:i w:val="false"/>
+          <w:color w:val="auto"/>
+          <w:sz w:val="21"/>
+          <w:szCs w:val="21"/>
+        </w:rPr>
+        <w:t xml:space="preserve"># </w:t>
+      </w:r>
+      <w:r>
+        <w:rPr>
+          <w:rFonts w:ascii="Consolas" w:hAnsi="Consolas"/>
+          <w:b w:val="false"/>
+          <w:i w:val="false"/>
+          <w:color w:val="auto"/>
+          <w:sz w:val="21"/>
+          <w:szCs w:val="21"/>
+        </w:rPr>
+        <w:t>vecLiteral</w:t>
+        <w:br/>
+        <w:t xml:space="preserve">    </w:t>
+      </w:r>
+      <w:r>
+        <w:rPr>
+          <w:rFonts w:ascii="Consolas" w:hAnsi="Consolas"/>
+          <w:b w:val="false"/>
+          <w:i w:val="false"/>
+          <w:color w:val="auto"/>
+          <w:sz w:val="21"/>
+          <w:szCs w:val="21"/>
+        </w:rPr>
+        <w:t xml:space="preserve">| </w:t>
+      </w:r>
+      <w:r>
+        <w:rPr>
+          <w:rFonts w:ascii="Consolas" w:hAnsi="Consolas"/>
+          <w:b w:val="false"/>
+          <w:i w:val="false"/>
+          <w:color w:val="auto"/>
+          <w:sz w:val="21"/>
+          <w:szCs w:val="21"/>
+        </w:rPr>
+        <w:t xml:space="preserve">literal                       </w:t>
+      </w:r>
+      <w:r>
+        <w:rPr>
+          <w:rFonts w:ascii="Consolas" w:hAnsi="Consolas"/>
+          <w:b w:val="false"/>
+          <w:i w:val="false"/>
+          <w:color w:val="auto"/>
+          <w:sz w:val="21"/>
+          <w:szCs w:val="21"/>
+        </w:rPr>
+        <w:t xml:space="preserve"># </w:t>
+      </w:r>
+      <w:r>
+        <w:rPr>
+          <w:rFonts w:ascii="Consolas" w:hAnsi="Consolas"/>
+          <w:b w:val="false"/>
+          <w:i w:val="false"/>
+          <w:color w:val="auto"/>
+          <w:sz w:val="21"/>
+          <w:szCs w:val="21"/>
+        </w:rPr>
+        <w:t>litExpr</w:t>
+        <w:br/>
+        <w:t xml:space="preserve">    </w:t>
+      </w:r>
+      <w:r>
+        <w:rPr>
+          <w:rFonts w:ascii="Consolas" w:hAnsi="Consolas"/>
+          <w:b w:val="false"/>
+          <w:i w:val="false"/>
+          <w:color w:val="auto"/>
+          <w:sz w:val="21"/>
+          <w:szCs w:val="21"/>
+        </w:rPr>
+        <w:t xml:space="preserve">| </w:t>
+      </w:r>
+      <w:r>
+        <w:rPr>
+          <w:rFonts w:ascii="Consolas" w:hAnsi="Consolas"/>
+          <w:b w:val="false"/>
+          <w:i w:val="false"/>
+          <w:color w:val="auto"/>
+          <w:sz w:val="21"/>
+          <w:szCs w:val="21"/>
+        </w:rPr>
+        <w:t xml:space="preserve">ID                            </w:t>
+      </w:r>
+      <w:r>
+        <w:rPr>
+          <w:rFonts w:ascii="Consolas" w:hAnsi="Consolas"/>
+          <w:b w:val="false"/>
+          <w:i w:val="false"/>
+          <w:color w:val="auto"/>
+          <w:sz w:val="21"/>
+          <w:szCs w:val="21"/>
+        </w:rPr>
+        <w:t xml:space="preserve"># </w:t>
+      </w:r>
+      <w:r>
+        <w:rPr>
+          <w:rFonts w:ascii="Consolas" w:hAnsi="Consolas"/>
+          <w:b w:val="false"/>
+          <w:i w:val="false"/>
+          <w:color w:val="auto"/>
+          <w:sz w:val="21"/>
+          <w:szCs w:val="21"/>
+        </w:rPr>
+        <w:t>varExpr</w:t>
+        <w:br/>
+        <w:t xml:space="preserve">    </w:t>
+      </w:r>
+      <w:r>
+        <w:rPr>
+          <w:rFonts w:ascii="Consolas" w:hAnsi="Consolas"/>
+          <w:b w:val="false"/>
+          <w:i w:val="false"/>
+          <w:color w:val="auto"/>
+          <w:sz w:val="21"/>
+          <w:szCs w:val="21"/>
+        </w:rPr>
+        <w:t xml:space="preserve">| </w:t>
+      </w:r>
+      <w:r>
+        <w:rPr>
+          <w:rFonts w:ascii="Consolas" w:hAnsi="Consolas"/>
+          <w:b w:val="false"/>
+          <w:i w:val="false"/>
+          <w:color w:val="auto"/>
+          <w:sz w:val="21"/>
+          <w:szCs w:val="21"/>
+        </w:rPr>
+        <w:t xml:space="preserve">'(' </w:t>
+      </w:r>
+      <w:r>
+        <w:rPr>
+          <w:rFonts w:ascii="Consolas" w:hAnsi="Consolas"/>
+          <w:b w:val="false"/>
+          <w:i w:val="false"/>
+          <w:color w:val="auto"/>
+          <w:sz w:val="21"/>
+          <w:szCs w:val="21"/>
+        </w:rPr>
+        <w:t xml:space="preserve">expr </w:t>
+      </w:r>
+      <w:r>
+        <w:rPr>
+          <w:rFonts w:ascii="Consolas" w:hAnsi="Consolas"/>
+          <w:b w:val="false"/>
+          <w:i w:val="false"/>
+          <w:color w:val="auto"/>
+          <w:sz w:val="21"/>
+          <w:szCs w:val="21"/>
+        </w:rPr>
+        <w:t xml:space="preserve">')'                  </w:t>
+      </w:r>
+      <w:r>
+        <w:rPr>
+          <w:rFonts w:ascii="Consolas" w:hAnsi="Consolas"/>
+          <w:b w:val="false"/>
+          <w:i w:val="false"/>
+          <w:color w:val="auto"/>
+          <w:sz w:val="21"/>
+          <w:szCs w:val="21"/>
+        </w:rPr>
+        <w:t xml:space="preserve"># </w:t>
+      </w:r>
+      <w:r>
+        <w:rPr>
+          <w:rFonts w:ascii="Consolas" w:hAnsi="Consolas"/>
+          <w:b w:val="false"/>
+          <w:i w:val="false"/>
+          <w:color w:val="auto"/>
+          <w:sz w:val="21"/>
+          <w:szCs w:val="21"/>
+        </w:rPr>
+        <w:t>parenExpr</w:t>
+        <w:br/>
+        <w:t xml:space="preserve">    </w:t>
+      </w:r>
+      <w:r>
+        <w:rPr>
+          <w:rFonts w:ascii="Consolas" w:hAnsi="Consolas"/>
+          <w:b w:val="false"/>
+          <w:i w:val="false"/>
+          <w:color w:val="auto"/>
+          <w:sz w:val="21"/>
+          <w:szCs w:val="21"/>
+        </w:rPr>
+        <w:t>;</w:t>
+        <w:br/>
+      </w:r>
+      <w:r>
+        <w:rPr>
+          <w:rFonts w:ascii="Consolas" w:hAnsi="Consolas"/>
+          <w:b w:val="false"/>
+          <w:i w:val="false"/>
+          <w:color w:val="auto"/>
+          <w:sz w:val="21"/>
+          <w:szCs w:val="21"/>
+        </w:rPr>
+        <w:t>exprList</w:t>
+      </w:r>
+      <w:r>
+        <w:rPr>
+          <w:rFonts w:ascii="Consolas" w:hAnsi="Consolas"/>
+          <w:b w:val="false"/>
+          <w:i w:val="false"/>
+          <w:color w:val="auto"/>
+          <w:sz w:val="21"/>
+          <w:szCs w:val="21"/>
+        </w:rPr>
+        <w:t xml:space="preserve">: </w:t>
+      </w:r>
+      <w:r>
+        <w:rPr>
+          <w:rFonts w:ascii="Consolas" w:hAnsi="Consolas"/>
+          <w:b w:val="false"/>
+          <w:i w:val="false"/>
+          <w:color w:val="auto"/>
+          <w:sz w:val="21"/>
+          <w:szCs w:val="21"/>
+        </w:rPr>
+        <w:t xml:space="preserve">expr </w:t>
+      </w:r>
+      <w:r>
+        <w:rPr>
+          <w:rFonts w:ascii="Consolas" w:hAnsi="Consolas"/>
+          <w:b w:val="false"/>
+          <w:i w:val="false"/>
+          <w:color w:val="auto"/>
+          <w:sz w:val="21"/>
+          <w:szCs w:val="21"/>
+        </w:rPr>
+        <w:t>(</w:t>
+      </w:r>
+      <w:r>
+        <w:rPr>
+          <w:rFonts w:ascii="Consolas" w:hAnsi="Consolas"/>
+          <w:b w:val="false"/>
+          <w:i w:val="false"/>
+          <w:color w:val="auto"/>
+          <w:sz w:val="21"/>
+          <w:szCs w:val="21"/>
+        </w:rPr>
+        <w:t xml:space="preserve">',' </w:t>
+      </w:r>
+      <w:r>
+        <w:rPr>
+          <w:rFonts w:ascii="Consolas" w:hAnsi="Consolas"/>
+          <w:b w:val="false"/>
+          <w:i w:val="false"/>
+          <w:color w:val="auto"/>
+          <w:sz w:val="21"/>
+          <w:szCs w:val="21"/>
+        </w:rPr>
+        <w:t>expr</w:t>
+      </w:r>
+      <w:r>
+        <w:rPr>
+          <w:rFonts w:ascii="Consolas" w:hAnsi="Consolas"/>
+          <w:b w:val="false"/>
+          <w:i w:val="false"/>
+          <w:color w:val="auto"/>
+          <w:sz w:val="21"/>
+          <w:szCs w:val="21"/>
+        </w:rPr>
+        <w:t>)*;</w:t>
+        <w:br/>
+      </w:r>
+      <w:r>
+        <w:rPr>
+          <w:rFonts w:ascii="Consolas" w:hAnsi="Consolas"/>
+          <w:b w:val="false"/>
+          <w:i w:val="false"/>
+          <w:color w:val="auto"/>
+          <w:sz w:val="21"/>
+          <w:szCs w:val="21"/>
+        </w:rPr>
+        <w:t>literal</w:t>
+      </w:r>
+      <w:r>
+        <w:rPr>
+          <w:rFonts w:ascii="Consolas" w:hAnsi="Consolas"/>
+          <w:b w:val="false"/>
+          <w:i w:val="false"/>
+          <w:color w:val="auto"/>
+          <w:sz w:val="21"/>
+          <w:szCs w:val="21"/>
+        </w:rPr>
+        <w:t xml:space="preserve">: </w:t>
+      </w:r>
+      <w:r>
+        <w:rPr>
+          <w:rFonts w:ascii="Consolas" w:hAnsi="Consolas"/>
+          <w:b w:val="false"/>
+          <w:i w:val="false"/>
+          <w:color w:val="auto"/>
+          <w:sz w:val="21"/>
+          <w:szCs w:val="21"/>
+        </w:rPr>
+        <w:t xml:space="preserve">INT </w:t>
+      </w:r>
+      <w:r>
+        <w:rPr>
+          <w:rFonts w:ascii="Consolas" w:hAnsi="Consolas"/>
+          <w:b w:val="false"/>
+          <w:i w:val="false"/>
+          <w:color w:val="auto"/>
+          <w:sz w:val="21"/>
+          <w:szCs w:val="21"/>
+        </w:rPr>
+        <w:t xml:space="preserve">| </w:t>
+      </w:r>
+      <w:r>
+        <w:rPr>
+          <w:rFonts w:ascii="Consolas" w:hAnsi="Consolas"/>
+          <w:b w:val="false"/>
+          <w:i w:val="false"/>
+          <w:color w:val="auto"/>
+          <w:sz w:val="21"/>
+          <w:szCs w:val="21"/>
+        </w:rPr>
+        <w:t xml:space="preserve">STRING </w:t>
+      </w:r>
+      <w:r>
+        <w:rPr>
+          <w:rFonts w:ascii="Consolas" w:hAnsi="Consolas"/>
+          <w:b w:val="false"/>
+          <w:i w:val="false"/>
+          <w:color w:val="auto"/>
+          <w:sz w:val="21"/>
+          <w:szCs w:val="21"/>
+        </w:rPr>
+        <w:t xml:space="preserve">| </w:t>
+      </w:r>
+      <w:r>
+        <w:rPr>
+          <w:rFonts w:ascii="Consolas" w:hAnsi="Consolas"/>
+          <w:b w:val="false"/>
+          <w:i w:val="false"/>
+          <w:color w:val="auto"/>
+          <w:sz w:val="21"/>
+          <w:szCs w:val="21"/>
+        </w:rPr>
+        <w:t xml:space="preserve">'true' </w:t>
+      </w:r>
+      <w:r>
+        <w:rPr>
+          <w:rFonts w:ascii="Consolas" w:hAnsi="Consolas"/>
+          <w:b w:val="false"/>
+          <w:i w:val="false"/>
+          <w:color w:val="auto"/>
+          <w:sz w:val="21"/>
+          <w:szCs w:val="21"/>
+        </w:rPr>
+        <w:t xml:space="preserve">| </w:t>
+      </w:r>
+      <w:r>
+        <w:rPr>
+          <w:rFonts w:ascii="Consolas" w:hAnsi="Consolas"/>
+          <w:b w:val="false"/>
+          <w:i w:val="false"/>
+          <w:color w:val="auto"/>
+          <w:sz w:val="21"/>
+          <w:szCs w:val="21"/>
+        </w:rPr>
+        <w:t>'false'</w:t>
+      </w:r>
+      <w:r>
+        <w:rPr>
+          <w:rFonts w:ascii="Consolas" w:hAnsi="Consolas"/>
+          <w:b w:val="false"/>
+          <w:i w:val="false"/>
+          <w:color w:val="auto"/>
+          <w:sz w:val="21"/>
+          <w:szCs w:val="21"/>
+        </w:rPr>
+        <w:t>;</w:t>
+        <w:br/>
+      </w:r>
+      <w:r>
+        <w:rPr>
+          <w:rFonts w:ascii="Consolas" w:hAnsi="Consolas"/>
+          <w:b w:val="false"/>
+          <w:i w:val="false"/>
+          <w:color w:val="auto"/>
+          <w:sz w:val="21"/>
+          <w:szCs w:val="21"/>
+        </w:rPr>
+        <w:t>binOp</w:t>
+      </w:r>
+      <w:r>
+        <w:rPr>
+          <w:rFonts w:ascii="Consolas" w:hAnsi="Consolas"/>
+          <w:b w:val="false"/>
+          <w:i w:val="false"/>
+          <w:color w:val="auto"/>
+          <w:sz w:val="21"/>
+          <w:szCs w:val="21"/>
+        </w:rPr>
+        <w:t xml:space="preserve">: </w:t>
+      </w:r>
+      <w:r>
+        <w:rPr>
+          <w:rFonts w:ascii="Consolas" w:hAnsi="Consolas"/>
+          <w:b w:val="false"/>
+          <w:i w:val="false"/>
+          <w:color w:val="auto"/>
+          <w:sz w:val="21"/>
+          <w:szCs w:val="21"/>
+        </w:rPr>
+        <w:t xml:space="preserve">'+' </w:t>
+      </w:r>
+      <w:r>
+        <w:rPr>
+          <w:rFonts w:ascii="Consolas" w:hAnsi="Consolas"/>
+          <w:b w:val="false"/>
+          <w:i w:val="false"/>
+          <w:color w:val="auto"/>
+          <w:sz w:val="21"/>
+          <w:szCs w:val="21"/>
+        </w:rPr>
+        <w:t xml:space="preserve">| </w:t>
+      </w:r>
+      <w:r>
+        <w:rPr>
+          <w:rFonts w:ascii="Consolas" w:hAnsi="Consolas"/>
+          <w:b w:val="false"/>
+          <w:i w:val="false"/>
+          <w:color w:val="auto"/>
+          <w:sz w:val="21"/>
+          <w:szCs w:val="21"/>
+        </w:rPr>
+        <w:t xml:space="preserve">'-' </w:t>
+      </w:r>
+      <w:r>
+        <w:rPr>
+          <w:rFonts w:ascii="Consolas" w:hAnsi="Consolas"/>
+          <w:b w:val="false"/>
+          <w:i w:val="false"/>
+          <w:color w:val="auto"/>
+          <w:sz w:val="21"/>
+          <w:szCs w:val="21"/>
+        </w:rPr>
+        <w:t xml:space="preserve">| </w:t>
+      </w:r>
+      <w:r>
+        <w:rPr>
+          <w:rFonts w:ascii="Consolas" w:hAnsi="Consolas"/>
+          <w:b w:val="false"/>
+          <w:i w:val="false"/>
+          <w:color w:val="auto"/>
+          <w:sz w:val="21"/>
+          <w:szCs w:val="21"/>
+        </w:rPr>
+        <w:t xml:space="preserve">'*' </w:t>
+      </w:r>
+      <w:r>
+        <w:rPr>
+          <w:rFonts w:ascii="Consolas" w:hAnsi="Consolas"/>
+          <w:b w:val="false"/>
+          <w:i w:val="false"/>
+          <w:color w:val="auto"/>
+          <w:sz w:val="21"/>
+          <w:szCs w:val="21"/>
+        </w:rPr>
+        <w:t xml:space="preserve">| </w:t>
+      </w:r>
+      <w:r>
+        <w:rPr>
+          <w:rFonts w:ascii="Consolas" w:hAnsi="Consolas"/>
+          <w:b w:val="false"/>
+          <w:i w:val="false"/>
+          <w:color w:val="auto"/>
+          <w:sz w:val="21"/>
+          <w:szCs w:val="21"/>
+        </w:rPr>
+        <w:t xml:space="preserve">'/' </w:t>
+      </w:r>
+      <w:r>
+        <w:rPr>
+          <w:rFonts w:ascii="Consolas" w:hAnsi="Consolas"/>
+          <w:b w:val="false"/>
+          <w:i w:val="false"/>
+          <w:color w:val="auto"/>
+          <w:sz w:val="21"/>
+          <w:szCs w:val="21"/>
+        </w:rPr>
+        <w:t xml:space="preserve">| </w:t>
+      </w:r>
+      <w:r>
+        <w:rPr>
+          <w:rFonts w:ascii="Consolas" w:hAnsi="Consolas"/>
+          <w:b w:val="false"/>
+          <w:i w:val="false"/>
+          <w:color w:val="auto"/>
+          <w:sz w:val="21"/>
+          <w:szCs w:val="21"/>
+        </w:rPr>
+        <w:t xml:space="preserve">'%' </w:t>
+      </w:r>
+      <w:r>
+        <w:rPr>
+          <w:rFonts w:ascii="Consolas" w:hAnsi="Consolas"/>
+          <w:b w:val="false"/>
+          <w:i w:val="false"/>
+          <w:color w:val="auto"/>
+          <w:sz w:val="21"/>
+          <w:szCs w:val="21"/>
+        </w:rPr>
+        <w:t xml:space="preserve">| </w:t>
+      </w:r>
+      <w:r>
+        <w:rPr>
+          <w:rFonts w:ascii="Consolas" w:hAnsi="Consolas"/>
+          <w:b w:val="false"/>
+          <w:i w:val="false"/>
+          <w:color w:val="auto"/>
+          <w:sz w:val="21"/>
+          <w:szCs w:val="21"/>
+        </w:rPr>
+        <w:t xml:space="preserve">'==' </w:t>
+      </w:r>
+      <w:r>
+        <w:rPr>
+          <w:rFonts w:ascii="Consolas" w:hAnsi="Consolas"/>
+          <w:b w:val="false"/>
+          <w:i w:val="false"/>
+          <w:color w:val="auto"/>
+          <w:sz w:val="21"/>
+          <w:szCs w:val="21"/>
+        </w:rPr>
+        <w:t xml:space="preserve">| </w:t>
+      </w:r>
+      <w:r>
+        <w:rPr>
+          <w:rFonts w:ascii="Consolas" w:hAnsi="Consolas"/>
+          <w:b w:val="false"/>
+          <w:i w:val="false"/>
+          <w:color w:val="auto"/>
+          <w:sz w:val="21"/>
+          <w:szCs w:val="21"/>
+        </w:rPr>
+        <w:t xml:space="preserve">'!=' </w:t>
+      </w:r>
+      <w:r>
+        <w:rPr>
+          <w:rFonts w:ascii="Consolas" w:hAnsi="Consolas"/>
+          <w:b w:val="false"/>
+          <w:i w:val="false"/>
+          <w:color w:val="auto"/>
+          <w:sz w:val="21"/>
+          <w:szCs w:val="21"/>
+        </w:rPr>
+        <w:t xml:space="preserve">| </w:t>
+      </w:r>
+      <w:r>
+        <w:rPr>
+          <w:rFonts w:ascii="Consolas" w:hAnsi="Consolas"/>
+          <w:b w:val="false"/>
+          <w:i w:val="false"/>
+          <w:color w:val="auto"/>
+          <w:sz w:val="21"/>
+          <w:szCs w:val="21"/>
+        </w:rPr>
+        <w:t xml:space="preserve">'&lt;' </w:t>
+      </w:r>
+      <w:r>
+        <w:rPr>
+          <w:rFonts w:ascii="Consolas" w:hAnsi="Consolas"/>
+          <w:b w:val="false"/>
+          <w:i w:val="false"/>
+          <w:color w:val="auto"/>
+          <w:sz w:val="21"/>
+          <w:szCs w:val="21"/>
+        </w:rPr>
+        <w:t xml:space="preserve">| </w:t>
+      </w:r>
+      <w:r>
+        <w:rPr>
+          <w:rFonts w:ascii="Consolas" w:hAnsi="Consolas"/>
+          <w:b w:val="false"/>
+          <w:i w:val="false"/>
+          <w:color w:val="auto"/>
+          <w:sz w:val="21"/>
+          <w:szCs w:val="21"/>
+        </w:rPr>
+        <w:t xml:space="preserve">'&gt;' </w:t>
+      </w:r>
+      <w:r>
+        <w:rPr>
+          <w:rFonts w:ascii="Consolas" w:hAnsi="Consolas"/>
+          <w:b w:val="false"/>
+          <w:i w:val="false"/>
+          <w:color w:val="auto"/>
+          <w:sz w:val="21"/>
+          <w:szCs w:val="21"/>
+        </w:rPr>
+        <w:t xml:space="preserve">| </w:t>
+      </w:r>
+      <w:r>
+        <w:rPr>
+          <w:rFonts w:ascii="Consolas" w:hAnsi="Consolas"/>
+          <w:b w:val="false"/>
+          <w:i w:val="false"/>
+          <w:color w:val="auto"/>
+          <w:sz w:val="21"/>
+          <w:szCs w:val="21"/>
+        </w:rPr>
+        <w:t xml:space="preserve">'&lt;=' </w:t>
+      </w:r>
+      <w:r>
+        <w:rPr>
+          <w:rFonts w:ascii="Consolas" w:hAnsi="Consolas"/>
+          <w:b w:val="false"/>
+          <w:i w:val="false"/>
+          <w:color w:val="auto"/>
+          <w:sz w:val="21"/>
+          <w:szCs w:val="21"/>
+        </w:rPr>
+        <w:t xml:space="preserve">| </w:t>
+      </w:r>
+      <w:r>
+        <w:rPr>
+          <w:rFonts w:ascii="Consolas" w:hAnsi="Consolas"/>
+          <w:b w:val="false"/>
+          <w:i w:val="false"/>
+          <w:color w:val="auto"/>
+          <w:sz w:val="21"/>
+          <w:szCs w:val="21"/>
+        </w:rPr>
+        <w:t xml:space="preserve">'&gt;=' </w:t>
+      </w:r>
+      <w:r>
+        <w:rPr>
+          <w:rFonts w:ascii="Consolas" w:hAnsi="Consolas"/>
+          <w:b w:val="false"/>
+          <w:i w:val="false"/>
+          <w:color w:val="auto"/>
+          <w:sz w:val="21"/>
+          <w:szCs w:val="21"/>
+        </w:rPr>
+        <w:t xml:space="preserve">| </w:t>
+      </w:r>
+      <w:r>
+        <w:rPr>
+          <w:rFonts w:ascii="Consolas" w:hAnsi="Consolas"/>
+          <w:b w:val="false"/>
+          <w:i w:val="false"/>
+          <w:color w:val="auto"/>
+          <w:sz w:val="21"/>
+          <w:szCs w:val="21"/>
+        </w:rPr>
+        <w:t xml:space="preserve">'&amp;&amp;' </w:t>
+      </w:r>
+      <w:r>
+        <w:rPr>
+          <w:rFonts w:ascii="Consolas" w:hAnsi="Consolas"/>
+          <w:b w:val="false"/>
+          <w:i w:val="false"/>
+          <w:color w:val="auto"/>
+          <w:sz w:val="21"/>
+          <w:szCs w:val="21"/>
+        </w:rPr>
+        <w:t xml:space="preserve">| </w:t>
+      </w:r>
+      <w:r>
+        <w:rPr>
+          <w:rFonts w:ascii="Consolas" w:hAnsi="Consolas"/>
+          <w:b w:val="false"/>
+          <w:i w:val="false"/>
+          <w:color w:val="auto"/>
+          <w:sz w:val="21"/>
+          <w:szCs w:val="21"/>
+        </w:rPr>
+        <w:t>'||'</w:t>
+      </w:r>
+      <w:r>
+        <w:rPr>
+          <w:rFonts w:ascii="Consolas" w:hAnsi="Consolas"/>
+          <w:b w:val="false"/>
+          <w:i w:val="false"/>
+          <w:color w:val="auto"/>
+          <w:sz w:val="21"/>
+          <w:szCs w:val="21"/>
+        </w:rPr>
+        <w:t>;</w:t>
+        <w:br/>
+      </w:r>
+      <w:r>
+        <w:rPr>
+          <w:rFonts w:ascii="Consolas" w:hAnsi="Consolas"/>
+          <w:b w:val="false"/>
+          <w:i w:val="false"/>
+          <w:color w:val="auto"/>
+          <w:sz w:val="21"/>
+          <w:szCs w:val="21"/>
+        </w:rPr>
+        <w:t>unOp</w:t>
+      </w:r>
+      <w:r>
+        <w:rPr>
+          <w:rFonts w:ascii="Consolas" w:hAnsi="Consolas"/>
+          <w:b w:val="false"/>
+          <w:i w:val="false"/>
+          <w:color w:val="auto"/>
+          <w:sz w:val="21"/>
+          <w:szCs w:val="21"/>
+        </w:rPr>
+        <w:t xml:space="preserve">: </w:t>
+      </w:r>
+      <w:r>
+        <w:rPr>
+          <w:rFonts w:ascii="Consolas" w:hAnsi="Consolas"/>
+          <w:b w:val="false"/>
+          <w:i w:val="false"/>
+          <w:color w:val="auto"/>
+          <w:sz w:val="21"/>
+          <w:szCs w:val="21"/>
+        </w:rPr>
+        <w:t xml:space="preserve">'-' </w:t>
+      </w:r>
+      <w:r>
+        <w:rPr>
+          <w:rFonts w:ascii="Consolas" w:hAnsi="Consolas"/>
+          <w:b w:val="false"/>
+          <w:i w:val="false"/>
+          <w:color w:val="auto"/>
+          <w:sz w:val="21"/>
+          <w:szCs w:val="21"/>
+        </w:rPr>
+        <w:t xml:space="preserve">| </w:t>
+      </w:r>
+      <w:r>
+        <w:rPr>
+          <w:rFonts w:ascii="Consolas" w:hAnsi="Consolas"/>
+          <w:b w:val="false"/>
+          <w:i w:val="false"/>
+          <w:color w:val="auto"/>
+          <w:sz w:val="21"/>
+          <w:szCs w:val="21"/>
+        </w:rPr>
+        <w:t>'!'</w:t>
+      </w:r>
+      <w:r>
+        <w:rPr>
+          <w:rFonts w:ascii="Consolas" w:hAnsi="Consolas"/>
+          <w:b w:val="false"/>
+          <w:i w:val="false"/>
+          <w:color w:val="auto"/>
+          <w:sz w:val="21"/>
+          <w:szCs w:val="21"/>
+        </w:rPr>
+        <w:t>;</w:t>
+        <w:br/>
+      </w:r>
+      <w:r>
+        <w:rPr>
+          <w:rFonts w:ascii="Consolas" w:hAnsi="Consolas"/>
+          <w:b w:val="false"/>
+          <w:i w:val="false"/>
+          <w:color w:val="auto"/>
+          <w:sz w:val="21"/>
+          <w:szCs w:val="21"/>
+        </w:rPr>
+        <w:t>ID</w:t>
+      </w:r>
+      <w:r>
+        <w:rPr>
+          <w:rFonts w:ascii="Consolas" w:hAnsi="Consolas"/>
+          <w:b w:val="false"/>
+          <w:i w:val="false"/>
+          <w:color w:val="auto"/>
+          <w:sz w:val="21"/>
+          <w:szCs w:val="21"/>
+        </w:rPr>
+        <w:t>: [a-zA-Z_][a-zA-Z0-9_]*;</w:t>
+        <w:br/>
+      </w:r>
+      <w:r>
+        <w:rPr>
+          <w:rFonts w:ascii="Consolas" w:hAnsi="Consolas"/>
+          <w:b w:val="false"/>
+          <w:i w:val="false"/>
+          <w:color w:val="auto"/>
+          <w:sz w:val="21"/>
+          <w:szCs w:val="21"/>
+        </w:rPr>
+        <w:t>INT</w:t>
+      </w:r>
+      <w:r>
+        <w:rPr>
+          <w:rFonts w:ascii="Consolas" w:hAnsi="Consolas"/>
+          <w:b w:val="false"/>
+          <w:i w:val="false"/>
+          <w:color w:val="auto"/>
+          <w:sz w:val="21"/>
+          <w:szCs w:val="21"/>
+        </w:rPr>
+        <w:t>: [0-9]+;</w:t>
+        <w:br/>
+      </w:r>
+      <w:r>
+        <w:rPr>
+          <w:rFonts w:ascii="Consolas" w:hAnsi="Consolas"/>
+          <w:b w:val="false"/>
+          <w:i w:val="false"/>
+          <w:color w:val="auto"/>
+          <w:sz w:val="21"/>
+          <w:szCs w:val="21"/>
+        </w:rPr>
+        <w:t>STRING</w:t>
+      </w:r>
+      <w:r>
+        <w:rPr>
+          <w:rFonts w:ascii="Consolas" w:hAnsi="Consolas"/>
+          <w:b w:val="false"/>
+          <w:i w:val="false"/>
+          <w:color w:val="auto"/>
+          <w:sz w:val="21"/>
+          <w:szCs w:val="21"/>
+        </w:rPr>
+        <w:t xml:space="preserve">: </w:t>
+      </w:r>
+      <w:r>
+        <w:rPr>
+          <w:rFonts w:ascii="Consolas" w:hAnsi="Consolas"/>
+          <w:b w:val="false"/>
+          <w:i w:val="false"/>
+          <w:color w:val="auto"/>
+          <w:sz w:val="21"/>
+          <w:szCs w:val="21"/>
+        </w:rPr>
+        <w:t xml:space="preserve">'"' </w:t>
+      </w:r>
+      <w:r>
+        <w:rPr>
+          <w:rFonts w:ascii="Consolas" w:hAnsi="Consolas"/>
+          <w:b w:val="false"/>
+          <w:i w:val="false"/>
+          <w:color w:val="auto"/>
+          <w:sz w:val="21"/>
+          <w:szCs w:val="21"/>
+        </w:rPr>
+        <w:t xml:space="preserve">.*? </w:t>
+      </w:r>
+      <w:r>
+        <w:rPr>
+          <w:rFonts w:ascii="Consolas" w:hAnsi="Consolas"/>
+          <w:b w:val="false"/>
+          <w:i w:val="false"/>
+          <w:color w:val="auto"/>
+          <w:sz w:val="21"/>
+          <w:szCs w:val="21"/>
+        </w:rPr>
+        <w:t>'"'</w:t>
+      </w:r>
+      <w:r>
+        <w:rPr>
+          <w:rFonts w:ascii="Consolas" w:hAnsi="Consolas"/>
+          <w:b w:val="false"/>
+          <w:i w:val="false"/>
+          <w:color w:val="auto"/>
+          <w:sz w:val="21"/>
+          <w:szCs w:val="21"/>
+        </w:rPr>
+        <w:t>;</w:t>
+        <w:br/>
+      </w:r>
+      <w:r>
+        <w:rPr>
+          <w:rFonts w:ascii="Consolas" w:hAnsi="Consolas"/>
+          <w:b w:val="false"/>
+          <w:i w:val="false"/>
+          <w:color w:val="auto"/>
+          <w:sz w:val="21"/>
+          <w:szCs w:val="21"/>
+        </w:rPr>
+        <w:t>WS</w:t>
+      </w:r>
+      <w:r>
+        <w:rPr>
+          <w:rFonts w:ascii="Consolas" w:hAnsi="Consolas"/>
+          <w:b w:val="false"/>
+          <w:i w:val="false"/>
+          <w:color w:val="auto"/>
+          <w:sz w:val="21"/>
+          <w:szCs w:val="21"/>
+        </w:rPr>
+        <w:t xml:space="preserve">: [ \t\r\n] -&gt; </w:t>
+      </w:r>
+      <w:r>
+        <w:rPr>
+          <w:rFonts w:ascii="Consolas" w:hAnsi="Consolas"/>
+          <w:b w:val="false"/>
+          <w:i w:val="false"/>
+          <w:color w:val="auto"/>
+          <w:sz w:val="21"/>
+          <w:szCs w:val="21"/>
+        </w:rPr>
+        <w:t>skip</w:t>
+      </w:r>
+      <w:r>
+        <w:rPr>
+          <w:rFonts w:ascii="Consolas" w:hAnsi="Consolas"/>
+          <w:b w:val="false"/>
+          <w:i w:val="false"/>
+          <w:color w:val="auto"/>
+          <w:sz w:val="21"/>
+          <w:szCs w:val="21"/>
+        </w:rPr>
+        <w:t>;</w:t>
+        <w:br/>
+      </w:r>
+      <w:r>
+        <w:rPr>
+          <w:rFonts w:ascii="Consolas" w:hAnsi="Consolas"/>
+          <w:b w:val="false"/>
+          <w:i w:val="false"/>
+          <w:color w:val="auto"/>
+          <w:sz w:val="21"/>
+          <w:szCs w:val="21"/>
+        </w:rPr>
+        <w:t>COMMENT</w:t>
+      </w:r>
+      <w:r>
+        <w:rPr>
+          <w:rFonts w:ascii="Consolas" w:hAnsi="Consolas"/>
+          <w:b w:val="false"/>
+          <w:i w:val="false"/>
+          <w:color w:val="auto"/>
+          <w:sz w:val="21"/>
+          <w:szCs w:val="21"/>
+        </w:rPr>
+        <w:t xml:space="preserve">: </w:t>
+      </w:r>
+      <w:r>
+        <w:rPr>
+          <w:rFonts w:ascii="Consolas" w:hAnsi="Consolas"/>
+          <w:b w:val="false"/>
+          <w:i w:val="false"/>
+          <w:color w:val="auto"/>
+          <w:sz w:val="21"/>
+          <w:szCs w:val="21"/>
+        </w:rPr>
+        <w:t xml:space="preserve">'//' </w:t>
+      </w:r>
+      <w:r>
+        <w:rPr>
+          <w:rFonts w:ascii="Consolas" w:hAnsi="Consolas"/>
+          <w:b w:val="false"/>
+          <w:i w:val="false"/>
+          <w:color w:val="auto"/>
+          <w:sz w:val="21"/>
+          <w:szCs w:val="21"/>
+        </w:rPr>
+        <w:t xml:space="preserve">~[\r\n]* -&gt; </w:t>
+      </w:r>
+      <w:r>
+        <w:rPr>
+          <w:rFonts w:ascii="Consolas" w:hAnsi="Consolas"/>
+          <w:b w:val="false"/>
+          <w:i w:val="false"/>
+          <w:color w:val="auto"/>
+          <w:sz w:val="21"/>
+          <w:szCs w:val="21"/>
+        </w:rPr>
+        <w:t>skip</w:t>
+      </w:r>
+      <w:r>
+        <w:rPr>
+          <w:rFonts w:ascii="Consolas" w:hAnsi="Consolas"/>
+          <w:b w:val="false"/>
+          <w:i w:val="false"/>
+          <w:color w:val="auto"/>
+          <w:sz w:val="21"/>
+          <w:szCs w:val="21"/>
+        </w:rPr>
+        <w:t>;</w:t>
+      </w:r>
+    </w:p>
+    <w:p>
+      <w:pPr>
+        <w:pStyle w:val="P1"/>
         <w:rPr/>
       </w:pPr>
       <w:r>
         <w:rPr/>
-        <w:t>Виконання</w:t>
+      </w:r>
+    </w:p>
+    <w:p>
+      <w:pPr>
+        <w:pStyle w:val="H2"/>
+        <w:rPr>
+          <w:color w:val="auto"/>
+        </w:rPr>
+      </w:pPr>
+      <w:r>
+        <w:rPr>
+          <w:color w:val="auto"/>
+        </w:rPr>
+        <w:t>Результат</w:t>
+      </w:r>
+    </w:p>
+    <w:p>
+      <w:pPr>
+        <w:pStyle w:val="P1"/>
+        <w:rPr>
+          <w:color w:val="auto"/>
+        </w:rPr>
+      </w:pPr>
+      <w:r>
+        <w:rPr>
+          <w:color w:val="auto"/>
+        </w:rPr>
+      </w:r>
+    </w:p>
+    <w:p>
+      <w:pPr>
+        <w:pStyle w:val="P1"/>
+        <w:rPr>
+          <w:color w:val="auto"/>
+        </w:rPr>
+      </w:pPr>
+      <w:r>
+        <w:rPr>
+          <w:color w:val="auto"/>
+        </w:rPr>
+        <w:t>Тестування було проведено на таких програмах:</w:t>
+      </w:r>
+    </w:p>
+    <w:p>
+      <w:pPr>
+        <w:pStyle w:val="P1"/>
+        <w:rPr>
+          <w:color w:val="auto"/>
+        </w:rPr>
+      </w:pPr>
+      <w:r>
+        <w:rPr>
+          <w:color w:val="auto"/>
+        </w:rPr>
+      </w:r>
+    </w:p>
+    <w:p>
+      <w:pPr>
+        <w:pStyle w:val="P1"/>
+        <w:rPr>
+          <w:color w:val="auto"/>
+        </w:rPr>
+      </w:pPr>
+      <w:r>
+        <w:rPr>
+          <w:color w:val="auto"/>
+        </w:rPr>
+        <w:t>Код 1.1 — Безпомилковий код</w:t>
+      </w:r>
+    </w:p>
+    <w:p>
+      <w:pPr>
+        <w:pStyle w:val="Code"/>
+        <w:rPr>
+          <w:rFonts w:ascii="Consolas" w:hAnsi="Consolas"/>
+        </w:rPr>
+      </w:pPr>
+      <w:r>
+        <w:rPr>
+          <w:rFonts w:ascii="Consolas" w:hAnsi="Consolas"/>
+        </w:rPr>
+        <w:t>fn main() {</w:t>
+      </w:r>
+    </w:p>
+    <w:p>
+      <w:pPr>
+        <w:pStyle w:val="Code"/>
+        <w:rPr>
+          <w:rFonts w:ascii="Consolas" w:hAnsi="Consolas"/>
+        </w:rPr>
+      </w:pPr>
+      <w:r>
+        <w:rPr>
+          <w:rFonts w:ascii="Consolas" w:hAnsi="Consolas"/>
+        </w:rPr>
+        <w:t xml:space="preserve">    </w:t>
+      </w:r>
+      <w:r>
+        <w:rPr>
+          <w:rFonts w:ascii="Consolas" w:hAnsi="Consolas"/>
+        </w:rPr>
+        <w:t>println!("JEsus is LORD");</w:t>
+      </w:r>
+    </w:p>
+    <w:p>
+      <w:pPr>
+        <w:pStyle w:val="Code"/>
+        <w:rPr>
+          <w:rFonts w:ascii="Consolas" w:hAnsi="Consolas"/>
+        </w:rPr>
+      </w:pPr>
+      <w:r>
+        <w:rPr>
+          <w:rFonts w:ascii="Consolas" w:hAnsi="Consolas"/>
+        </w:rPr>
+        <w:t xml:space="preserve">    </w:t>
+      </w:r>
+      <w:r>
+        <w:rPr>
+          <w:rFonts w:ascii="Consolas" w:hAnsi="Consolas"/>
+        </w:rPr>
+        <w:t>let y: bool = false;</w:t>
+      </w:r>
+    </w:p>
+    <w:p>
+      <w:pPr>
+        <w:pStyle w:val="Code"/>
+        <w:rPr>
+          <w:rFonts w:ascii="Consolas" w:hAnsi="Consolas"/>
+        </w:rPr>
+      </w:pPr>
+      <w:r>
+        <w:rPr>
+          <w:rFonts w:ascii="Consolas" w:hAnsi="Consolas"/>
+        </w:rPr>
+        <w:t xml:space="preserve">    </w:t>
+      </w:r>
+      <w:r>
+        <w:rPr>
+          <w:rFonts w:ascii="Consolas" w:hAnsi="Consolas"/>
+        </w:rPr>
+        <w:t>// Here's a comment</w:t>
+      </w:r>
+    </w:p>
+    <w:p>
+      <w:pPr>
+        <w:pStyle w:val="Code"/>
+        <w:rPr>
+          <w:rFonts w:ascii="Consolas" w:hAnsi="Consolas"/>
+        </w:rPr>
+      </w:pPr>
+      <w:r>
+        <w:rPr>
+          <w:rFonts w:ascii="Consolas" w:hAnsi="Consolas"/>
+        </w:rPr>
+        <w:t>}</w:t>
+      </w:r>
+    </w:p>
+    <w:p>
+      <w:pPr>
+        <w:pStyle w:val="P1"/>
+        <w:rPr>
+          <w:color w:val="auto"/>
+        </w:rPr>
+      </w:pPr>
+      <w:r>
+        <w:rPr>
+          <w:color w:val="auto"/>
+        </w:rPr>
+      </w:r>
+    </w:p>
+    <w:p>
+      <w:pPr>
+        <w:pStyle w:val="P1"/>
+        <w:rPr>
+          <w:color w:val="auto"/>
+        </w:rPr>
+      </w:pPr>
+      <w:r>
+        <w:rPr>
+          <w:color w:val="auto"/>
+        </w:rPr>
+        <w:t>Код 1.2 — Помилковий код</w:t>
+      </w:r>
+    </w:p>
+    <w:p>
+      <w:pPr>
+        <w:pStyle w:val="Code"/>
+        <w:rPr>
+          <w:rFonts w:ascii="Consolas" w:hAnsi="Consolas"/>
+        </w:rPr>
+      </w:pPr>
+      <w:r>
+        <w:rPr>
+          <w:rFonts w:ascii="Consolas" w:hAnsi="Consolas"/>
+        </w:rPr>
+        <w:t>fn main() {</w:t>
+      </w:r>
+    </w:p>
+    <w:p>
+      <w:pPr>
+        <w:pStyle w:val="Code"/>
+        <w:rPr>
+          <w:rFonts w:ascii="Consolas" w:hAnsi="Consolas"/>
+        </w:rPr>
+      </w:pPr>
+      <w:r>
+        <w:rPr>
+          <w:rFonts w:ascii="Consolas" w:hAnsi="Consolas"/>
+        </w:rPr>
+        <w:t xml:space="preserve">    </w:t>
+      </w:r>
+      <w:r>
+        <w:rPr>
+          <w:rFonts w:ascii="Consolas" w:hAnsi="Consolas"/>
+        </w:rPr>
+        <w:t>let x = 0</w:t>
+      </w:r>
+    </w:p>
+    <w:p>
+      <w:pPr>
+        <w:pStyle w:val="Code"/>
+        <w:rPr>
+          <w:rFonts w:ascii="Consolas" w:hAnsi="Consolas"/>
+        </w:rPr>
+      </w:pPr>
+      <w:r>
+        <w:rPr>
+          <w:rFonts w:ascii="Consolas" w:hAnsi="Consolas"/>
+        </w:rPr>
+        <w:t xml:space="preserve">    </w:t>
+      </w:r>
+      <w:r>
+        <w:rPr>
+          <w:rFonts w:ascii="Consolas" w:hAnsi="Consolas"/>
+        </w:rPr>
+        <w:t>let y = 3</w:t>
+      </w:r>
+    </w:p>
+    <w:p>
+      <w:pPr>
+        <w:pStyle w:val="Code"/>
+        <w:rPr>
+          <w:rFonts w:ascii="Consolas" w:hAnsi="Consolas"/>
+        </w:rPr>
+      </w:pPr>
+      <w:r>
+        <w:rPr>
+          <w:rFonts w:ascii="Consolas" w:hAnsi="Consolas"/>
+        </w:rPr>
+        <w:t xml:space="preserve">    </w:t>
+      </w:r>
+      <w:r>
+        <w:rPr>
+          <w:rFonts w:ascii="Consolas" w:hAnsi="Consolas"/>
+        </w:rPr>
+        <w:t>bool start = false</w:t>
+      </w:r>
+    </w:p>
+    <w:p>
+      <w:pPr>
+        <w:pStyle w:val="Code"/>
+        <w:rPr>
+          <w:rFonts w:ascii="Consolas" w:hAnsi="Consolas"/>
+        </w:rPr>
+      </w:pPr>
+      <w:r>
+        <w:rPr>
+          <w:rFonts w:ascii="Consolas" w:hAnsi="Consolas"/>
+        </w:rPr>
+        <w:t>}</w:t>
+      </w:r>
+    </w:p>
+    <w:p>
+      <w:pPr>
+        <w:pStyle w:val="P1"/>
+        <w:rPr>
+          <w:color w:val="auto"/>
+        </w:rPr>
+      </w:pPr>
+      <w:r>
+        <w:rPr>
+          <w:color w:val="auto"/>
+        </w:rPr>
+      </w:r>
+    </w:p>
+    <w:p>
+      <w:pPr>
+        <w:pStyle w:val="P1"/>
+        <w:rPr>
+          <w:color w:val="auto"/>
+          <w:lang w:val="uk-UA"/>
+        </w:rPr>
+      </w:pPr>
+      <w:r>
+        <w:rPr>
+          <w:color w:val="auto"/>
+          <w:lang w:val="uk-UA"/>
+        </w:rPr>
+        <w:t>Результати:</w:t>
+      </w:r>
+    </w:p>
+    <w:p>
+      <w:pPr>
+        <w:pStyle w:val="P1"/>
+        <w:rPr>
+          <w:color w:val="auto"/>
+          <w:lang w:val="uk-UA"/>
+        </w:rPr>
+      </w:pPr>
+      <w:r>
+        <w:rPr>
+          <w:color w:val="auto"/>
+          <w:lang w:val="uk-UA"/>
+        </w:rPr>
+      </w:r>
+    </w:p>
+    <w:p>
+      <w:pPr>
+        <w:pStyle w:val="img1"/>
+        <w:rPr/>
+      </w:pPr>
+      <w:r>
+        <w:rPr/>
+        <w:drawing>
+          <wp:inline distT="0" distB="0" distL="0" distR="0">
+            <wp:extent cx="5561965" cy="3902075"/>
+            <wp:effectExtent l="0" t="0" r="0" b="0"/>
+            <wp:docPr id="1" name="Зображення2"/>
+            <wp:cNvGraphicFramePr>
+              <a:graphicFrameLocks xmlns:a="http://schemas.openxmlformats.org/drawingml/2006/main" noChangeAspect="1"/>
+            </wp:cNvGraphicFramePr>
+            <a:graphic xmlns:a="http://schemas.openxmlformats.org/drawingml/2006/main">
+              <a:graphicData uri="http://schemas.openxmlformats.org/drawingml/2006/picture">
+                <pic:pic xmlns:pic="http://schemas.openxmlformats.org/drawingml/2006/picture">
+                  <pic:nvPicPr>
+                    <pic:cNvPr id="1" name="Зображення2"/>
+                    <pic:cNvPicPr>
+                      <a:picLocks noChangeAspect="1" noChangeArrowheads="1"/>
+                    </pic:cNvPicPr>
+                  </pic:nvPicPr>
+                  <pic:blipFill>
+                    <a:blip r:embed="rId2"/>
+                    <a:stretch>
+                      <a:fillRect/>
+                    </a:stretch>
+                  </pic:blipFill>
+                  <pic:spPr bwMode="auto">
+                    <a:xfrm>
+                      <a:off x="0" y="0"/>
+                      <a:ext cx="5561965" cy="3902075"/>
+                    </a:xfrm>
+                    <a:prstGeom prst="rect">
+                      <a:avLst/>
+                    </a:prstGeom>
+                    <a:noFill/>
+                  </pic:spPr>
+                </pic:pic>
+              </a:graphicData>
+            </a:graphic>
+          </wp:inline>
+        </w:drawing>
+      </w:r>
+    </w:p>
+    <w:p>
+      <w:pPr>
+        <w:pStyle w:val="img1"/>
+        <w:rPr/>
+      </w:pPr>
+      <w:r>
+        <w:rPr/>
+        <w:t>Рисунок 1.1 — Результати виконання безпомилкової програми</w:t>
+      </w:r>
+    </w:p>
+    <w:p>
+      <w:pPr>
+        <w:pStyle w:val="P1"/>
+        <w:rPr>
+          <w:color w:val="auto"/>
+          <w:lang w:val="uk-UA"/>
+        </w:rPr>
+      </w:pPr>
+      <w:r>
+        <w:rPr>
+          <w:color w:val="auto"/>
+          <w:lang w:val="uk-UA"/>
+        </w:rPr>
+      </w:r>
+    </w:p>
+    <w:p>
+      <w:pPr>
+        <w:pStyle w:val="img1"/>
+        <w:rPr>
+          <w:color w:val="auto"/>
+        </w:rPr>
+      </w:pPr>
+      <w:r>
+        <w:rPr>
+          <w:color w:val="auto"/>
+        </w:rPr>
+        <w:drawing>
+          <wp:inline distT="0" distB="0" distL="0" distR="0">
+            <wp:extent cx="5600065" cy="3928745"/>
+            <wp:effectExtent l="0" t="0" r="0" b="0"/>
+            <wp:docPr id="2" name="Зображення1"/>
+            <wp:cNvGraphicFramePr>
+              <a:graphicFrameLocks xmlns:a="http://schemas.openxmlformats.org/drawingml/2006/main" noChangeAspect="1"/>
+            </wp:cNvGraphicFramePr>
+            <a:graphic xmlns:a="http://schemas.openxmlformats.org/drawingml/2006/main">
+              <a:graphicData uri="http://schemas.openxmlformats.org/drawingml/2006/picture">
+                <pic:pic xmlns:pic="http://schemas.openxmlformats.org/drawingml/2006/picture">
+                  <pic:nvPicPr>
+                    <pic:cNvPr id="2" name="Зображення1"/>
+                    <pic:cNvPicPr>
+                      <a:picLocks noChangeAspect="1" noChangeArrowheads="1"/>
+                    </pic:cNvPicPr>
+                  </pic:nvPicPr>
+                  <pic:blipFill>
+                    <a:blip r:embed="rId3"/>
+                    <a:stretch>
+                      <a:fillRect/>
+                    </a:stretch>
+                  </pic:blipFill>
+                  <pic:spPr bwMode="auto">
+                    <a:xfrm>
+                      <a:off x="0" y="0"/>
+                      <a:ext cx="5600065" cy="3928745"/>
+                    </a:xfrm>
+                    <a:prstGeom prst="rect">
+                      <a:avLst/>
+                    </a:prstGeom>
+                    <a:noFill/>
+                  </pic:spPr>
+                </pic:pic>
+              </a:graphicData>
+            </a:graphic>
+          </wp:inline>
+        </w:drawing>
+      </w:r>
+    </w:p>
+    <w:p>
+      <w:pPr>
+        <w:pStyle w:val="img1"/>
+        <w:rPr>
+          <w:color w:val="auto"/>
+        </w:rPr>
+      </w:pPr>
+      <w:r>
+        <w:rPr>
+          <w:color w:val="auto"/>
+        </w:rPr>
+        <w:t>Рисунок 1.</w:t>
+      </w:r>
+      <w:r>
+        <w:rPr>
+          <w:color w:val="auto"/>
+        </w:rPr>
+        <w:t>2</w:t>
+      </w:r>
+      <w:r>
+        <w:rPr>
+          <w:color w:val="auto"/>
+        </w:rPr>
+        <w:t xml:space="preserve"> — </w:t>
+      </w:r>
+      <w:r>
+        <w:rPr>
+          <w:color w:val="auto"/>
+        </w:rPr>
+        <w:t>Результати виконання помилкової програми</w:t>
       </w:r>
     </w:p>
     <w:p>
       <w:pPr>
         <w:pStyle w:val="h11"/>
         <w:ind w:hanging="0" w:left="0"/>
-        <w:rPr/>
+        <w:rPr>
+          <w:color w:val="auto"/>
+        </w:rPr>
       </w:pPr>
       <w:r>
-        <w:rPr/>
-        <w:t>Висновки</w:t>
-      </w:r>
-    </w:p>
-    <w:p>
-      <w:pPr>
-        <w:pStyle w:val="p11"/>
-        <w:rPr/>
-      </w:pPr>
-      <w:r>
-        <w:rPr/>
-      </w:r>
-    </w:p>
-    <w:p>
-      <w:pPr>
-        <w:pStyle w:val="p11"/>
-        <w:rPr/>
-      </w:pPr>
-      <w:r>
-        <w:rPr/>
-        <w:t>Благодаттю Господа Ісуса Христа зроблено роботу.</w:t>
-      </w:r>
-    </w:p>
-    <w:p>
-      <w:pPr>
-        <w:pStyle w:val="p11"/>
-        <w:rPr/>
-      </w:pPr>
-      <w:r>
-        <w:rPr/>
+        <w:rPr>
+          <w:color w:val="auto"/>
+        </w:rPr>
       </w:r>
     </w:p>
     <w:p>
       <w:pPr>
         <w:pStyle w:val="h11"/>
         <w:ind w:hanging="0" w:left="0"/>
-        <w:rPr/>
+        <w:rPr>
+          <w:color w:val="auto"/>
+        </w:rPr>
       </w:pPr>
       <w:r>
-        <w:rPr/>
+        <w:rPr>
+          <w:color w:val="auto"/>
+        </w:rPr>
         <w:t>Питання</w:t>
       </w:r>
     </w:p>
@@ -817,7 +9265,7 @@
     <w:pPr>
       <w:widowControl/>
       <w:suppressAutoHyphens w:val="true"/>
-      <w:overflowPunct w:val="false"/>
+      <w:overflowPunct w:val="true"/>
       <w:bidi w:val="0"/>
       <w:spacing w:lineRule="auto" w:line="360" w:before="0" w:after="0"/>
       <w:ind w:firstLine="851"/>
@@ -1156,12 +9604,12 @@
       <w:lang w:val="en-US" w:eastAsia="uk-UA"/>
     </w:rPr>
   </w:style>
-  <w:style w:type="character" w:styleId="user">
-    <w:name w:val="Символ нумерації (user)"/>
+  <w:style w:type="character" w:styleId="Style12">
+    <w:name w:val="Символ нумерації"/>
     <w:qFormat/>
     <w:rPr/>
   </w:style>
-  <w:style w:type="paragraph" w:styleId="Style12">
+  <w:style w:type="paragraph" w:styleId="Style13">
     <w:name w:val="Заголовок"/>
     <w:basedOn w:val="Normal"/>
     <w:next w:val="BodyText"/>
@@ -1171,7 +9619,7 @@
       <w:spacing w:before="240" w:after="120"/>
     </w:pPr>
     <w:rPr>
-      <w:rFonts w:ascii="Liberation Sans" w:hAnsi="Liberation Sans" w:eastAsia="Microsoft YaHei" w:cs="Arial Unicode MS"/>
+      <w:rFonts w:ascii="Liberation Sans" w:hAnsi="Liberation Sans" w:eastAsia="Microsoft YaHei" w:cs="Lucida Sans"/>
       <w:sz w:val="28"/>
       <w:szCs w:val="28"/>
     </w:rPr>
@@ -1208,8 +9656,34 @@
       <w:szCs w:val="24"/>
     </w:rPr>
   </w:style>
-  <w:style w:type="paragraph" w:styleId="Style13">
+  <w:style w:type="paragraph" w:styleId="Style14">
     <w:name w:val="Покажчик"/>
+    <w:basedOn w:val="Normal"/>
+    <w:qFormat/>
+    <w:pPr>
+      <w:suppressLineNumbers/>
+    </w:pPr>
+    <w:rPr>
+      <w:rFonts w:cs="Lucida Sans"/>
+    </w:rPr>
+  </w:style>
+  <w:style w:type="paragraph" w:styleId="user">
+    <w:name w:val="Заголовок (user)"/>
+    <w:basedOn w:val="Normal"/>
+    <w:next w:val="BodyText"/>
+    <w:qFormat/>
+    <w:pPr>
+      <w:keepNext w:val="true"/>
+      <w:spacing w:before="240" w:after="120"/>
+    </w:pPr>
+    <w:rPr>
+      <w:rFonts w:ascii="Liberation Sans" w:hAnsi="Liberation Sans" w:eastAsia="Microsoft YaHei" w:cs="Arial Unicode MS"/>
+      <w:sz w:val="28"/>
+      <w:szCs w:val="28"/>
+    </w:rPr>
+  </w:style>
+  <w:style w:type="paragraph" w:styleId="user1">
+    <w:name w:val="Покажчик (user)"/>
     <w:basedOn w:val="Normal"/>
     <w:qFormat/>
     <w:pPr>
@@ -1219,35 +9693,9 @@
       <w:rFonts w:cs="Arial Unicode MS"/>
     </w:rPr>
   </w:style>
-  <w:style w:type="paragraph" w:styleId="user1">
-    <w:name w:val="Заголовок (user)"/>
-    <w:basedOn w:val="Normal"/>
-    <w:next w:val="BodyText"/>
-    <w:qFormat/>
-    <w:pPr>
-      <w:keepNext w:val="true"/>
-      <w:spacing w:before="240" w:after="120"/>
-    </w:pPr>
-    <w:rPr>
-      <w:rFonts w:ascii="Liberation Sans" w:hAnsi="Liberation Sans" w:eastAsia="Microsoft YaHei" w:cs="Lucida Sans"/>
-      <w:sz w:val="28"/>
-      <w:szCs w:val="28"/>
-    </w:rPr>
-  </w:style>
-  <w:style w:type="paragraph" w:styleId="user2">
-    <w:name w:val="Покажчик (user)"/>
-    <w:basedOn w:val="Normal"/>
-    <w:qFormat/>
-    <w:pPr>
-      <w:suppressLineNumbers/>
-    </w:pPr>
-    <w:rPr>
-      <w:rFonts w:cs="Lucida Sans"/>
-    </w:rPr>
-  </w:style>
   <w:style w:type="paragraph" w:styleId="IndexHeading">
     <w:name w:val="index heading"/>
-    <w:basedOn w:val="Style12"/>
+    <w:basedOn w:val="user"/>
     <w:pPr/>
     <w:rPr/>
   </w:style>
@@ -1340,7 +9788,9 @@
     <w:next w:val="P1"/>
     <w:link w:val="H3Char"/>
     <w:qFormat/>
-    <w:pPr/>
+    <w:pPr>
+      <w:spacing w:before="0" w:after="0"/>
+    </w:pPr>
     <w:rPr>
       <w:rFonts w:ascii="Times New Roman" w:hAnsi="Times New Roman" w:cs="Times New Roman"/>
       <w:b/>
@@ -1502,8 +9952,8 @@
     </w:pPr>
     <w:rPr/>
   </w:style>
-  <w:style w:type="paragraph" w:styleId="Style14">
-    <w:name w:val="Верхній і нижній колонтитули"/>
+  <w:style w:type="paragraph" w:styleId="user2">
+    <w:name w:val="Верхній і нижній колонтитули (user)"/>
     <w:basedOn w:val="Normal"/>
     <w:qFormat/>
     <w:pPr>
@@ -1516,8 +9966,8 @@
     </w:pPr>
     <w:rPr/>
   </w:style>
-  <w:style w:type="paragraph" w:styleId="user3">
-    <w:name w:val="Верхній і нижній колонтитули (user)"/>
+  <w:style w:type="paragraph" w:styleId="Style15">
+    <w:name w:val="Верхній і нижній колонтитули"/>
     <w:basedOn w:val="Normal"/>
     <w:qFormat/>
     <w:pPr/>
@@ -1525,14 +9975,14 @@
   </w:style>
   <w:style w:type="paragraph" w:styleId="Footer">
     <w:name w:val="footer"/>
-    <w:basedOn w:val="Style14"/>
+    <w:basedOn w:val="user2"/>
     <w:pPr>
       <w:suppressLineNumbers/>
     </w:pPr>
     <w:rPr/>
   </w:style>
-  <w:style w:type="numbering" w:styleId="Style15">
-    <w:name w:val="Без маркерів"/>
+  <w:style w:type="numbering" w:styleId="user3">
+    <w:name w:val="Без маркерів (user)"/>
     <w:qFormat/>
   </w:style>
 </w:styles>

--- a/42SI Stvorennja IDE/2/SI_KNT-122_Onyshchenko_19_PR2.docx
+++ b/42SI Stvorennja IDE/2/SI_KNT-122_Onyshchenko_19_PR2.docx
@@ -9227,6 +9227,121 @@
           <w:color w:val="auto"/>
         </w:rPr>
         <w:t>Питання</w:t>
+      </w:r>
+    </w:p>
+    <w:p>
+      <w:pPr>
+        <w:pStyle w:val="H2"/>
+        <w:rPr/>
+      </w:pPr>
+      <w:r>
+        <w:rPr/>
+        <w:t>Які завдання розв’язуються в процесі синтаксичного аналізу?</w:t>
+      </w:r>
+    </w:p>
+    <w:p>
+      <w:pPr>
+        <w:pStyle w:val="P1"/>
+        <w:rPr/>
+      </w:pPr>
+      <w:r>
+        <w:rPr/>
+      </w:r>
+    </w:p>
+    <w:p>
+      <w:pPr>
+        <w:pStyle w:val="P1"/>
+        <w:rPr/>
+      </w:pPr>
+      <w:r>
+        <w:rPr/>
+        <w:t>Основним завданням є перевірка структури тексту, чи відповідає вона правилам мови.</w:t>
+      </w:r>
+    </w:p>
+    <w:p>
+      <w:pPr>
+        <w:pStyle w:val="P1"/>
+        <w:rPr/>
+      </w:pPr>
+      <w:r>
+        <w:rPr/>
+      </w:r>
+    </w:p>
+    <w:p>
+      <w:pPr>
+        <w:pStyle w:val="H2"/>
+        <w:rPr/>
+      </w:pPr>
+      <w:r>
+        <w:rPr/>
+        <w:t>Що таке контекстно-вільна граматика?</w:t>
+      </w:r>
+    </w:p>
+    <w:p>
+      <w:pPr>
+        <w:pStyle w:val="P1"/>
+        <w:rPr/>
+      </w:pPr>
+      <w:r>
+        <w:rPr/>
+      </w:r>
+    </w:p>
+    <w:p>
+      <w:pPr>
+        <w:pStyle w:val="P1"/>
+        <w:rPr/>
+      </w:pPr>
+      <w:r>
+        <w:rPr/>
+        <w:t>Набір формальних правил, які визначають як будуються речення в мові.</w:t>
+      </w:r>
+    </w:p>
+    <w:p>
+      <w:pPr>
+        <w:pStyle w:val="P1"/>
+        <w:rPr/>
+      </w:pPr>
+      <w:r>
+        <w:rPr/>
+      </w:r>
+    </w:p>
+    <w:p>
+      <w:pPr>
+        <w:pStyle w:val="H2"/>
+        <w:rPr/>
+      </w:pPr>
+      <w:r>
+        <w:rPr/>
+        <w:t>Чим відрізняється та в чому полягають низхідний та висхідний синтаксичний аналіз?</w:t>
+      </w:r>
+    </w:p>
+    <w:p>
+      <w:pPr>
+        <w:pStyle w:val="P1"/>
+        <w:rPr/>
+      </w:pPr>
+      <w:r>
+        <w:rPr/>
+      </w:r>
+    </w:p>
+    <w:p>
+      <w:pPr>
+        <w:pStyle w:val="P1"/>
+        <w:rPr/>
+      </w:pPr>
+      <w:r>
+        <w:rPr/>
+        <w:t>Низхідний будує дерево від кореня до листів.</w:t>
+      </w:r>
+    </w:p>
+    <w:p>
+      <w:pPr>
+        <w:pStyle w:val="P1"/>
+        <w:rPr/>
+      </w:pPr>
+      <w:r>
+        <w:rPr/>
+        <w:t>Висхідний будує від листя до кореня.</w:t>
       </w:r>
     </w:p>
     <w:sectPr>
